--- a/01-电源电路/02-开关电源/PFC功率因数校正/无桥PFC电路/无桥PFC电路.docx
+++ b/01-电源电路/02-开关电源/PFC功率因数校正/无桥PFC电路/无桥PFC电路.docx
@@ -2235,6 +2235,20 @@
     </w:p>
     <w:bookmarkEnd w:id="26"/>
     <w:bookmarkEnd w:id="27"/>
+    <w:p>
+      <w:pPr>
+        <w:spacing w:before="360"/>
+        <w:jc w:val="center"/>
+      </w:pPr>
+      <w:r>
+        <w:rPr>
+          <w:rFonts w:ascii="Times New Roman" w:hAnsi="Times New Roman"/>
+          <w:color w:val="555555"/>
+          <w:sz w:val="21"/>
+        </w:rPr>
+        <w:t>材料收集者：杜文杰</w:t>
+      </w:r>
+    </w:p>
     <w:sectPr>
       <w:headerReference r:id="rId9" w:type="default"/>
       <w:footerReference r:id="rId10" w:type="default"/>

--- a/01-电源电路/02-开关电源/PFC功率因数校正/无桥PFC电路/无桥PFC电路.docx
+++ b/01-电源电路/02-开关电源/PFC功率因数校正/无桥PFC电路/无桥PFC电路.docx
@@ -1,6 +1,6 @@
 
 <file path=word/document.xml><?xml version="1.0" encoding="utf-8"?>
-<w:document xmlns:w="http://schemas.openxmlformats.org/wordprocessingml/2006/main" xmlns:m="http://schemas.openxmlformats.org/officeDocument/2006/math" xmlns:r="http://schemas.openxmlformats.org/officeDocument/2006/relationships" xmlns:o="urn:schemas-microsoft-com:office:office" xmlns:v="urn:schemas-microsoft-com:vml" xmlns:w10="urn:schemas-microsoft-com:office:word" xmlns:a="http://schemas.openxmlformats.org/drawingml/2006/main" xmlns:pic="http://schemas.openxmlformats.org/drawingml/2006/picture" xmlns:wp="http://schemas.openxmlformats.org/drawingml/2006/wordprocessingDrawing">
+<w:document xmlns:m="http://schemas.openxmlformats.org/officeDocument/2006/math" xmlns:r="http://schemas.openxmlformats.org/officeDocument/2006/relationships" xmlns:w="http://schemas.openxmlformats.org/wordprocessingml/2006/main" xmlns:o="urn:schemas-microsoft-com:office:office" xmlns:v="urn:schemas-microsoft-com:vml" xmlns:w10="urn:schemas-microsoft-com:office:word" xmlns:a="http://schemas.openxmlformats.org/drawingml/2006/main" xmlns:pic="http://schemas.openxmlformats.org/drawingml/2006/picture" xmlns:wp="http://schemas.openxmlformats.org/drawingml/2006/wordprocessingDrawing">
   <w:body>
     <w:bookmarkStart w:id="27" w:name="无桥-pfc-电路"/>
     <w:p>
@@ -9,16 +9,19 @@
       </w:pPr>
       <w:r>
         <w:rPr>
-          <w:rFonts w:hint="eastAsia"/>
+          <w:rFonts w:hint="eastAsia" w:eastAsia="黑体"/>
         </w:rPr>
         <w:t xml:space="preserve">无桥</w:t>
       </w:r>
       <w:r>
+        <w:rPr>
+          <w:rFonts w:eastAsia="黑体"/>
+        </w:rPr>
         <w:t xml:space="preserve"> PFC </w:t>
       </w:r>
       <w:r>
         <w:rPr>
-          <w:rFonts w:hint="eastAsia"/>
+          <w:rFonts w:hint="eastAsia" w:eastAsia="黑体"/>
         </w:rPr>
         <w:t xml:space="preserve">电路</w:t>
       </w:r>
@@ -30,7 +33,7 @@
       </w:pPr>
       <w:r>
         <w:rPr>
-          <w:rFonts w:hint="eastAsia"/>
+          <w:rFonts w:hint="eastAsia" w:eastAsia="黑体"/>
         </w:rPr>
         <w:t xml:space="preserve">拓扑描述</w:t>
       </w:r>
@@ -41,128 +44,170 @@
       </w:pPr>
       <w:r>
         <w:rPr>
-          <w:rFonts w:hint="eastAsia"/>
+          <w:rFonts w:hint="eastAsia" w:eastAsia="黑体"/>
         </w:rPr>
         <w:t xml:space="preserve">电路由两个升压电感</w:t>
       </w:r>
       <w:r>
+        <w:rPr>
+          <w:rFonts w:eastAsia="黑体"/>
+        </w:rPr>
         <w:t xml:space="preserve"> </w:t>
       </w:r>
       <w:r>
         <w:rPr>
-          <w:rFonts w:hint="eastAsia"/>
+          <w:rFonts w:hint="eastAsia" w:eastAsia="黑体"/>
         </w:rPr>
         <w:t xml:space="preserve">L1、L2，两个开关管</w:t>
       </w:r>
       <w:r>
+        <w:rPr>
+          <w:rFonts w:eastAsia="黑体"/>
+        </w:rPr>
         <w:t xml:space="preserve"> </w:t>
       </w:r>
       <w:r>
         <w:rPr>
-          <w:rFonts w:hint="eastAsia"/>
+          <w:rFonts w:hint="eastAsia" w:eastAsia="黑体"/>
         </w:rPr>
         <w:t xml:space="preserve">S1、S2，两个续流二极管</w:t>
       </w:r>
       <w:r>
+        <w:rPr>
+          <w:rFonts w:eastAsia="黑体"/>
+        </w:rPr>
         <w:t xml:space="preserve"> D1、D2 </w:t>
       </w:r>
       <w:r>
         <w:rPr>
-          <w:rFonts w:hint="eastAsia"/>
+          <w:rFonts w:hint="eastAsia" w:eastAsia="黑体"/>
         </w:rPr>
         <w:t xml:space="preserve">与输出电容</w:t>
       </w:r>
       <w:r>
+        <w:rPr>
+          <w:rFonts w:eastAsia="黑体"/>
+        </w:rPr>
         <w:t xml:space="preserve"> C </w:t>
       </w:r>
       <w:r>
         <w:rPr>
-          <w:rFonts w:hint="eastAsia"/>
+          <w:rFonts w:hint="eastAsia" w:eastAsia="黑体"/>
         </w:rPr>
         <w:t xml:space="preserve">构成的无整流桥功率因数校正拓扑。关键节点如下：交流输入两线分别接升压电感</w:t>
       </w:r>
       <w:r>
+        <w:rPr>
+          <w:rFonts w:eastAsia="黑体"/>
+        </w:rPr>
         <w:t xml:space="preserve"> L1、L2 </w:t>
       </w:r>
       <w:r>
         <w:rPr>
-          <w:rFonts w:hint="eastAsia"/>
+          <w:rFonts w:hint="eastAsia" w:eastAsia="黑体"/>
         </w:rPr>
         <w:t xml:space="preserve">的入端；开关节点</w:t>
       </w:r>
       <w:r>
+        <w:rPr>
+          <w:rFonts w:eastAsia="黑体"/>
+        </w:rPr>
         <w:t xml:space="preserve"> SW1 </w:t>
       </w:r>
       <w:r>
         <w:rPr>
-          <w:rFonts w:hint="eastAsia"/>
+          <w:rFonts w:hint="eastAsia" w:eastAsia="黑体"/>
         </w:rPr>
         <w:t xml:space="preserve">由</w:t>
       </w:r>
       <w:r>
+        <w:rPr>
+          <w:rFonts w:eastAsia="黑体"/>
+        </w:rPr>
         <w:t xml:space="preserve"> L1 </w:t>
       </w:r>
       <w:r>
         <w:rPr>
-          <w:rFonts w:hint="eastAsia"/>
+          <w:rFonts w:hint="eastAsia" w:eastAsia="黑体"/>
         </w:rPr>
         <w:t xml:space="preserve">的出端、开关管</w:t>
       </w:r>
       <w:r>
+        <w:rPr>
+          <w:rFonts w:eastAsia="黑体"/>
+        </w:rPr>
         <w:t xml:space="preserve"> S1 </w:t>
       </w:r>
       <w:r>
         <w:rPr>
-          <w:rFonts w:hint="eastAsia"/>
+          <w:rFonts w:hint="eastAsia" w:eastAsia="黑体"/>
         </w:rPr>
         <w:t xml:space="preserve">的漏极与二极管</w:t>
       </w:r>
       <w:r>
+        <w:rPr>
+          <w:rFonts w:eastAsia="黑体"/>
+        </w:rPr>
         <w:t xml:space="preserve"> D1 </w:t>
       </w:r>
       <w:r>
         <w:rPr>
-          <w:rFonts w:hint="eastAsia"/>
+          <w:rFonts w:hint="eastAsia" w:eastAsia="黑体"/>
         </w:rPr>
         <w:t xml:space="preserve">的阳极相连而成，开关节点</w:t>
       </w:r>
       <w:r>
+        <w:rPr>
+          <w:rFonts w:eastAsia="黑体"/>
+        </w:rPr>
         <w:t xml:space="preserve"> SW2 </w:t>
       </w:r>
       <w:r>
         <w:rPr>
-          <w:rFonts w:hint="eastAsia"/>
+          <w:rFonts w:hint="eastAsia" w:eastAsia="黑体"/>
         </w:rPr>
         <w:t xml:space="preserve">由</w:t>
       </w:r>
       <w:r>
+        <w:rPr>
+          <w:rFonts w:eastAsia="黑体"/>
+        </w:rPr>
         <w:t xml:space="preserve"> L2 </w:t>
       </w:r>
       <w:r>
         <w:rPr>
-          <w:rFonts w:hint="eastAsia"/>
+          <w:rFonts w:hint="eastAsia" w:eastAsia="黑体"/>
         </w:rPr>
         <w:t xml:space="preserve">的出端、开关管</w:t>
       </w:r>
       <w:r>
+        <w:rPr>
+          <w:rFonts w:eastAsia="黑体"/>
+        </w:rPr>
         <w:t xml:space="preserve"> S2 </w:t>
       </w:r>
       <w:r>
         <w:rPr>
-          <w:rFonts w:hint="eastAsia"/>
+          <w:rFonts w:hint="eastAsia" w:eastAsia="黑体"/>
         </w:rPr>
         <w:t xml:space="preserve">的漏极与二极管</w:t>
       </w:r>
       <w:r>
+        <w:rPr>
+          <w:rFonts w:eastAsia="黑体"/>
+        </w:rPr>
         <w:t xml:space="preserve"> D2 </w:t>
       </w:r>
       <w:r>
         <w:rPr>
-          <w:rFonts w:hint="eastAsia"/>
+          <w:rFonts w:hint="eastAsia" w:eastAsia="黑体"/>
         </w:rPr>
         <w:t xml:space="preserve">的阳极相连而成；输出节点</w:t>
       </w:r>
       <w:r>
+        <w:rPr>
+          <w:rFonts w:eastAsia="黑体"/>
+        </w:rPr>
         <w:t xml:space="preserve"> </w:t>
       </w:r>
       <m:oMath>
@@ -186,47 +231,62 @@
         </m:sSub>
       </m:oMath>
       <w:r>
+        <w:rPr>
+          <w:rFonts w:eastAsia="黑体"/>
+        </w:rPr>
         <w:t xml:space="preserve"> </w:t>
       </w:r>
       <w:r>
         <w:rPr>
-          <w:rFonts w:hint="eastAsia"/>
+          <w:rFonts w:hint="eastAsia" w:eastAsia="黑体"/>
         </w:rPr>
         <w:t xml:space="preserve">由二极管</w:t>
       </w:r>
       <w:r>
+        <w:rPr>
+          <w:rFonts w:eastAsia="黑体"/>
+        </w:rPr>
         <w:t xml:space="preserve"> D1、D2 </w:t>
       </w:r>
       <w:r>
         <w:rPr>
-          <w:rFonts w:hint="eastAsia"/>
+          <w:rFonts w:hint="eastAsia" w:eastAsia="黑体"/>
         </w:rPr>
         <w:t xml:space="preserve">的阴极与输出电容</w:t>
       </w:r>
       <w:r>
+        <w:rPr>
+          <w:rFonts w:eastAsia="黑体"/>
+        </w:rPr>
         <w:t xml:space="preserve"> C </w:t>
       </w:r>
       <w:r>
         <w:rPr>
-          <w:rFonts w:hint="eastAsia"/>
+          <w:rFonts w:hint="eastAsia" w:eastAsia="黑体"/>
         </w:rPr>
         <w:t xml:space="preserve">的上端相连并接负载；开关管</w:t>
       </w:r>
       <w:r>
+        <w:rPr>
+          <w:rFonts w:eastAsia="黑体"/>
+        </w:rPr>
         <w:t xml:space="preserve"> S1、S2 </w:t>
       </w:r>
       <w:r>
         <w:rPr>
-          <w:rFonts w:hint="eastAsia"/>
+          <w:rFonts w:hint="eastAsia" w:eastAsia="黑体"/>
         </w:rPr>
         <w:t xml:space="preserve">的源极与输出电容</w:t>
       </w:r>
       <w:r>
+        <w:rPr>
+          <w:rFonts w:eastAsia="黑体"/>
+        </w:rPr>
         <w:t xml:space="preserve"> C </w:t>
       </w:r>
       <w:r>
         <w:rPr>
-          <w:rFonts w:hint="eastAsia"/>
+          <w:rFonts w:hint="eastAsia" w:eastAsia="黑体"/>
         </w:rPr>
         <w:t xml:space="preserve">的下端一并接输出负端（地）。</w:t>
       </w:r>
@@ -235,124 +295,163 @@
       <w:pPr/>
       <w:r>
         <w:rPr>
-          <w:rFonts w:hint="eastAsia"/>
+          <w:rFonts w:hint="eastAsia" w:eastAsia="黑体"/>
         </w:rPr>
         <w:t xml:space="preserve">各元件管脚连接：升压电感</w:t>
       </w:r>
       <w:r>
+        <w:rPr>
+          <w:rFonts w:eastAsia="黑体"/>
+        </w:rPr>
         <w:t xml:space="preserve"> L1 </w:t>
       </w:r>
       <w:r>
         <w:rPr>
-          <w:rFonts w:hint="eastAsia"/>
+          <w:rFonts w:hint="eastAsia" w:eastAsia="黑体"/>
         </w:rPr>
         <w:t xml:space="preserve">一端接交流输入一相、另一端接</w:t>
       </w:r>
       <w:r>
+        <w:rPr>
+          <w:rFonts w:eastAsia="黑体"/>
+        </w:rPr>
         <w:t xml:space="preserve"> </w:t>
       </w:r>
       <w:r>
         <w:rPr>
-          <w:rFonts w:hint="eastAsia"/>
+          <w:rFonts w:hint="eastAsia" w:eastAsia="黑体"/>
         </w:rPr>
         <w:t xml:space="preserve">SW1；升压电感</w:t>
       </w:r>
       <w:r>
+        <w:rPr>
+          <w:rFonts w:eastAsia="黑体"/>
+        </w:rPr>
         <w:t xml:space="preserve"> L2 </w:t>
       </w:r>
       <w:r>
         <w:rPr>
-          <w:rFonts w:hint="eastAsia"/>
+          <w:rFonts w:hint="eastAsia" w:eastAsia="黑体"/>
         </w:rPr>
         <w:t xml:space="preserve">一端接交流输入另一相、另一端接</w:t>
       </w:r>
       <w:r>
+        <w:rPr>
+          <w:rFonts w:eastAsia="黑体"/>
+        </w:rPr>
         <w:t xml:space="preserve"> </w:t>
       </w:r>
       <w:r>
         <w:rPr>
-          <w:rFonts w:hint="eastAsia"/>
+          <w:rFonts w:hint="eastAsia" w:eastAsia="黑体"/>
         </w:rPr>
         <w:t xml:space="preserve">SW2；开关管</w:t>
       </w:r>
       <w:r>
+        <w:rPr>
+          <w:rFonts w:eastAsia="黑体"/>
+        </w:rPr>
         <w:t xml:space="preserve"> S1 </w:t>
       </w:r>
       <w:r>
         <w:rPr>
-          <w:rFonts w:hint="eastAsia"/>
+          <w:rFonts w:hint="eastAsia" w:eastAsia="黑体"/>
         </w:rPr>
         <w:t xml:space="preserve">的漏极接</w:t>
       </w:r>
       <w:r>
+        <w:rPr>
+          <w:rFonts w:eastAsia="黑体"/>
+        </w:rPr>
         <w:t xml:space="preserve"> </w:t>
       </w:r>
       <w:r>
         <w:rPr>
-          <w:rFonts w:hint="eastAsia"/>
+          <w:rFonts w:hint="eastAsia" w:eastAsia="黑体"/>
         </w:rPr>
         <w:t xml:space="preserve">SW1、源极接输出负端、栅极接驱动信号；开关管</w:t>
       </w:r>
       <w:r>
+        <w:rPr>
+          <w:rFonts w:eastAsia="黑体"/>
+        </w:rPr>
         <w:t xml:space="preserve"> S2 </w:t>
       </w:r>
       <w:r>
         <w:rPr>
-          <w:rFonts w:hint="eastAsia"/>
+          <w:rFonts w:hint="eastAsia" w:eastAsia="黑体"/>
         </w:rPr>
         <w:t xml:space="preserve">的漏极接</w:t>
       </w:r>
       <w:r>
+        <w:rPr>
+          <w:rFonts w:eastAsia="黑体"/>
+        </w:rPr>
         <w:t xml:space="preserve"> </w:t>
       </w:r>
       <w:r>
         <w:rPr>
-          <w:rFonts w:hint="eastAsia"/>
+          <w:rFonts w:hint="eastAsia" w:eastAsia="黑体"/>
         </w:rPr>
         <w:t xml:space="preserve">SW2、源极接输出负端、栅极接驱动信号；续流二极管</w:t>
       </w:r>
       <w:r>
+        <w:rPr>
+          <w:rFonts w:eastAsia="黑体"/>
+        </w:rPr>
         <w:t xml:space="preserve"> D1 </w:t>
       </w:r>
       <w:r>
         <w:rPr>
-          <w:rFonts w:hint="eastAsia"/>
+          <w:rFonts w:hint="eastAsia" w:eastAsia="黑体"/>
         </w:rPr>
         <w:t xml:space="preserve">的阳极接</w:t>
       </w:r>
       <w:r>
+        <w:rPr>
+          <w:rFonts w:eastAsia="黑体"/>
+        </w:rPr>
         <w:t xml:space="preserve"> </w:t>
       </w:r>
       <w:r>
         <w:rPr>
-          <w:rFonts w:hint="eastAsia"/>
+          <w:rFonts w:hint="eastAsia" w:eastAsia="黑体"/>
         </w:rPr>
         <w:t xml:space="preserve">SW1、阴极接输出节点；续流二极管</w:t>
       </w:r>
       <w:r>
+        <w:rPr>
+          <w:rFonts w:eastAsia="黑体"/>
+        </w:rPr>
         <w:t xml:space="preserve"> D2 </w:t>
       </w:r>
       <w:r>
         <w:rPr>
-          <w:rFonts w:hint="eastAsia"/>
+          <w:rFonts w:hint="eastAsia" w:eastAsia="黑体"/>
         </w:rPr>
         <w:t xml:space="preserve">的阳极接</w:t>
       </w:r>
       <w:r>
+        <w:rPr>
+          <w:rFonts w:eastAsia="黑体"/>
+        </w:rPr>
         <w:t xml:space="preserve"> </w:t>
       </w:r>
       <w:r>
         <w:rPr>
-          <w:rFonts w:hint="eastAsia"/>
+          <w:rFonts w:hint="eastAsia" w:eastAsia="黑体"/>
         </w:rPr>
         <w:t xml:space="preserve">SW2、阴极接输出节点；输出电容</w:t>
       </w:r>
       <w:r>
+        <w:rPr>
+          <w:rFonts w:eastAsia="黑体"/>
+        </w:rPr>
         <w:t xml:space="preserve"> C </w:t>
       </w:r>
       <w:r>
         <w:rPr>
-          <w:rFonts w:hint="eastAsia"/>
+          <w:rFonts w:hint="eastAsia" w:eastAsia="黑体"/>
         </w:rPr>
         <w:t xml:space="preserve">一端接输出节点、另一端接输出负端。</w:t>
       </w:r>
@@ -361,25 +460,31 @@
       <w:pPr/>
       <w:r>
         <w:rPr>
-          <w:rFonts w:hint="eastAsia"/>
+          <w:rFonts w:hint="eastAsia" w:eastAsia="黑体"/>
         </w:rPr>
         <w:t xml:space="preserve">就组态而言，这是省去整流桥、由两路对称</w:t>
       </w:r>
       <w:r>
+        <w:rPr>
+          <w:rFonts w:eastAsia="黑体"/>
+        </w:rPr>
         <w:t xml:space="preserve"> Boost </w:t>
       </w:r>
       <w:r>
         <w:rPr>
-          <w:rFonts w:hint="eastAsia"/>
+          <w:rFonts w:hint="eastAsia" w:eastAsia="黑体"/>
         </w:rPr>
         <w:t xml:space="preserve">支路在正负半周交替工作的无桥</w:t>
       </w:r>
       <w:r>
+        <w:rPr>
+          <w:rFonts w:eastAsia="黑体"/>
+        </w:rPr>
         <w:t xml:space="preserve"> PFC </w:t>
       </w:r>
       <w:r>
         <w:rPr>
-          <w:rFonts w:hint="eastAsia"/>
+          <w:rFonts w:hint="eastAsia" w:eastAsia="黑体"/>
         </w:rPr>
         <w:t xml:space="preserve">电路，任意半周仅两个半导体器件导通，输入电流控制成与电压同相的正弦，实现高功率因数与升压稳压。</w:t>
       </w:r>
@@ -392,7 +497,7 @@
       </w:pPr>
       <w:r>
         <w:rPr>
-          <w:rFonts w:hint="eastAsia"/>
+          <w:rFonts w:hint="eastAsia" w:eastAsia="黑体"/>
         </w:rPr>
         <w:t xml:space="preserve">工作原理</w:t>
       </w:r>
@@ -403,16 +508,19 @@
       </w:pPr>
       <w:r>
         <w:rPr>
-          <w:rFonts w:hint="eastAsia"/>
+          <w:rFonts w:hint="eastAsia" w:eastAsia="黑体"/>
         </w:rPr>
         <w:t xml:space="preserve">市电正半周时，一个开关管与对侧二极管构成升压回路；负半周时由另一组器件工作，对称地完成升压与回流。电感电流被控制成与输入电压同相的正弦，实现功率因数接近</w:t>
       </w:r>
       <w:r>
+        <w:rPr>
+          <w:rFonts w:eastAsia="黑体"/>
+        </w:rPr>
         <w:t xml:space="preserve"> </w:t>
       </w:r>
       <w:r>
         <w:rPr>
-          <w:rFonts w:hint="eastAsia"/>
+          <w:rFonts w:hint="eastAsia" w:eastAsia="黑体"/>
         </w:rPr>
         <w:t xml:space="preserve">1，同时将交流升压为稳定直流供后级使用。</w:t>
       </w:r>
@@ -425,7 +533,7 @@
       </w:pPr>
       <w:r>
         <w:rPr>
-          <w:rFonts w:hint="eastAsia"/>
+          <w:rFonts w:hint="eastAsia" w:eastAsia="黑体"/>
         </w:rPr>
         <w:t xml:space="preserve">关键计算公式</w:t>
       </w:r>
@@ -439,7 +547,7 @@
       </w:pPr>
       <w:r>
         <w:rPr>
-          <w:rFonts w:hint="eastAsia"/>
+          <w:rFonts w:hint="eastAsia" w:eastAsia="黑体"/>
         </w:rPr>
         <w:t xml:space="preserve">输出电压与占空比（CCM）：</w:t>
       </w:r>
@@ -526,7 +634,7 @@
       </w:pPr>
       <w:r>
         <w:rPr>
-          <w:rFonts w:hint="eastAsia"/>
+          <w:rFonts w:hint="eastAsia" w:eastAsia="黑体"/>
         </w:rPr>
         <w:t xml:space="preserve">升压电感（CCM）：</w:t>
       </w:r>
@@ -619,7 +727,7 @@
       </w:pPr>
       <w:r>
         <w:rPr>
-          <w:rFonts w:hint="eastAsia"/>
+          <w:rFonts w:hint="eastAsia" w:eastAsia="黑体"/>
         </w:rPr>
         <w:t xml:space="preserve">输出电压纹波（双倍工频）：</w:t>
       </w:r>
@@ -748,7 +856,7 @@
       </w:pPr>
       <w:r>
         <w:rPr>
-          <w:rFonts w:hint="eastAsia"/>
+          <w:rFonts w:hint="eastAsia" w:eastAsia="黑体"/>
         </w:rPr>
         <w:t xml:space="preserve">输出电容下限：</w:t>
       </w:r>
@@ -908,7 +1016,7 @@
             </w:pPr>
             <w:r>
               <w:rPr>
-                <w:rFonts w:hint="eastAsia"/>
+                <w:rFonts w:hint="eastAsia" w:eastAsia="黑体"/>
               </w:rPr>
               <w:t xml:space="preserve">符号</w:t>
             </w:r>
@@ -922,7 +1030,7 @@
             </w:pPr>
             <w:r>
               <w:rPr>
-                <w:rFonts w:hint="eastAsia"/>
+                <w:rFonts w:hint="eastAsia" w:eastAsia="黑体"/>
               </w:rPr>
               <w:t xml:space="preserve">含义</w:t>
             </w:r>
@@ -936,7 +1044,7 @@
             </w:pPr>
             <w:r>
               <w:rPr>
-                <w:rFonts w:hint="eastAsia"/>
+                <w:rFonts w:hint="eastAsia" w:eastAsia="黑体"/>
               </w:rPr>
               <w:t xml:space="preserve">单位</w:t>
             </w:r>
@@ -968,6 +1076,9 @@
               </m:sSub>
             </m:oMath>
             <w:r>
+              <w:rPr>
+                <w:rFonts w:eastAsia="黑体"/>
+              </w:rPr>
               <w:t xml:space="preserve">​</w:t>
             </w:r>
           </w:p>
@@ -980,7 +1091,7 @@
             </w:pPr>
             <w:r>
               <w:rPr>
-                <w:rFonts w:hint="eastAsia"/>
+                <w:rFonts w:hint="eastAsia" w:eastAsia="黑体"/>
               </w:rPr>
               <w:t xml:space="preserve">输入电压</w:t>
             </w:r>
@@ -993,6 +1104,9 @@
               <w:pStyle w:val="Compact"/>
             </w:pPr>
             <w:r>
+              <w:rPr>
+                <w:rFonts w:eastAsia="黑体"/>
+              </w:rPr>
               <w:t xml:space="preserve">V</w:t>
             </w:r>
           </w:p>
@@ -1026,6 +1140,9 @@
               </m:sSub>
             </m:oMath>
             <w:r>
+              <w:rPr>
+                <w:rFonts w:eastAsia="黑体"/>
+              </w:rPr>
               <w:t xml:space="preserve">​</w:t>
             </w:r>
           </w:p>
@@ -1038,7 +1155,7 @@
             </w:pPr>
             <w:r>
               <w:rPr>
-                <w:rFonts w:hint="eastAsia"/>
+                <w:rFonts w:hint="eastAsia" w:eastAsia="黑体"/>
               </w:rPr>
               <w:t xml:space="preserve">输出电压</w:t>
             </w:r>
@@ -1051,6 +1168,9 @@
               <w:pStyle w:val="Compact"/>
             </w:pPr>
             <w:r>
+              <w:rPr>
+                <w:rFonts w:eastAsia="黑体"/>
+              </w:rPr>
               <w:t xml:space="preserve">V</w:t>
             </w:r>
           </w:p>
@@ -1069,6 +1189,9 @@
               </m:r>
             </m:oMath>
             <w:r>
+              <w:rPr>
+                <w:rFonts w:eastAsia="黑体"/>
+              </w:rPr>
               <w:t xml:space="preserve">​</w:t>
             </w:r>
           </w:p>
@@ -1081,7 +1204,7 @@
             </w:pPr>
             <w:r>
               <w:rPr>
-                <w:rFonts w:hint="eastAsia"/>
+                <w:rFonts w:hint="eastAsia" w:eastAsia="黑体"/>
               </w:rPr>
               <w:t xml:space="preserve">占空比</w:t>
             </w:r>
@@ -1094,6 +1217,9 @@
               <w:pStyle w:val="Compact"/>
             </w:pPr>
             <w:r>
+              <w:rPr>
+                <w:rFonts w:eastAsia="黑体"/>
+              </w:rPr>
               <w:t xml:space="preserve">—</w:t>
             </w:r>
           </w:p>
@@ -1121,6 +1247,9 @@
               </m:sSub>
             </m:oMath>
             <w:r>
+              <w:rPr>
+                <w:rFonts w:eastAsia="黑体"/>
+              </w:rPr>
               <w:t xml:space="preserve">​</w:t>
             </w:r>
           </w:p>
@@ -1133,7 +1262,7 @@
             </w:pPr>
             <w:r>
               <w:rPr>
-                <w:rFonts w:hint="eastAsia"/>
+                <w:rFonts w:hint="eastAsia" w:eastAsia="黑体"/>
               </w:rPr>
               <w:t xml:space="preserve">开关频率</w:t>
             </w:r>
@@ -1146,6 +1275,9 @@
               <w:pStyle w:val="Compact"/>
             </w:pPr>
             <w:r>
+              <w:rPr>
+                <w:rFonts w:eastAsia="黑体"/>
+              </w:rPr>
               <w:t xml:space="preserve">Hz</w:t>
             </w:r>
           </w:p>
@@ -1182,6 +1314,9 @@
               </m:sSub>
             </m:oMath>
             <w:r>
+              <w:rPr>
+                <w:rFonts w:eastAsia="黑体"/>
+              </w:rPr>
               <w:t xml:space="preserve">​</w:t>
             </w:r>
           </w:p>
@@ -1194,7 +1329,7 @@
             </w:pPr>
             <w:r>
               <w:rPr>
-                <w:rFonts w:hint="eastAsia"/>
+                <w:rFonts w:hint="eastAsia" w:eastAsia="黑体"/>
               </w:rPr>
               <w:t xml:space="preserve">电网频率</w:t>
             </w:r>
@@ -1207,6 +1342,9 @@
               <w:pStyle w:val="Compact"/>
             </w:pPr>
             <w:r>
+              <w:rPr>
+                <w:rFonts w:eastAsia="黑体"/>
+              </w:rPr>
               <w:t xml:space="preserve">Hz</w:t>
             </w:r>
           </w:p>
@@ -1225,6 +1363,9 @@
               </m:r>
             </m:oMath>
             <w:r>
+              <w:rPr>
+                <w:rFonts w:eastAsia="黑体"/>
+              </w:rPr>
               <w:t xml:space="preserve">​</w:t>
             </w:r>
           </w:p>
@@ -1237,7 +1378,7 @@
             </w:pPr>
             <w:r>
               <w:rPr>
-                <w:rFonts w:hint="eastAsia"/>
+                <w:rFonts w:hint="eastAsia" w:eastAsia="黑体"/>
               </w:rPr>
               <w:t xml:space="preserve">升压电感</w:t>
             </w:r>
@@ -1250,6 +1391,9 @@
               <w:pStyle w:val="Compact"/>
             </w:pPr>
             <w:r>
+              <w:rPr>
+                <w:rFonts w:eastAsia="黑体"/>
+              </w:rPr>
               <w:t xml:space="preserve">H</w:t>
             </w:r>
           </w:p>
@@ -1268,6 +1412,9 @@
               </m:r>
             </m:oMath>
             <w:r>
+              <w:rPr>
+                <w:rFonts w:eastAsia="黑体"/>
+              </w:rPr>
               <w:t xml:space="preserve">​</w:t>
             </w:r>
           </w:p>
@@ -1280,7 +1427,7 @@
             </w:pPr>
             <w:r>
               <w:rPr>
-                <w:rFonts w:hint="eastAsia"/>
+                <w:rFonts w:hint="eastAsia" w:eastAsia="黑体"/>
               </w:rPr>
               <w:t xml:space="preserve">输出电容</w:t>
             </w:r>
@@ -1293,6 +1440,9 @@
               <w:pStyle w:val="Compact"/>
             </w:pPr>
             <w:r>
+              <w:rPr>
+                <w:rFonts w:eastAsia="黑体"/>
+              </w:rPr>
               <w:t xml:space="preserve">F</w:t>
             </w:r>
           </w:p>
@@ -1326,6 +1476,9 @@
               </m:sSub>
             </m:oMath>
             <w:r>
+              <w:rPr>
+                <w:rFonts w:eastAsia="黑体"/>
+              </w:rPr>
               <w:t xml:space="preserve">​</w:t>
             </w:r>
           </w:p>
@@ -1338,7 +1491,7 @@
             </w:pPr>
             <w:r>
               <w:rPr>
-                <w:rFonts w:hint="eastAsia"/>
+                <w:rFonts w:hint="eastAsia" w:eastAsia="黑体"/>
               </w:rPr>
               <w:t xml:space="preserve">输出功率</w:t>
             </w:r>
@@ -1351,6 +1504,9 @@
               <w:pStyle w:val="Compact"/>
             </w:pPr>
             <w:r>
+              <w:rPr>
+                <w:rFonts w:eastAsia="黑体"/>
+              </w:rPr>
               <w:t xml:space="preserve">W</w:t>
             </w:r>
           </w:p>
@@ -1384,6 +1540,9 @@
               </m:sSub>
             </m:oMath>
             <w:r>
+              <w:rPr>
+                <w:rFonts w:eastAsia="黑体"/>
+              </w:rPr>
               <w:t xml:space="preserve">​</w:t>
             </w:r>
           </w:p>
@@ -1396,7 +1555,7 @@
             </w:pPr>
             <w:r>
               <w:rPr>
-                <w:rFonts w:hint="eastAsia"/>
+                <w:rFonts w:hint="eastAsia" w:eastAsia="黑体"/>
               </w:rPr>
               <w:t xml:space="preserve">电感纹波电流</w:t>
             </w:r>
@@ -1409,6 +1568,9 @@
               <w:pStyle w:val="Compact"/>
             </w:pPr>
             <w:r>
+              <w:rPr>
+                <w:rFonts w:eastAsia="黑体"/>
+              </w:rPr>
               <w:t xml:space="preserve">A</w:t>
             </w:r>
           </w:p>
@@ -1423,7 +1585,7 @@
       </w:pPr>
       <w:r>
         <w:rPr>
-          <w:rFonts w:hint="eastAsia"/>
+          <w:rFonts w:hint="eastAsia" w:eastAsia="黑体"/>
         </w:rPr>
         <w:t xml:space="preserve">元件调整影响</w:t>
       </w:r>
@@ -1438,24 +1600,34 @@
       </w:pPr>
       <w:r>
         <w:rPr>
+          <w:rFonts w:eastAsia="黑体"/>
           <w:b/>
           <w:bCs/>
         </w:rPr>
         <w:t xml:space="preserve">L1、L2↑</w:t>
       </w:r>
       <w:r>
+        <w:rPr>
+          <w:rFonts w:eastAsia="黑体"/>
+        </w:rPr>
         <w:t xml:space="preserve"> </w:t>
       </w:r>
       <w:r>
+        <w:rPr>
+          <w:rFonts w:eastAsia="黑体"/>
+        </w:rPr>
         <w:t xml:space="preserve">→ </w:t>
       </w:r>
       <w:r>
         <w:rPr>
-          <w:rFonts w:hint="eastAsia"/>
+          <w:rFonts w:hint="eastAsia" w:eastAsia="黑体"/>
         </w:rPr>
         <w:t xml:space="preserve">电感纹波电流减小、更易进入</w:t>
       </w:r>
       <w:r>
+        <w:rPr>
+          <w:rFonts w:eastAsia="黑体"/>
+        </w:rPr>
         <w:t xml:space="preserve"> CCM。</w:t>
       </w:r>
     </w:p>
@@ -1469,20 +1641,27 @@
       </w:pPr>
       <w:r>
         <w:rPr>
+          <w:rFonts w:eastAsia="黑体"/>
           <w:b/>
           <w:bCs/>
         </w:rPr>
         <w:t xml:space="preserve">C↑</w:t>
       </w:r>
       <w:r>
+        <w:rPr>
+          <w:rFonts w:eastAsia="黑体"/>
+        </w:rPr>
         <w:t xml:space="preserve"> </w:t>
       </w:r>
       <w:r>
+        <w:rPr>
+          <w:rFonts w:eastAsia="黑体"/>
+        </w:rPr>
         <w:t xml:space="preserve">→ </w:t>
       </w:r>
       <w:r>
         <w:rPr>
-          <w:rFonts w:hint="eastAsia"/>
+          <w:rFonts w:hint="eastAsia" w:eastAsia="黑体"/>
         </w:rPr>
         <w:t xml:space="preserve">输出纹波减小。</w:t>
       </w:r>
@@ -1497,20 +1676,27 @@
       </w:pPr>
       <w:r>
         <w:rPr>
+          <w:rFonts w:eastAsia="黑体"/>
           <w:b/>
           <w:bCs/>
         </w:rPr>
         <w:t xml:space="preserve">D↑</w:t>
       </w:r>
       <w:r>
+        <w:rPr>
+          <w:rFonts w:eastAsia="黑体"/>
+        </w:rPr>
         <w:t xml:space="preserve"> </w:t>
       </w:r>
       <w:r>
+        <w:rPr>
+          <w:rFonts w:eastAsia="黑体"/>
+        </w:rPr>
         <w:t xml:space="preserve">→ </w:t>
       </w:r>
       <w:r>
         <w:rPr>
-          <w:rFonts w:hint="eastAsia"/>
+          <w:rFonts w:hint="eastAsia" w:eastAsia="黑体"/>
         </w:rPr>
         <w:t xml:space="preserve">输出电压升高；输出电压须高于输入峰值。</w:t>
       </w:r>
@@ -1525,20 +1711,27 @@
       </w:pPr>
       <w:r>
         <w:rPr>
+          <w:rFonts w:eastAsia="黑体"/>
           <w:b/>
           <w:bCs/>
         </w:rPr>
         <w:t xml:space="preserve">f_s↑</w:t>
       </w:r>
       <w:r>
+        <w:rPr>
+          <w:rFonts w:eastAsia="黑体"/>
+        </w:rPr>
         <w:t xml:space="preserve"> </w:t>
       </w:r>
       <w:r>
+        <w:rPr>
+          <w:rFonts w:eastAsia="黑体"/>
+        </w:rPr>
         <w:t xml:space="preserve">→ </w:t>
       </w:r>
       <w:r>
         <w:rPr>
-          <w:rFonts w:hint="eastAsia"/>
+          <w:rFonts w:hint="eastAsia" w:eastAsia="黑体"/>
         </w:rPr>
         <w:t xml:space="preserve">电感体积减小但开关损耗增大。</w:t>
       </w:r>
@@ -1553,16 +1746,19 @@
       </w:pPr>
       <w:r>
         <w:rPr>
-          <w:rFonts w:hint="eastAsia"/>
+          <w:rFonts w:hint="eastAsia" w:eastAsia="黑体"/>
         </w:rPr>
         <w:t xml:space="preserve">两电感分置两端有助于减小共模噪声，但器件数量较</w:t>
       </w:r>
       <w:r>
+        <w:rPr>
+          <w:rFonts w:eastAsia="黑体"/>
+        </w:rPr>
         <w:t xml:space="preserve"> Boost </w:t>
       </w:r>
       <w:r>
         <w:rPr>
-          <w:rFonts w:hint="eastAsia"/>
+          <w:rFonts w:hint="eastAsia" w:eastAsia="黑体"/>
         </w:rPr>
         <w:t xml:space="preserve">型更多。</w:t>
       </w:r>
@@ -1575,7 +1771,7 @@
       </w:pPr>
       <w:r>
         <w:rPr>
-          <w:rFonts w:hint="eastAsia"/>
+          <w:rFonts w:hint="eastAsia" w:eastAsia="黑体"/>
         </w:rPr>
         <w:t xml:space="preserve">典型参数示例</w:t>
       </w:r>
@@ -1590,11 +1786,14 @@
       </w:pPr>
       <w:r>
         <w:rPr>
-          <w:rFonts w:hint="eastAsia"/>
+          <w:rFonts w:hint="eastAsia" w:eastAsia="黑体"/>
         </w:rPr>
         <w:t xml:space="preserve">取</w:t>
       </w:r>
       <w:r>
+        <w:rPr>
+          <w:rFonts w:eastAsia="黑体"/>
+        </w:rPr>
         <w:t xml:space="preserve"> </w:t>
       </w:r>
       <m:oMath>
@@ -1634,6 +1833,9 @@
         </m:r>
       </m:oMath>
       <w:r>
+        <w:rPr>
+          <w:rFonts w:eastAsia="黑体"/>
+        </w:rPr>
         <w:t xml:space="preserve">、</w:t>
       </w:r>
       <m:oMath>
@@ -1677,7 +1879,7 @@
       </m:oMath>
       <w:r>
         <w:rPr>
-          <w:rFonts w:hint="eastAsia"/>
+          <w:rFonts w:hint="eastAsia" w:eastAsia="黑体"/>
         </w:rPr>
         <w:t xml:space="preserve">：</w:t>
       </w:r>
@@ -1726,6 +1928,9 @@
         </m:r>
       </m:oMath>
       <w:r>
+        <w:rPr>
+          <w:rFonts w:eastAsia="黑体"/>
+        </w:rPr>
         <w:t xml:space="preserve">。</w:t>
       </w:r>
     </w:p>
@@ -1739,11 +1944,14 @@
       </w:pPr>
       <w:r>
         <w:rPr>
-          <w:rFonts w:hint="eastAsia"/>
+          <w:rFonts w:hint="eastAsia" w:eastAsia="黑体"/>
         </w:rPr>
         <w:t xml:space="preserve">取</w:t>
       </w:r>
       <w:r>
+        <w:rPr>
+          <w:rFonts w:eastAsia="黑体"/>
+        </w:rPr>
         <w:t xml:space="preserve"> </w:t>
       </w:r>
       <m:oMath>
@@ -1786,6 +1994,9 @@
         </m:r>
       </m:oMath>
       <w:r>
+        <w:rPr>
+          <w:rFonts w:eastAsia="黑体"/>
+        </w:rPr>
         <w:t xml:space="preserve">、</w:t>
       </w:r>
       <m:oMath>
@@ -1828,6 +2039,9 @@
         </m:r>
       </m:oMath>
       <w:r>
+        <w:rPr>
+          <w:rFonts w:eastAsia="黑体"/>
+        </w:rPr>
         <w:t xml:space="preserve">、</w:t>
       </w:r>
       <m:oMath>
@@ -1873,6 +2087,9 @@
         </m:r>
       </m:oMath>
       <w:r>
+        <w:rPr>
+          <w:rFonts w:eastAsia="黑体"/>
+        </w:rPr>
         <w:t xml:space="preserve">、</w:t>
       </w:r>
       <m:oMath>
@@ -1922,7 +2139,7 @@
       </m:oMath>
       <w:r>
         <w:rPr>
-          <w:rFonts w:hint="eastAsia"/>
+          <w:rFonts w:hint="eastAsia" w:eastAsia="黑体"/>
         </w:rPr>
         <w:t xml:space="preserve">：</w:t>
       </w:r>
@@ -2005,6 +2222,9 @@
         </m:r>
       </m:oMath>
       <w:r>
+        <w:rPr>
+          <w:rFonts w:eastAsia="黑体"/>
+        </w:rPr>
         <w:t xml:space="preserve">。</w:t>
       </w:r>
     </w:p>
@@ -2016,7 +2236,7 @@
       </w:pPr>
       <w:r>
         <w:rPr>
-          <w:rFonts w:hint="eastAsia"/>
+          <w:rFonts w:hint="eastAsia" w:eastAsia="黑体"/>
         </w:rPr>
         <w:t xml:space="preserve">常见器件型号</w:t>
       </w:r>
@@ -2031,7 +2251,7 @@
       </w:pPr>
       <w:r>
         <w:rPr>
-          <w:rFonts w:hint="eastAsia"/>
+          <w:rFonts w:hint="eastAsia" w:eastAsia="黑体"/>
         </w:rPr>
         <w:t xml:space="preserve">开关管：SPW20N60C3、STP25NM60N、IPW60R099P7。</w:t>
       </w:r>
@@ -2046,7 +2266,7 @@
       </w:pPr>
       <w:r>
         <w:rPr>
-          <w:rFonts w:hint="eastAsia"/>
+          <w:rFonts w:hint="eastAsia" w:eastAsia="黑体"/>
         </w:rPr>
         <w:t xml:space="preserve">续流二极管：STTH8R06、MUR860、BYV29-600。</w:t>
       </w:r>
@@ -2061,16 +2281,19 @@
       </w:pPr>
       <w:r>
         <w:rPr>
-          <w:rFonts w:hint="eastAsia"/>
+          <w:rFonts w:hint="eastAsia" w:eastAsia="黑体"/>
         </w:rPr>
         <w:t xml:space="preserve">控制</w:t>
       </w:r>
       <w:r>
+        <w:rPr>
+          <w:rFonts w:eastAsia="黑体"/>
+        </w:rPr>
         <w:t xml:space="preserve"> </w:t>
       </w:r>
       <w:r>
         <w:rPr>
-          <w:rFonts w:hint="eastAsia"/>
+          <w:rFonts w:hint="eastAsia" w:eastAsia="黑体"/>
         </w:rPr>
         <w:t xml:space="preserve">IC：UCC28070、L6562、NCP1654。</w:t>
       </w:r>
@@ -2083,7 +2306,7 @@
       </w:pPr>
       <w:r>
         <w:rPr>
-          <w:rFonts w:hint="eastAsia"/>
+          <w:rFonts w:hint="eastAsia" w:eastAsia="黑体"/>
         </w:rPr>
         <w:t xml:space="preserve">注意事项</w:t>
       </w:r>
@@ -2098,7 +2321,7 @@
       </w:pPr>
       <w:r>
         <w:rPr>
-          <w:rFonts w:hint="eastAsia"/>
+          <w:rFonts w:hint="eastAsia" w:eastAsia="黑体"/>
         </w:rPr>
         <w:t xml:space="preserve">无整流桥，交流直接接功率级，需注意浪涌与雷击防护。</w:t>
       </w:r>
@@ -2113,7 +2336,7 @@
       </w:pPr>
       <w:r>
         <w:rPr>
-          <w:rFonts w:hint="eastAsia"/>
+          <w:rFonts w:hint="eastAsia" w:eastAsia="黑体"/>
         </w:rPr>
         <w:t xml:space="preserve">输出电压须始终高于输入峰值，否则无法升压。</w:t>
       </w:r>
@@ -2128,7 +2351,7 @@
       </w:pPr>
       <w:r>
         <w:rPr>
-          <w:rFonts w:hint="eastAsia"/>
+          <w:rFonts w:hint="eastAsia" w:eastAsia="黑体"/>
         </w:rPr>
         <w:t xml:space="preserve">对称拓扑要求两个电感与两个开关管参数匹配，减小不平衡电流。</w:t>
       </w:r>
@@ -2143,7 +2366,7 @@
       </w:pPr>
       <w:r>
         <w:rPr>
-          <w:rFonts w:hint="eastAsia"/>
+          <w:rFonts w:hint="eastAsia" w:eastAsia="黑体"/>
         </w:rPr>
         <w:t xml:space="preserve">输出电容需耐双倍工频纹波电流与电压。</w:t>
       </w:r>
@@ -2156,7 +2379,7 @@
       </w:pPr>
       <w:r>
         <w:rPr>
-          <w:rFonts w:hint="eastAsia"/>
+          <w:rFonts w:hint="eastAsia" w:eastAsia="黑体"/>
         </w:rPr>
         <w:t xml:space="preserve">参考资料</w:t>
       </w:r>
@@ -2170,29 +2393,38 @@
         </w:numPr>
       </w:pPr>
       <w:r>
+        <w:rPr>
+          <w:rFonts w:eastAsia="黑体"/>
+        </w:rPr>
         <w:t xml:space="preserve">TI </w:t>
       </w:r>
       <w:r>
         <w:rPr>
-          <w:rFonts w:hint="eastAsia"/>
+          <w:rFonts w:hint="eastAsia" w:eastAsia="黑体"/>
         </w:rPr>
         <w:t xml:space="preserve">应用笔记</w:t>
       </w:r>
       <w:r>
+        <w:rPr>
+          <w:rFonts w:eastAsia="黑体"/>
+        </w:rPr>
         <w:t xml:space="preserve"> </w:t>
       </w:r>
       <w:r>
         <w:rPr>
-          <w:rFonts w:hint="eastAsia"/>
+          <w:rFonts w:hint="eastAsia" w:eastAsia="黑体"/>
         </w:rPr>
         <w:t xml:space="preserve">SLUP390（无桥</w:t>
       </w:r>
       <w:r>
+        <w:rPr>
+          <w:rFonts w:eastAsia="黑体"/>
+        </w:rPr>
         <w:t xml:space="preserve"> </w:t>
       </w:r>
       <w:r>
         <w:rPr>
-          <w:rFonts w:hint="eastAsia"/>
+          <w:rFonts w:hint="eastAsia" w:eastAsia="黑体"/>
         </w:rPr>
         <w:t xml:space="preserve">PFC）。</w:t>
       </w:r>
@@ -2206,6 +2438,9 @@
         </w:numPr>
       </w:pPr>
       <w:r>
+        <w:rPr>
+          <w:rFonts w:eastAsia="黑体"/>
+        </w:rPr>
         <w:t xml:space="preserve">Wikipedia: Power factor correction。</w:t>
       </w:r>
     </w:p>
@@ -2219,16 +2454,19 @@
       </w:pPr>
       <w:r>
         <w:rPr>
-          <w:rFonts w:hint="eastAsia"/>
+          <w:rFonts w:hint="eastAsia" w:eastAsia="黑体"/>
         </w:rPr>
         <w:t xml:space="preserve">《开关电源设计》（Abraham</w:t>
       </w:r>
       <w:r>
+        <w:rPr>
+          <w:rFonts w:eastAsia="黑体"/>
+        </w:rPr>
         <w:t xml:space="preserve"> I. </w:t>
       </w:r>
       <w:r>
         <w:rPr>
-          <w:rFonts w:hint="eastAsia"/>
+          <w:rFonts w:hint="eastAsia" w:eastAsia="黑体"/>
         </w:rPr>
         <w:t xml:space="preserve">Pressman）。</w:t>
       </w:r>
@@ -2242,11 +2480,11 @@
       </w:pPr>
       <w:r>
         <w:rPr>
-          <w:rFonts w:ascii="Times New Roman" w:hAnsi="Times New Roman"/>
+          <w:rFonts w:ascii="Times New Roman" w:hAnsi="Times New Roman" w:eastAsia="黑体"/>
           <w:color w:val="555555"/>
           <w:sz w:val="21"/>
         </w:rPr>
-        <w:t>材料收集者：杜文杰</w:t>
+        <w:t>材料收集者：杜文杰，WX手机：19519196569，QQ:3478827729</w:t>
       </w:r>
     </w:p>
     <w:sectPr>
@@ -2266,7 +2504,7 @@
 </file>
 
 <file path=word/footer1.xml><?xml version="1.0" encoding="utf-8"?>
-<w:ftr xmlns:m="http://schemas.openxmlformats.org/officeDocument/2006/math" xmlns:mc="http://schemas.openxmlformats.org/markup-compatibility/2006" xmlns:mo="http://schemas.microsoft.com/office/mac/office/2008/main" xmlns:mv="urn:schemas-microsoft-com:mac:vml" xmlns:o="urn:schemas-microsoft-com:office:office" xmlns:r="http://schemas.openxmlformats.org/officeDocument/2006/relationships" xmlns:v="urn:schemas-microsoft-com:vml" xmlns:w10="urn:schemas-microsoft-com:office:word" xmlns:w14="http://schemas.microsoft.com/office/word/2010/wordml" xmlns:w="http://schemas.openxmlformats.org/wordprocessingml/2006/main" xmlns:wne="http://schemas.microsoft.com/office/word/2006/wordml" xmlns:wp14="http://schemas.microsoft.com/office/word/2010/wordprocessingDrawing" xmlns:wp="http://schemas.openxmlformats.org/drawingml/2006/wordprocessingDrawing" xmlns:wpc="http://schemas.microsoft.com/office/word/2010/wordprocessingCanvas" xmlns:wpg="http://schemas.microsoft.com/office/word/2010/wordprocessingGroup" xmlns:wpi="http://schemas.microsoft.com/office/word/2010/wordprocessingInk" xmlns:wps="http://schemas.microsoft.com/office/word/2010/wordprocessingShape" mc:Ignorable="w14 wp14">
+<w:ftr xmlns:mc="http://schemas.openxmlformats.org/markup-compatibility/2006" xmlns:w="http://schemas.openxmlformats.org/wordprocessingml/2006/main" xmlns:m="http://schemas.openxmlformats.org/officeDocument/2006/math" xmlns:mo="http://schemas.microsoft.com/office/mac/office/2008/main" xmlns:mv="urn:schemas-microsoft-com:mac:vml" xmlns:o="urn:schemas-microsoft-com:office:office" xmlns:r="http://schemas.openxmlformats.org/officeDocument/2006/relationships" xmlns:v="urn:schemas-microsoft-com:vml" xmlns:w10="urn:schemas-microsoft-com:office:word" xmlns:w14="http://schemas.microsoft.com/office/word/2010/wordml" xmlns:wne="http://schemas.microsoft.com/office/word/2006/wordml" xmlns:wp14="http://schemas.microsoft.com/office/word/2010/wordprocessingDrawing" xmlns:wp="http://schemas.openxmlformats.org/drawingml/2006/wordprocessingDrawing" xmlns:wpc="http://schemas.microsoft.com/office/word/2010/wordprocessingCanvas" xmlns:wpg="http://schemas.microsoft.com/office/word/2010/wordprocessingGroup" xmlns:wpi="http://schemas.microsoft.com/office/word/2010/wordprocessingInk" xmlns:wps="http://schemas.microsoft.com/office/word/2010/wordprocessingShape" mc:Ignorable="w14 wp14">
   <w:p>
     <w:pPr>
       <w:pStyle w:val="Footer"/>
@@ -2274,12 +2512,14 @@
     </w:pPr>
     <w:r>
       <w:rPr>
+        <w:rFonts w:eastAsia="黑体"/>
         <w:sz w:val="18"/>
       </w:rPr>
       <w:t xml:space="preserve">第 </w:t>
     </w:r>
     <w:r>
       <w:rPr>
+        <w:rFonts w:eastAsia="黑体"/>
         <w:sz w:val="18"/>
       </w:rPr>
       <w:fldChar w:fldCharType="begin"/>
@@ -2288,6 +2528,7 @@
     </w:r>
     <w:r>
       <w:rPr>
+        <w:rFonts w:eastAsia="黑体"/>
         <w:sz w:val="18"/>
       </w:rPr>
       <w:t xml:space="preserve"> 页</w:t>
@@ -2301,6 +2542,9 @@
   <w:footnote w:type="continuationSeparator" w:id="0">
     <w:p>
       <w:r>
+        <w:rPr>
+          <w:rFonts w:eastAsia="黑体"/>
+        </w:rPr>
         <w:continuationSeparator/>
       </w:r>
     </w:p>
@@ -2308,6 +2552,9 @@
   <w:footnote w:type="separator" w:id="-1">
     <w:p>
       <w:r>
+        <w:rPr>
+          <w:rFonts w:eastAsia="黑体"/>
+        </w:rPr>
         <w:separator/>
       </w:r>
     </w:p>
@@ -2316,7 +2563,7 @@
 </file>
 
 <file path=word/header1.xml><?xml version="1.0" encoding="utf-8"?>
-<w:hdr xmlns:m="http://schemas.openxmlformats.org/officeDocument/2006/math" xmlns:mc="http://schemas.openxmlformats.org/markup-compatibility/2006" xmlns:mo="http://schemas.microsoft.com/office/mac/office/2008/main" xmlns:mv="urn:schemas-microsoft-com:mac:vml" xmlns:o="urn:schemas-microsoft-com:office:office" xmlns:r="http://schemas.openxmlformats.org/officeDocument/2006/relationships" xmlns:v="urn:schemas-microsoft-com:vml" xmlns:w10="urn:schemas-microsoft-com:office:word" xmlns:w14="http://schemas.microsoft.com/office/word/2010/wordml" xmlns:w="http://schemas.openxmlformats.org/wordprocessingml/2006/main" xmlns:wne="http://schemas.microsoft.com/office/word/2006/wordml" xmlns:wp14="http://schemas.microsoft.com/office/word/2010/wordprocessingDrawing" xmlns:wp="http://schemas.openxmlformats.org/drawingml/2006/wordprocessingDrawing" xmlns:wpc="http://schemas.microsoft.com/office/word/2010/wordprocessingCanvas" xmlns:wpg="http://schemas.microsoft.com/office/word/2010/wordprocessingGroup" xmlns:wpi="http://schemas.microsoft.com/office/word/2010/wordprocessingInk" xmlns:wps="http://schemas.microsoft.com/office/word/2010/wordprocessingShape" mc:Ignorable="w14 wp14">
+<w:hdr xmlns:mc="http://schemas.openxmlformats.org/markup-compatibility/2006" xmlns:w="http://schemas.openxmlformats.org/wordprocessingml/2006/main" xmlns:m="http://schemas.openxmlformats.org/officeDocument/2006/math" xmlns:mo="http://schemas.microsoft.com/office/mac/office/2008/main" xmlns:mv="urn:schemas-microsoft-com:mac:vml" xmlns:o="urn:schemas-microsoft-com:office:office" xmlns:r="http://schemas.openxmlformats.org/officeDocument/2006/relationships" xmlns:v="urn:schemas-microsoft-com:vml" xmlns:w10="urn:schemas-microsoft-com:office:word" xmlns:w14="http://schemas.microsoft.com/office/word/2010/wordml" xmlns:wne="http://schemas.microsoft.com/office/word/2006/wordml" xmlns:wp14="http://schemas.microsoft.com/office/word/2010/wordprocessingDrawing" xmlns:wp="http://schemas.openxmlformats.org/drawingml/2006/wordprocessingDrawing" xmlns:wpc="http://schemas.microsoft.com/office/word/2010/wordprocessingCanvas" xmlns:wpg="http://schemas.microsoft.com/office/word/2010/wordprocessingGroup" xmlns:wpi="http://schemas.microsoft.com/office/word/2010/wordprocessingInk" xmlns:wps="http://schemas.microsoft.com/office/word/2010/wordprocessingShape" mc:Ignorable="w14 wp14">
   <w:p>
     <w:pPr>
       <w:pStyle w:val="Header"/>
@@ -2324,7 +2571,7 @@
     </w:pPr>
     <w:r>
       <w:rPr>
-        <w:rFonts w:ascii="Times New Roman" w:hAnsi="Times New Roman"/>
+        <w:rFonts w:ascii="Times New Roman" w:hAnsi="Times New Roman" w:eastAsia="黑体"/>
         <w:sz w:val="18"/>
         <w:rFonts w:eastAsia="黑体"/>
         <w:rFonts w:eastAsia="黑体"/>
@@ -2336,7 +2583,7 @@
 </file>
 
 <file path=word/numbering.xml><?xml version="1.0" encoding="utf-8"?>
-<w:numbering xmlns:m="http://schemas.openxmlformats.org/officeDocument/2006/math" xmlns:mc="http://schemas.openxmlformats.org/markup-compatibility/2006" xmlns:mo="http://schemas.microsoft.com/office/mac/office/2008/main" xmlns:mv="urn:schemas-microsoft-com:mac:vml" xmlns:o="urn:schemas-microsoft-com:office:office" xmlns:r="http://schemas.openxmlformats.org/officeDocument/2006/relationships" xmlns:v="urn:schemas-microsoft-com:vml" xmlns:w="http://schemas.openxmlformats.org/wordprocessingml/2006/main" xmlns:w10="urn:schemas-microsoft-com:office:word" xmlns:w14="http://schemas.microsoft.com/office/word/2010/wordml" xmlns:wne="http://schemas.microsoft.com/office/word/2006/wordml" xmlns:wp="http://schemas.openxmlformats.org/drawingml/2006/wordprocessingDrawing" xmlns:wp14="http://schemas.microsoft.com/office/word/2010/wordprocessingDrawing" xmlns:wpc="http://schemas.microsoft.com/office/word/2010/wordprocessingCanvas" xmlns:wpg="http://schemas.microsoft.com/office/word/2010/wordprocessingGroup" xmlns:wpi="http://schemas.microsoft.com/office/word/2010/wordprocessingInk" xmlns:wps="http://schemas.microsoft.com/office/word/2010/wordprocessingShape" mc:Ignorable="w14 wp14">
+<w:numbering xmlns:mc="http://schemas.openxmlformats.org/markup-compatibility/2006" xmlns:w="http://schemas.openxmlformats.org/wordprocessingml/2006/main" xmlns:m="http://schemas.openxmlformats.org/officeDocument/2006/math" xmlns:mo="http://schemas.microsoft.com/office/mac/office/2008/main" xmlns:mv="urn:schemas-microsoft-com:mac:vml" xmlns:o="urn:schemas-microsoft-com:office:office" xmlns:r="http://schemas.openxmlformats.org/officeDocument/2006/relationships" xmlns:v="urn:schemas-microsoft-com:vml" xmlns:w10="urn:schemas-microsoft-com:office:word" xmlns:w14="http://schemas.microsoft.com/office/word/2010/wordml" xmlns:wne="http://schemas.microsoft.com/office/word/2006/wordml" xmlns:wp="http://schemas.openxmlformats.org/drawingml/2006/wordprocessingDrawing" xmlns:wp14="http://schemas.microsoft.com/office/word/2010/wordprocessingDrawing" xmlns:wpc="http://schemas.microsoft.com/office/word/2010/wordprocessingCanvas" xmlns:wpg="http://schemas.microsoft.com/office/word/2010/wordprocessingGroup" xmlns:wpi="http://schemas.microsoft.com/office/word/2010/wordprocessingInk" xmlns:wps="http://schemas.microsoft.com/office/word/2010/wordprocessingShape" mc:Ignorable="w14 wp14">
   <w:abstractNum w:abstractNumId="0">
     <w:nsid w:val="FFFFFF7C"/>
     <w:multiLevelType w:val="singleLevel"/>
@@ -2423,7 +2670,7 @@
         <w:ind w:hanging="360" w:left="1440"/>
       </w:pPr>
       <w:rPr>
-        <w:rFonts w:ascii="Symbol" w:hAnsi="Symbol" w:hint="default"/>
+        <w:rFonts w:ascii="Symbol" w:hAnsi="Symbol" w:hint="default" w:eastAsia="黑体"/>
       </w:rPr>
     </w:lvl>
   </w:abstractNum>
@@ -2444,7 +2691,7 @@
         <w:ind w:hanging="360" w:left="1080"/>
       </w:pPr>
       <w:rPr>
-        <w:rFonts w:ascii="Symbol" w:hAnsi="Symbol" w:hint="default"/>
+        <w:rFonts w:ascii="Symbol" w:hAnsi="Symbol" w:hint="default" w:eastAsia="黑体"/>
       </w:rPr>
     </w:lvl>
   </w:abstractNum>
@@ -2465,7 +2712,7 @@
         <w:ind w:hanging="360" w:left="720"/>
       </w:pPr>
       <w:rPr>
-        <w:rFonts w:ascii="Symbol" w:hAnsi="Symbol" w:hint="default"/>
+        <w:rFonts w:ascii="Symbol" w:hAnsi="Symbol" w:hint="default" w:eastAsia="黑体"/>
       </w:rPr>
     </w:lvl>
   </w:abstractNum>
@@ -2504,7 +2751,7 @@
         <w:ind w:hanging="360" w:left="360"/>
       </w:pPr>
       <w:rPr>
-        <w:rFonts w:ascii="Symbol" w:hAnsi="Symbol" w:hint="default"/>
+        <w:rFonts w:ascii="Symbol" w:hAnsi="Symbol" w:hint="default" w:eastAsia="黑体"/>
       </w:rPr>
     </w:lvl>
   </w:abstractNum>
@@ -2595,7 +2842,7 @@
         <w:ind w:left="720" w:hanging="360"/>
       </w:pPr>
       <w:rPr>
-        <w:rFonts w:ascii="Symbol" w:hAnsi="Symbol" w:cs="Symbol" w:hint="default"/>
+        <w:rFonts w:ascii="Symbol" w:hAnsi="Symbol" w:cs="Symbol" w:hint="default" w:eastAsia="黑体"/>
       </w:rPr>
     </w:lvl>
     <w:lvl w:ilvl="1">
@@ -2606,7 +2853,7 @@
         <w:ind w:left="1440" w:hanging="360"/>
       </w:pPr>
       <w:rPr>
-        <w:rFonts w:ascii="Courier New" w:hAnsi="Courier New" w:cs="Courier New" w:hint="default"/>
+        <w:rFonts w:ascii="Courier New" w:hAnsi="Courier New" w:cs="Courier New" w:hint="default" w:eastAsia="黑体"/>
       </w:rPr>
     </w:lvl>
     <w:lvl w:ilvl="2">
@@ -2617,7 +2864,7 @@
         <w:ind w:left="2160" w:hanging="360"/>
       </w:pPr>
       <w:rPr>
-        <w:rFonts w:ascii="Wingdings" w:hAnsi="Wingdings" w:cs="Wingdings" w:hint="default"/>
+        <w:rFonts w:ascii="Wingdings" w:hAnsi="Wingdings" w:cs="Wingdings" w:hint="default" w:eastAsia="黑体"/>
       </w:rPr>
     </w:lvl>
     <w:lvl w:ilvl="3">
@@ -2628,7 +2875,7 @@
         <w:ind w:left="2880" w:hanging="360"/>
       </w:pPr>
       <w:rPr>
-        <w:rFonts w:ascii="Symbol" w:hAnsi="Symbol" w:cs="Symbol" w:hint="default"/>
+        <w:rFonts w:ascii="Symbol" w:hAnsi="Symbol" w:cs="Symbol" w:hint="default" w:eastAsia="黑体"/>
       </w:rPr>
     </w:lvl>
     <w:lvl w:ilvl="4">
@@ -2639,7 +2886,7 @@
         <w:ind w:left="3600" w:hanging="360"/>
       </w:pPr>
       <w:rPr>
-        <w:rFonts w:ascii="Courier New" w:hAnsi="Courier New" w:cs="Courier New" w:hint="default"/>
+        <w:rFonts w:ascii="Courier New" w:hAnsi="Courier New" w:cs="Courier New" w:hint="default" w:eastAsia="黑体"/>
       </w:rPr>
     </w:lvl>
     <w:lvl w:ilvl="5">
@@ -2650,7 +2897,7 @@
         <w:ind w:left="4320" w:hanging="360"/>
       </w:pPr>
       <w:rPr>
-        <w:rFonts w:ascii="Wingdings" w:hAnsi="Wingdings" w:cs="Wingdings" w:hint="default"/>
+        <w:rFonts w:ascii="Wingdings" w:hAnsi="Wingdings" w:cs="Wingdings" w:hint="default" w:eastAsia="黑体"/>
       </w:rPr>
     </w:lvl>
     <w:lvl w:ilvl="6">
@@ -2661,7 +2908,7 @@
         <w:ind w:left="5040" w:hanging="360"/>
       </w:pPr>
       <w:rPr>
-        <w:rFonts w:ascii="Symbol" w:hAnsi="Symbol" w:cs="Symbol" w:hint="default"/>
+        <w:rFonts w:ascii="Symbol" w:hAnsi="Symbol" w:cs="Symbol" w:hint="default" w:eastAsia="黑体"/>
       </w:rPr>
     </w:lvl>
     <w:lvl w:ilvl="7">
@@ -2672,7 +2919,7 @@
         <w:ind w:left="5760" w:hanging="360"/>
       </w:pPr>
       <w:rPr>
-        <w:rFonts w:ascii="Courier New" w:hAnsi="Courier New" w:cs="Courier New" w:hint="default"/>
+        <w:rFonts w:ascii="Courier New" w:hAnsi="Courier New" w:cs="Courier New" w:hint="default" w:eastAsia="黑体"/>
       </w:rPr>
     </w:lvl>
     <w:lvl w:ilvl="8">
@@ -2683,7 +2930,7 @@
         <w:ind w:left="6480" w:hanging="360"/>
       </w:pPr>
       <w:rPr>
-        <w:rFonts w:ascii="Wingdings" w:hAnsi="Wingdings" w:cs="Wingdings" w:hint="default"/>
+        <w:rFonts w:ascii="Wingdings" w:hAnsi="Wingdings" w:cs="Wingdings" w:hint="default" w:eastAsia="黑体"/>
       </w:rPr>
     </w:lvl>
   </w:abstractNum>
@@ -2739,11 +2986,11 @@
 </file>
 
 <file path=word/styles.xml><?xml version="1.0" encoding="utf-8"?>
-<w:styles xmlns:mc="http://schemas.openxmlformats.org/markup-compatibility/2006" xmlns:r="http://schemas.openxmlformats.org/officeDocument/2006/relationships" xmlns:w="http://schemas.openxmlformats.org/wordprocessingml/2006/main" xmlns:w14="http://schemas.microsoft.com/office/word/2010/wordml" mc:Ignorable="w14">
+<w:styles xmlns:mc="http://schemas.openxmlformats.org/markup-compatibility/2006" xmlns:w="http://schemas.openxmlformats.org/wordprocessingml/2006/main" xmlns:r="http://schemas.openxmlformats.org/officeDocument/2006/relationships" xmlns:w14="http://schemas.microsoft.com/office/word/2010/wordml" mc:Ignorable="w14">
   <w:docDefaults>
     <w:rPrDefault>
       <w:rPr>
-        <w:rFonts w:asciiTheme="minorHAnsi" w:cstheme="minorBidi" w:eastAsiaTheme="minorEastAsia" w:hAnsiTheme="minorHAnsi"/>
+        <w:rFonts w:asciiTheme="minorHAnsi" w:cstheme="minorBidi" w:hAnsiTheme="minorHAnsi" w:eastAsia="黑体"/>
         <w:sz w:val="22"/>
         <w:szCs w:val="22"/>
         <w:lang w:bidi="ar-SA" w:eastAsia="en-US" w:val="en-US"/>
@@ -2965,7 +3212,7 @@
       <w:outlineLvl w:val="0"/>
     </w:pPr>
     <w:rPr>
-      <w:rFonts w:ascii="Times New Roman" w:asciiTheme="majorHAnsi" w:cstheme="majorBidi" w:eastAsia="黑体" w:eastAsiaTheme="majorEastAsia" w:hAnsi="Times New Roman" w:hAnsiTheme="majorHAnsi"/>
+      <w:rFonts w:ascii="Times New Roman" w:asciiTheme="majorHAnsi" w:cstheme="majorBidi" w:eastAsia="黑体" w:hAnsi="Times New Roman" w:hAnsiTheme="majorHAnsi"/>
       <w:b/>
       <w:bCs/>
       <w:color w:val="1F3864"/>
@@ -2989,7 +3236,7 @@
       <w:outlineLvl w:val="1"/>
     </w:pPr>
     <w:rPr>
-      <w:rFonts w:ascii="Times New Roman" w:asciiTheme="majorHAnsi" w:cstheme="majorBidi" w:eastAsia="黑体" w:eastAsiaTheme="majorEastAsia" w:hAnsi="Times New Roman" w:hAnsiTheme="majorHAnsi"/>
+      <w:rFonts w:ascii="Times New Roman" w:asciiTheme="majorHAnsi" w:cstheme="majorBidi" w:eastAsia="黑体" w:hAnsi="Times New Roman" w:hAnsiTheme="majorHAnsi"/>
       <w:b/>
       <w:bCs/>
       <w:color w:val="2E4E7E"/>
@@ -3013,7 +3260,7 @@
       <w:outlineLvl w:val="2"/>
     </w:pPr>
     <w:rPr>
-      <w:rFonts w:ascii="Times New Roman" w:asciiTheme="majorHAnsi" w:cstheme="majorBidi" w:eastAsia="黑体" w:eastAsiaTheme="majorEastAsia" w:hAnsi="Times New Roman" w:hAnsiTheme="majorHAnsi"/>
+      <w:rFonts w:ascii="Times New Roman" w:asciiTheme="majorHAnsi" w:cstheme="majorBidi" w:eastAsia="黑体" w:hAnsi="Times New Roman" w:hAnsiTheme="majorHAnsi"/>
       <w:b/>
       <w:bCs/>
       <w:color w:val="2E4E7E"/>
@@ -3037,7 +3284,7 @@
       <w:outlineLvl w:val="3"/>
     </w:pPr>
     <w:rPr>
-      <w:rFonts w:ascii="Times New Roman" w:asciiTheme="majorHAnsi" w:cstheme="majorBidi" w:eastAsia="黑体" w:eastAsiaTheme="majorEastAsia" w:hAnsi="Times New Roman" w:hAnsiTheme="majorHAnsi"/>
+      <w:rFonts w:ascii="Times New Roman" w:asciiTheme="majorHAnsi" w:cstheme="majorBidi" w:eastAsia="黑体" w:hAnsi="Times New Roman" w:hAnsiTheme="majorHAnsi"/>
       <w:b/>
       <w:bCs/>
       <w:i/>
@@ -3063,7 +3310,7 @@
       <w:outlineLvl w:val="4"/>
     </w:pPr>
     <w:rPr>
-      <w:rFonts w:ascii="Times New Roman" w:asciiTheme="majorHAnsi" w:cstheme="majorBidi" w:eastAsia="黑体" w:eastAsiaTheme="majorEastAsia" w:hAnsi="Times New Roman" w:hAnsiTheme="majorHAnsi"/>
+      <w:rFonts w:ascii="Times New Roman" w:asciiTheme="majorHAnsi" w:cstheme="majorBidi" w:eastAsia="黑体" w:hAnsi="Times New Roman" w:hAnsiTheme="majorHAnsi"/>
       <w:b/>
       <w:color w:val="333333"/>
       <w:sz w:val="22"/>
@@ -3086,7 +3333,7 @@
       <w:outlineLvl w:val="5"/>
     </w:pPr>
     <w:rPr>
-      <w:rFonts w:asciiTheme="majorHAnsi" w:cstheme="majorBidi" w:eastAsiaTheme="majorEastAsia" w:hAnsiTheme="majorHAnsi"/>
+      <w:rFonts w:asciiTheme="majorHAnsi" w:cstheme="majorBidi" w:hAnsiTheme="majorHAnsi" w:eastAsia="黑体"/>
       <w:i/>
       <w:iCs/>
       <w:color w:themeColor="accent1" w:themeShade="7F" w:val="243F60"/>
@@ -3109,7 +3356,7 @@
       <w:outlineLvl w:val="6"/>
     </w:pPr>
     <w:rPr>
-      <w:rFonts w:asciiTheme="majorHAnsi" w:cstheme="majorBidi" w:eastAsiaTheme="majorEastAsia" w:hAnsiTheme="majorHAnsi"/>
+      <w:rFonts w:asciiTheme="majorHAnsi" w:cstheme="majorBidi" w:hAnsiTheme="majorHAnsi" w:eastAsia="黑体"/>
       <w:i/>
       <w:iCs/>
       <w:color w:themeColor="text1" w:themeTint="BF" w:val="404040"/>
@@ -3132,7 +3379,7 @@
       <w:outlineLvl w:val="7"/>
     </w:pPr>
     <w:rPr>
-      <w:rFonts w:asciiTheme="majorHAnsi" w:cstheme="majorBidi" w:eastAsiaTheme="majorEastAsia" w:hAnsiTheme="majorHAnsi"/>
+      <w:rFonts w:asciiTheme="majorHAnsi" w:cstheme="majorBidi" w:hAnsiTheme="majorHAnsi" w:eastAsia="黑体"/>
       <w:color w:themeColor="accent1" w:val="4F81BD"/>
       <w:sz w:val="20"/>
       <w:szCs w:val="20"/>
@@ -3155,7 +3402,7 @@
       <w:outlineLvl w:val="8"/>
     </w:pPr>
     <w:rPr>
-      <w:rFonts w:asciiTheme="majorHAnsi" w:cstheme="majorBidi" w:eastAsiaTheme="majorEastAsia" w:hAnsiTheme="majorHAnsi"/>
+      <w:rFonts w:asciiTheme="majorHAnsi" w:cstheme="majorBidi" w:hAnsiTheme="majorHAnsi" w:eastAsia="黑体"/>
       <w:i/>
       <w:iCs/>
       <w:color w:themeColor="text1" w:themeTint="BF" w:val="404040"/>
@@ -3206,7 +3453,7 @@
     <w:uiPriority w:val="9"/>
     <w:rsid w:val="00FC693F"/>
     <w:rPr>
-      <w:rFonts w:asciiTheme="majorHAnsi" w:cstheme="majorBidi" w:eastAsiaTheme="majorEastAsia" w:hAnsiTheme="majorHAnsi"/>
+      <w:rFonts w:asciiTheme="majorHAnsi" w:cstheme="majorBidi" w:hAnsiTheme="majorHAnsi" w:eastAsia="黑体"/>
       <w:b/>
       <w:bCs/>
       <w:color w:themeColor="accent1" w:themeShade="BF" w:val="365F91"/>
@@ -3221,7 +3468,7 @@
     <w:uiPriority w:val="9"/>
     <w:rsid w:val="00FC693F"/>
     <w:rPr>
-      <w:rFonts w:asciiTheme="majorHAnsi" w:cstheme="majorBidi" w:eastAsiaTheme="majorEastAsia" w:hAnsiTheme="majorHAnsi"/>
+      <w:rFonts w:asciiTheme="majorHAnsi" w:cstheme="majorBidi" w:hAnsiTheme="majorHAnsi" w:eastAsia="黑体"/>
       <w:b/>
       <w:bCs/>
       <w:color w:themeColor="accent1" w:val="4F81BD"/>
@@ -3236,7 +3483,7 @@
     <w:uiPriority w:val="9"/>
     <w:rsid w:val="00FC693F"/>
     <w:rPr>
-      <w:rFonts w:asciiTheme="majorHAnsi" w:cstheme="majorBidi" w:eastAsiaTheme="majorEastAsia" w:hAnsiTheme="majorHAnsi"/>
+      <w:rFonts w:asciiTheme="majorHAnsi" w:cstheme="majorBidi" w:hAnsiTheme="majorHAnsi" w:eastAsia="黑体"/>
       <w:b/>
       <w:bCs/>
       <w:color w:themeColor="accent1" w:val="4F81BD"/>
@@ -3259,7 +3506,7 @@
       <w:contextualSpacing/>
     </w:pPr>
     <w:rPr>
-      <w:rFonts w:ascii="Times New Roman" w:asciiTheme="majorHAnsi" w:cstheme="majorBidi" w:eastAsia="黑体" w:eastAsiaTheme="majorEastAsia" w:hAnsi="Times New Roman" w:hAnsiTheme="majorHAnsi"/>
+      <w:rFonts w:ascii="Times New Roman" w:asciiTheme="majorHAnsi" w:cstheme="majorBidi" w:eastAsia="黑体" w:hAnsi="Times New Roman" w:hAnsiTheme="majorHAnsi"/>
       <w:b/>
       <w:color w:val="1F3864"/>
       <w:spacing w:val="5"/>
@@ -3275,7 +3522,7 @@
     <w:uiPriority w:val="10"/>
     <w:rsid w:val="00FC693F"/>
     <w:rPr>
-      <w:rFonts w:asciiTheme="majorHAnsi" w:cstheme="majorBidi" w:eastAsiaTheme="majorEastAsia" w:hAnsiTheme="majorHAnsi"/>
+      <w:rFonts w:asciiTheme="majorHAnsi" w:cstheme="majorBidi" w:hAnsiTheme="majorHAnsi" w:eastAsia="黑体"/>
       <w:color w:themeColor="text2" w:themeShade="BF" w:val="17365D"/>
       <w:spacing w:val="5"/>
       <w:kern w:val="28"/>
@@ -3297,7 +3544,7 @@
       </w:numPr>
     </w:pPr>
     <w:rPr>
-      <w:rFonts w:asciiTheme="majorHAnsi" w:cstheme="majorBidi" w:eastAsiaTheme="majorEastAsia" w:hAnsiTheme="majorHAnsi"/>
+      <w:rFonts w:asciiTheme="majorHAnsi" w:cstheme="majorBidi" w:hAnsiTheme="majorHAnsi" w:eastAsia="黑体"/>
       <w:i/>
       <w:iCs/>
       <w:color w:themeColor="accent1" w:val="4F81BD"/>
@@ -3313,7 +3560,7 @@
     <w:uiPriority w:val="11"/>
     <w:rsid w:val="00FC693F"/>
     <w:rPr>
-      <w:rFonts w:asciiTheme="majorHAnsi" w:cstheme="majorBidi" w:eastAsiaTheme="majorEastAsia" w:hAnsiTheme="majorHAnsi"/>
+      <w:rFonts w:asciiTheme="majorHAnsi" w:cstheme="majorBidi" w:hAnsiTheme="majorHAnsi" w:eastAsia="黑体"/>
       <w:i/>
       <w:iCs/>
       <w:color w:themeColor="accent1" w:val="4F81BD"/>
@@ -3380,6 +3627,7 @@
       <w:spacing w:after="120"/>
     </w:pPr>
     <w:rPr>
+      <w:rFonts w:eastAsia="黑体"/>
       <w:sz w:val="16"/>
       <w:szCs w:val="16"/>
     </w:rPr>
@@ -3391,6 +3639,7 @@
     <w:uiPriority w:val="99"/>
     <w:rsid w:val="00AA1D8D"/>
     <w:rPr>
+      <w:rFonts w:eastAsia="黑体"/>
       <w:sz w:val="16"/>
       <w:szCs w:val="16"/>
     </w:rPr>
@@ -3560,7 +3809,7 @@
       </w:tabs>
     </w:pPr>
     <w:rPr>
-      <w:rFonts w:ascii="Courier" w:hAnsi="Courier"/>
+      <w:rFonts w:ascii="Courier" w:hAnsi="Courier" w:eastAsia="黑体"/>
       <w:sz w:val="20"/>
       <w:szCs w:val="20"/>
     </w:rPr>
@@ -3572,7 +3821,7 @@
     <w:uiPriority w:val="99"/>
     <w:rsid w:val="0029639D"/>
     <w:rPr>
-      <w:rFonts w:ascii="Courier" w:hAnsi="Courier"/>
+      <w:rFonts w:ascii="Courier" w:hAnsi="Courier" w:eastAsia="黑体"/>
       <w:sz w:val="20"/>
       <w:szCs w:val="20"/>
     </w:rPr>
@@ -3608,6 +3857,7 @@
     <w:uiPriority w:val="29"/>
     <w:rsid w:val="00FC693F"/>
     <w:rPr>
+      <w:rFonts w:eastAsia="黑体"/>
       <w:i/>
       <w:iCs/>
       <w:color w:themeColor="text1" w:val="000000"/>
@@ -3621,7 +3871,7 @@
     <w:semiHidden/>
     <w:rsid w:val="00FC693F"/>
     <w:rPr>
-      <w:rFonts w:asciiTheme="majorHAnsi" w:cstheme="majorBidi" w:eastAsiaTheme="majorEastAsia" w:hAnsiTheme="majorHAnsi"/>
+      <w:rFonts w:asciiTheme="majorHAnsi" w:cstheme="majorBidi" w:hAnsiTheme="majorHAnsi" w:eastAsia="黑体"/>
       <w:b/>
       <w:bCs/>
       <w:i/>
@@ -3637,7 +3887,7 @@
     <w:semiHidden/>
     <w:rsid w:val="00FC693F"/>
     <w:rPr>
-      <w:rFonts w:asciiTheme="majorHAnsi" w:cstheme="majorBidi" w:eastAsiaTheme="majorEastAsia" w:hAnsiTheme="majorHAnsi"/>
+      <w:rFonts w:asciiTheme="majorHAnsi" w:cstheme="majorBidi" w:hAnsiTheme="majorHAnsi" w:eastAsia="黑体"/>
       <w:color w:themeColor="accent1" w:themeShade="7F" w:val="243F60"/>
     </w:rPr>
   </w:style>
@@ -3649,7 +3899,7 @@
     <w:semiHidden/>
     <w:rsid w:val="00FC693F"/>
     <w:rPr>
-      <w:rFonts w:asciiTheme="majorHAnsi" w:cstheme="majorBidi" w:eastAsiaTheme="majorEastAsia" w:hAnsiTheme="majorHAnsi"/>
+      <w:rFonts w:asciiTheme="majorHAnsi" w:cstheme="majorBidi" w:hAnsiTheme="majorHAnsi" w:eastAsia="黑体"/>
       <w:i/>
       <w:iCs/>
       <w:color w:themeColor="accent1" w:themeShade="7F" w:val="243F60"/>
@@ -3663,7 +3913,7 @@
     <w:semiHidden/>
     <w:rsid w:val="00FC693F"/>
     <w:rPr>
-      <w:rFonts w:asciiTheme="majorHAnsi" w:cstheme="majorBidi" w:eastAsiaTheme="majorEastAsia" w:hAnsiTheme="majorHAnsi"/>
+      <w:rFonts w:asciiTheme="majorHAnsi" w:cstheme="majorBidi" w:hAnsiTheme="majorHAnsi" w:eastAsia="黑体"/>
       <w:i/>
       <w:iCs/>
       <w:color w:themeColor="text1" w:themeTint="BF" w:val="404040"/>
@@ -3677,7 +3927,7 @@
     <w:semiHidden/>
     <w:rsid w:val="00FC693F"/>
     <w:rPr>
-      <w:rFonts w:asciiTheme="majorHAnsi" w:cstheme="majorBidi" w:eastAsiaTheme="majorEastAsia" w:hAnsiTheme="majorHAnsi"/>
+      <w:rFonts w:asciiTheme="majorHAnsi" w:cstheme="majorBidi" w:hAnsiTheme="majorHAnsi" w:eastAsia="黑体"/>
       <w:color w:themeColor="accent1" w:val="4F81BD"/>
       <w:sz w:val="20"/>
       <w:szCs w:val="20"/>
@@ -3691,7 +3941,7 @@
     <w:semiHidden/>
     <w:rsid w:val="00FC693F"/>
     <w:rPr>
-      <w:rFonts w:asciiTheme="majorHAnsi" w:cstheme="majorBidi" w:eastAsiaTheme="majorEastAsia" w:hAnsiTheme="majorHAnsi"/>
+      <w:rFonts w:asciiTheme="majorHAnsi" w:cstheme="majorBidi" w:hAnsiTheme="majorHAnsi" w:eastAsia="黑体"/>
       <w:i/>
       <w:iCs/>
       <w:color w:themeColor="text1" w:themeTint="BF" w:val="404040"/>
@@ -3712,6 +3962,7 @@
       <w:spacing w:line="240" w:lineRule="auto"/>
     </w:pPr>
     <w:rPr>
+      <w:rFonts w:eastAsia="黑体"/>
       <w:b/>
       <w:bCs/>
       <w:color w:themeColor="accent1" w:val="4F81BD"/>
@@ -3726,6 +3977,7 @@
     <w:qFormat/>
     <w:rsid w:val="00FC693F"/>
     <w:rPr>
+      <w:rFonts w:eastAsia="黑体"/>
       <w:b/>
       <w:bCs/>
     </w:rPr>
@@ -3737,6 +3989,7 @@
     <w:qFormat/>
     <w:rsid w:val="00FC693F"/>
     <w:rPr>
+      <w:rFonts w:eastAsia="黑体"/>
       <w:i/>
       <w:iCs/>
     </w:rPr>
@@ -3757,6 +4010,7 @@
       <w:ind w:left="936" w:right="936"/>
     </w:pPr>
     <w:rPr>
+      <w:rFonts w:eastAsia="黑体"/>
       <w:b/>
       <w:bCs/>
       <w:i/>
@@ -3771,6 +4025,7 @@
     <w:uiPriority w:val="30"/>
     <w:rsid w:val="00FC693F"/>
     <w:rPr>
+      <w:rFonts w:eastAsia="黑体"/>
       <w:b/>
       <w:bCs/>
       <w:i/>
@@ -3785,6 +4040,7 @@
     <w:qFormat/>
     <w:rsid w:val="00FC693F"/>
     <w:rPr>
+      <w:rFonts w:eastAsia="黑体"/>
       <w:i/>
       <w:iCs/>
       <w:color w:themeColor="text1" w:themeTint="7F" w:val="808080"/>
@@ -3797,6 +4053,7 @@
     <w:qFormat/>
     <w:rsid w:val="00FC693F"/>
     <w:rPr>
+      <w:rFonts w:eastAsia="黑体"/>
       <w:b/>
       <w:bCs/>
       <w:i/>
@@ -3811,6 +4068,7 @@
     <w:qFormat/>
     <w:rsid w:val="00FC693F"/>
     <w:rPr>
+      <w:rFonts w:eastAsia="黑体"/>
       <w:smallCaps/>
       <w:color w:themeColor="accent2" w:val="C0504D"/>
       <w:u w:val="single"/>
@@ -3823,6 +4081,7 @@
     <w:qFormat/>
     <w:rsid w:val="00FC693F"/>
     <w:rPr>
+      <w:rFonts w:eastAsia="黑体"/>
       <w:b/>
       <w:bCs/>
       <w:smallCaps/>
@@ -3838,6 +4097,7 @@
     <w:qFormat/>
     <w:rsid w:val="00FC693F"/>
     <w:rPr>
+      <w:rFonts w:eastAsia="黑体"/>
       <w:b/>
       <w:bCs/>
       <w:smallCaps/>
@@ -3892,6 +4152,7 @@
       <w:spacing w:after="0" w:line="240" w:lineRule="auto"/>
     </w:pPr>
     <w:rPr>
+      <w:rFonts w:eastAsia="黑体"/>
       <w:color w:themeColor="text1" w:themeShade="BF" w:val="000000"/>
     </w:rPr>
     <w:tblPr>
@@ -3914,6 +4175,7 @@
         <w:spacing w:after="0" w:before="0" w:line="240" w:lineRule="auto"/>
       </w:pPr>
       <w:rPr>
+        <w:rFonts w:eastAsia="黑体"/>
         <w:b/>
         <w:bCs/>
       </w:rPr>
@@ -3934,6 +4196,7 @@
         <w:spacing w:after="0" w:before="0" w:line="240" w:lineRule="auto"/>
       </w:pPr>
       <w:rPr>
+        <w:rFonts w:eastAsia="黑体"/>
         <w:b/>
         <w:bCs/>
       </w:rPr>
@@ -3951,12 +4214,14 @@
     </w:tblStylePr>
     <w:tblStylePr w:type="firstCol">
       <w:rPr>
+        <w:rFonts w:eastAsia="黑体"/>
         <w:b/>
         <w:bCs/>
       </w:rPr>
     </w:tblStylePr>
     <w:tblStylePr w:type="lastCol">
       <w:rPr>
+        <w:rFonts w:eastAsia="黑体"/>
         <w:b/>
         <w:bCs/>
       </w:rPr>
@@ -3995,6 +4260,7 @@
       <w:spacing w:after="0" w:line="240" w:lineRule="auto"/>
     </w:pPr>
     <w:rPr>
+      <w:rFonts w:eastAsia="黑体"/>
       <w:color w:themeColor="accent1" w:themeShade="BF" w:val="365F91"/>
     </w:rPr>
     <w:tblPr>
@@ -4017,6 +4283,7 @@
         <w:spacing w:after="0" w:before="0" w:line="240" w:lineRule="auto"/>
       </w:pPr>
       <w:rPr>
+        <w:rFonts w:eastAsia="黑体"/>
         <w:b/>
         <w:bCs/>
       </w:rPr>
@@ -4037,6 +4304,7 @@
         <w:spacing w:after="0" w:before="0" w:line="240" w:lineRule="auto"/>
       </w:pPr>
       <w:rPr>
+        <w:rFonts w:eastAsia="黑体"/>
         <w:b/>
         <w:bCs/>
       </w:rPr>
@@ -4054,12 +4322,14 @@
     </w:tblStylePr>
     <w:tblStylePr w:type="firstCol">
       <w:rPr>
+        <w:rFonts w:eastAsia="黑体"/>
         <w:b/>
         <w:bCs/>
       </w:rPr>
     </w:tblStylePr>
     <w:tblStylePr w:type="lastCol">
       <w:rPr>
+        <w:rFonts w:eastAsia="黑体"/>
         <w:b/>
         <w:bCs/>
       </w:rPr>
@@ -4098,6 +4368,7 @@
       <w:spacing w:after="0" w:line="240" w:lineRule="auto"/>
     </w:pPr>
     <w:rPr>
+      <w:rFonts w:eastAsia="黑体"/>
       <w:color w:themeColor="accent2" w:themeShade="BF" w:val="943634"/>
     </w:rPr>
     <w:tblPr>
@@ -4120,6 +4391,7 @@
         <w:spacing w:after="0" w:before="0" w:line="240" w:lineRule="auto"/>
       </w:pPr>
       <w:rPr>
+        <w:rFonts w:eastAsia="黑体"/>
         <w:b/>
         <w:bCs/>
       </w:rPr>
@@ -4140,6 +4412,7 @@
         <w:spacing w:after="0" w:before="0" w:line="240" w:lineRule="auto"/>
       </w:pPr>
       <w:rPr>
+        <w:rFonts w:eastAsia="黑体"/>
         <w:b/>
         <w:bCs/>
       </w:rPr>
@@ -4157,12 +4430,14 @@
     </w:tblStylePr>
     <w:tblStylePr w:type="firstCol">
       <w:rPr>
+        <w:rFonts w:eastAsia="黑体"/>
         <w:b/>
         <w:bCs/>
       </w:rPr>
     </w:tblStylePr>
     <w:tblStylePr w:type="lastCol">
       <w:rPr>
+        <w:rFonts w:eastAsia="黑体"/>
         <w:b/>
         <w:bCs/>
       </w:rPr>
@@ -4201,6 +4476,7 @@
       <w:spacing w:after="0" w:line="240" w:lineRule="auto"/>
     </w:pPr>
     <w:rPr>
+      <w:rFonts w:eastAsia="黑体"/>
       <w:color w:themeColor="accent3" w:themeShade="BF" w:val="76923C"/>
     </w:rPr>
     <w:tblPr>
@@ -4223,6 +4499,7 @@
         <w:spacing w:after="0" w:before="0" w:line="240" w:lineRule="auto"/>
       </w:pPr>
       <w:rPr>
+        <w:rFonts w:eastAsia="黑体"/>
         <w:b/>
         <w:bCs/>
       </w:rPr>
@@ -4243,6 +4520,7 @@
         <w:spacing w:after="0" w:before="0" w:line="240" w:lineRule="auto"/>
       </w:pPr>
       <w:rPr>
+        <w:rFonts w:eastAsia="黑体"/>
         <w:b/>
         <w:bCs/>
       </w:rPr>
@@ -4260,12 +4538,14 @@
     </w:tblStylePr>
     <w:tblStylePr w:type="firstCol">
       <w:rPr>
+        <w:rFonts w:eastAsia="黑体"/>
         <w:b/>
         <w:bCs/>
       </w:rPr>
     </w:tblStylePr>
     <w:tblStylePr w:type="lastCol">
       <w:rPr>
+        <w:rFonts w:eastAsia="黑体"/>
         <w:b/>
         <w:bCs/>
       </w:rPr>
@@ -4304,6 +4584,7 @@
       <w:spacing w:after="0" w:line="240" w:lineRule="auto"/>
     </w:pPr>
     <w:rPr>
+      <w:rFonts w:eastAsia="黑体"/>
       <w:color w:themeColor="accent4" w:themeShade="BF" w:val="5F497A"/>
     </w:rPr>
     <w:tblPr>
@@ -4326,6 +4607,7 @@
         <w:spacing w:after="0" w:before="0" w:line="240" w:lineRule="auto"/>
       </w:pPr>
       <w:rPr>
+        <w:rFonts w:eastAsia="黑体"/>
         <w:b/>
         <w:bCs/>
       </w:rPr>
@@ -4346,6 +4628,7 @@
         <w:spacing w:after="0" w:before="0" w:line="240" w:lineRule="auto"/>
       </w:pPr>
       <w:rPr>
+        <w:rFonts w:eastAsia="黑体"/>
         <w:b/>
         <w:bCs/>
       </w:rPr>
@@ -4363,12 +4646,14 @@
     </w:tblStylePr>
     <w:tblStylePr w:type="firstCol">
       <w:rPr>
+        <w:rFonts w:eastAsia="黑体"/>
         <w:b/>
         <w:bCs/>
       </w:rPr>
     </w:tblStylePr>
     <w:tblStylePr w:type="lastCol">
       <w:rPr>
+        <w:rFonts w:eastAsia="黑体"/>
         <w:b/>
         <w:bCs/>
       </w:rPr>
@@ -4407,6 +4692,7 @@
       <w:spacing w:after="0" w:line="240" w:lineRule="auto"/>
     </w:pPr>
     <w:rPr>
+      <w:rFonts w:eastAsia="黑体"/>
       <w:color w:themeColor="accent5" w:themeShade="BF" w:val="31849B"/>
     </w:rPr>
     <w:tblPr>
@@ -4429,6 +4715,7 @@
         <w:spacing w:after="0" w:before="0" w:line="240" w:lineRule="auto"/>
       </w:pPr>
       <w:rPr>
+        <w:rFonts w:eastAsia="黑体"/>
         <w:b/>
         <w:bCs/>
       </w:rPr>
@@ -4449,6 +4736,7 @@
         <w:spacing w:after="0" w:before="0" w:line="240" w:lineRule="auto"/>
       </w:pPr>
       <w:rPr>
+        <w:rFonts w:eastAsia="黑体"/>
         <w:b/>
         <w:bCs/>
       </w:rPr>
@@ -4466,12 +4754,14 @@
     </w:tblStylePr>
     <w:tblStylePr w:type="firstCol">
       <w:rPr>
+        <w:rFonts w:eastAsia="黑体"/>
         <w:b/>
         <w:bCs/>
       </w:rPr>
     </w:tblStylePr>
     <w:tblStylePr w:type="lastCol">
       <w:rPr>
+        <w:rFonts w:eastAsia="黑体"/>
         <w:b/>
         <w:bCs/>
       </w:rPr>
@@ -4510,6 +4800,7 @@
       <w:spacing w:after="0" w:line="240" w:lineRule="auto"/>
     </w:pPr>
     <w:rPr>
+      <w:rFonts w:eastAsia="黑体"/>
       <w:color w:themeColor="accent6" w:themeShade="BF" w:val="E36C0A"/>
     </w:rPr>
     <w:tblPr>
@@ -4532,6 +4823,7 @@
         <w:spacing w:after="0" w:before="0" w:line="240" w:lineRule="auto"/>
       </w:pPr>
       <w:rPr>
+        <w:rFonts w:eastAsia="黑体"/>
         <w:b/>
         <w:bCs/>
       </w:rPr>
@@ -4552,6 +4844,7 @@
         <w:spacing w:after="0" w:before="0" w:line="240" w:lineRule="auto"/>
       </w:pPr>
       <w:rPr>
+        <w:rFonts w:eastAsia="黑体"/>
         <w:b/>
         <w:bCs/>
       </w:rPr>
@@ -4569,12 +4862,14 @@
     </w:tblStylePr>
     <w:tblStylePr w:type="firstCol">
       <w:rPr>
+        <w:rFonts w:eastAsia="黑体"/>
         <w:b/>
         <w:bCs/>
       </w:rPr>
     </w:tblStylePr>
     <w:tblStylePr w:type="lastCol">
       <w:rPr>
+        <w:rFonts w:eastAsia="黑体"/>
         <w:b/>
         <w:bCs/>
       </w:rPr>
@@ -4634,6 +4929,7 @@
         <w:spacing w:after="0" w:before="0" w:line="240" w:lineRule="auto"/>
       </w:pPr>
       <w:rPr>
+        <w:rFonts w:eastAsia="黑体"/>
         <w:b/>
         <w:bCs/>
         <w:color w:themeColor="background1" w:val="FFFFFF"/>
@@ -4648,6 +4944,7 @@
         <w:spacing w:after="0" w:before="0" w:line="240" w:lineRule="auto"/>
       </w:pPr>
       <w:rPr>
+        <w:rFonts w:eastAsia="黑体"/>
         <w:b/>
         <w:bCs/>
       </w:rPr>
@@ -4663,12 +4960,14 @@
     </w:tblStylePr>
     <w:tblStylePr w:type="firstCol">
       <w:rPr>
+        <w:rFonts w:eastAsia="黑体"/>
         <w:b/>
         <w:bCs/>
       </w:rPr>
     </w:tblStylePr>
     <w:tblStylePr w:type="lastCol">
       <w:rPr>
+        <w:rFonts w:eastAsia="黑体"/>
         <w:b/>
         <w:bCs/>
       </w:rPr>
@@ -4726,6 +5025,7 @@
         <w:spacing w:after="0" w:before="0" w:line="240" w:lineRule="auto"/>
       </w:pPr>
       <w:rPr>
+        <w:rFonts w:eastAsia="黑体"/>
         <w:b/>
         <w:bCs/>
         <w:color w:themeColor="background1" w:val="FFFFFF"/>
@@ -4740,6 +5040,7 @@
         <w:spacing w:after="0" w:before="0" w:line="240" w:lineRule="auto"/>
       </w:pPr>
       <w:rPr>
+        <w:rFonts w:eastAsia="黑体"/>
         <w:b/>
         <w:bCs/>
       </w:rPr>
@@ -4755,12 +5056,14 @@
     </w:tblStylePr>
     <w:tblStylePr w:type="firstCol">
       <w:rPr>
+        <w:rFonts w:eastAsia="黑体"/>
         <w:b/>
         <w:bCs/>
       </w:rPr>
     </w:tblStylePr>
     <w:tblStylePr w:type="lastCol">
       <w:rPr>
+        <w:rFonts w:eastAsia="黑体"/>
         <w:b/>
         <w:bCs/>
       </w:rPr>
@@ -4818,6 +5121,7 @@
         <w:spacing w:after="0" w:before="0" w:line="240" w:lineRule="auto"/>
       </w:pPr>
       <w:rPr>
+        <w:rFonts w:eastAsia="黑体"/>
         <w:b/>
         <w:bCs/>
         <w:color w:themeColor="background1" w:val="FFFFFF"/>
@@ -4832,6 +5136,7 @@
         <w:spacing w:after="0" w:before="0" w:line="240" w:lineRule="auto"/>
       </w:pPr>
       <w:rPr>
+        <w:rFonts w:eastAsia="黑体"/>
         <w:b/>
         <w:bCs/>
       </w:rPr>
@@ -4847,12 +5152,14 @@
     </w:tblStylePr>
     <w:tblStylePr w:type="firstCol">
       <w:rPr>
+        <w:rFonts w:eastAsia="黑体"/>
         <w:b/>
         <w:bCs/>
       </w:rPr>
     </w:tblStylePr>
     <w:tblStylePr w:type="lastCol">
       <w:rPr>
+        <w:rFonts w:eastAsia="黑体"/>
         <w:b/>
         <w:bCs/>
       </w:rPr>
@@ -4910,6 +5217,7 @@
         <w:spacing w:after="0" w:before="0" w:line="240" w:lineRule="auto"/>
       </w:pPr>
       <w:rPr>
+        <w:rFonts w:eastAsia="黑体"/>
         <w:b/>
         <w:bCs/>
         <w:color w:themeColor="background1" w:val="FFFFFF"/>
@@ -4924,6 +5232,7 @@
         <w:spacing w:after="0" w:before="0" w:line="240" w:lineRule="auto"/>
       </w:pPr>
       <w:rPr>
+        <w:rFonts w:eastAsia="黑体"/>
         <w:b/>
         <w:bCs/>
       </w:rPr>
@@ -4939,12 +5248,14 @@
     </w:tblStylePr>
     <w:tblStylePr w:type="firstCol">
       <w:rPr>
+        <w:rFonts w:eastAsia="黑体"/>
         <w:b/>
         <w:bCs/>
       </w:rPr>
     </w:tblStylePr>
     <w:tblStylePr w:type="lastCol">
       <w:rPr>
+        <w:rFonts w:eastAsia="黑体"/>
         <w:b/>
         <w:bCs/>
       </w:rPr>
@@ -5002,6 +5313,7 @@
         <w:spacing w:after="0" w:before="0" w:line="240" w:lineRule="auto"/>
       </w:pPr>
       <w:rPr>
+        <w:rFonts w:eastAsia="黑体"/>
         <w:b/>
         <w:bCs/>
         <w:color w:themeColor="background1" w:val="FFFFFF"/>
@@ -5016,6 +5328,7 @@
         <w:spacing w:after="0" w:before="0" w:line="240" w:lineRule="auto"/>
       </w:pPr>
       <w:rPr>
+        <w:rFonts w:eastAsia="黑体"/>
         <w:b/>
         <w:bCs/>
       </w:rPr>
@@ -5031,12 +5344,14 @@
     </w:tblStylePr>
     <w:tblStylePr w:type="firstCol">
       <w:rPr>
+        <w:rFonts w:eastAsia="黑体"/>
         <w:b/>
         <w:bCs/>
       </w:rPr>
     </w:tblStylePr>
     <w:tblStylePr w:type="lastCol">
       <w:rPr>
+        <w:rFonts w:eastAsia="黑体"/>
         <w:b/>
         <w:bCs/>
       </w:rPr>
@@ -5094,6 +5409,7 @@
         <w:spacing w:after="0" w:before="0" w:line="240" w:lineRule="auto"/>
       </w:pPr>
       <w:rPr>
+        <w:rFonts w:eastAsia="黑体"/>
         <w:b/>
         <w:bCs/>
         <w:color w:themeColor="background1" w:val="FFFFFF"/>
@@ -5108,6 +5424,7 @@
         <w:spacing w:after="0" w:before="0" w:line="240" w:lineRule="auto"/>
       </w:pPr>
       <w:rPr>
+        <w:rFonts w:eastAsia="黑体"/>
         <w:b/>
         <w:bCs/>
       </w:rPr>
@@ -5123,12 +5440,14 @@
     </w:tblStylePr>
     <w:tblStylePr w:type="firstCol">
       <w:rPr>
+        <w:rFonts w:eastAsia="黑体"/>
         <w:b/>
         <w:bCs/>
       </w:rPr>
     </w:tblStylePr>
     <w:tblStylePr w:type="lastCol">
       <w:rPr>
+        <w:rFonts w:eastAsia="黑体"/>
         <w:b/>
         <w:bCs/>
       </w:rPr>
@@ -5186,6 +5505,7 @@
         <w:spacing w:after="0" w:before="0" w:line="240" w:lineRule="auto"/>
       </w:pPr>
       <w:rPr>
+        <w:rFonts w:eastAsia="黑体"/>
         <w:b/>
         <w:bCs/>
         <w:color w:themeColor="background1" w:val="FFFFFF"/>
@@ -5200,6 +5520,7 @@
         <w:spacing w:after="0" w:before="0" w:line="240" w:lineRule="auto"/>
       </w:pPr>
       <w:rPr>
+        <w:rFonts w:eastAsia="黑体"/>
         <w:b/>
         <w:bCs/>
       </w:rPr>
@@ -5215,12 +5536,14 @@
     </w:tblStylePr>
     <w:tblStylePr w:type="firstCol">
       <w:rPr>
+        <w:rFonts w:eastAsia="黑体"/>
         <w:b/>
         <w:bCs/>
       </w:rPr>
     </w:tblStylePr>
     <w:tblStylePr w:type="lastCol">
       <w:rPr>
+        <w:rFonts w:eastAsia="黑体"/>
         <w:b/>
         <w:bCs/>
       </w:rPr>
@@ -5280,7 +5603,7 @@
         <w:spacing w:after="0" w:before="0" w:line="240" w:lineRule="auto"/>
       </w:pPr>
       <w:rPr>
-        <w:rFonts w:asciiTheme="majorHAnsi" w:cstheme="majorBidi" w:eastAsiaTheme="majorEastAsia" w:hAnsiTheme="majorHAnsi"/>
+        <w:rFonts w:asciiTheme="majorHAnsi" w:cstheme="majorBidi" w:hAnsiTheme="majorHAnsi" w:eastAsia="黑体"/>
         <w:b/>
         <w:bCs/>
       </w:rPr>
@@ -5301,7 +5624,7 @@
         <w:spacing w:after="0" w:before="0" w:line="240" w:lineRule="auto"/>
       </w:pPr>
       <w:rPr>
-        <w:rFonts w:asciiTheme="majorHAnsi" w:cstheme="majorBidi" w:eastAsiaTheme="majorEastAsia" w:hAnsiTheme="majorHAnsi"/>
+        <w:rFonts w:asciiTheme="majorHAnsi" w:cstheme="majorBidi" w:hAnsiTheme="majorHAnsi" w:eastAsia="黑体"/>
         <w:b/>
         <w:bCs/>
       </w:rPr>
@@ -5319,14 +5642,14 @@
     </w:tblStylePr>
     <w:tblStylePr w:type="firstCol">
       <w:rPr>
-        <w:rFonts w:asciiTheme="majorHAnsi" w:cstheme="majorBidi" w:eastAsiaTheme="majorEastAsia" w:hAnsiTheme="majorHAnsi"/>
+        <w:rFonts w:asciiTheme="majorHAnsi" w:cstheme="majorBidi" w:hAnsiTheme="majorHAnsi" w:eastAsia="黑体"/>
         <w:b/>
         <w:bCs/>
       </w:rPr>
     </w:tblStylePr>
     <w:tblStylePr w:type="lastCol">
       <w:rPr>
-        <w:rFonts w:asciiTheme="majorHAnsi" w:cstheme="majorBidi" w:eastAsiaTheme="majorEastAsia" w:hAnsiTheme="majorHAnsi"/>
+        <w:rFonts w:asciiTheme="majorHAnsi" w:cstheme="majorBidi" w:hAnsiTheme="majorHAnsi" w:eastAsia="黑体"/>
         <w:b/>
         <w:bCs/>
       </w:rPr>
@@ -5410,7 +5733,7 @@
         <w:spacing w:after="0" w:before="0" w:line="240" w:lineRule="auto"/>
       </w:pPr>
       <w:rPr>
-        <w:rFonts w:asciiTheme="majorHAnsi" w:cstheme="majorBidi" w:eastAsiaTheme="majorEastAsia" w:hAnsiTheme="majorHAnsi"/>
+        <w:rFonts w:asciiTheme="majorHAnsi" w:cstheme="majorBidi" w:hAnsiTheme="majorHAnsi" w:eastAsia="黑体"/>
         <w:b/>
         <w:bCs/>
       </w:rPr>
@@ -5431,7 +5754,7 @@
         <w:spacing w:after="0" w:before="0" w:line="240" w:lineRule="auto"/>
       </w:pPr>
       <w:rPr>
-        <w:rFonts w:asciiTheme="majorHAnsi" w:cstheme="majorBidi" w:eastAsiaTheme="majorEastAsia" w:hAnsiTheme="majorHAnsi"/>
+        <w:rFonts w:asciiTheme="majorHAnsi" w:cstheme="majorBidi" w:hAnsiTheme="majorHAnsi" w:eastAsia="黑体"/>
         <w:b/>
         <w:bCs/>
       </w:rPr>
@@ -5449,14 +5772,14 @@
     </w:tblStylePr>
     <w:tblStylePr w:type="firstCol">
       <w:rPr>
-        <w:rFonts w:asciiTheme="majorHAnsi" w:cstheme="majorBidi" w:eastAsiaTheme="majorEastAsia" w:hAnsiTheme="majorHAnsi"/>
+        <w:rFonts w:asciiTheme="majorHAnsi" w:cstheme="majorBidi" w:hAnsiTheme="majorHAnsi" w:eastAsia="黑体"/>
         <w:b/>
         <w:bCs/>
       </w:rPr>
     </w:tblStylePr>
     <w:tblStylePr w:type="lastCol">
       <w:rPr>
-        <w:rFonts w:asciiTheme="majorHAnsi" w:cstheme="majorBidi" w:eastAsiaTheme="majorEastAsia" w:hAnsiTheme="majorHAnsi"/>
+        <w:rFonts w:asciiTheme="majorHAnsi" w:cstheme="majorBidi" w:hAnsiTheme="majorHAnsi" w:eastAsia="黑体"/>
         <w:b/>
         <w:bCs/>
       </w:rPr>
@@ -5540,7 +5863,7 @@
         <w:spacing w:after="0" w:before="0" w:line="240" w:lineRule="auto"/>
       </w:pPr>
       <w:rPr>
-        <w:rFonts w:asciiTheme="majorHAnsi" w:cstheme="majorBidi" w:eastAsiaTheme="majorEastAsia" w:hAnsiTheme="majorHAnsi"/>
+        <w:rFonts w:asciiTheme="majorHAnsi" w:cstheme="majorBidi" w:hAnsiTheme="majorHAnsi" w:eastAsia="黑体"/>
         <w:b/>
         <w:bCs/>
       </w:rPr>
@@ -5561,7 +5884,7 @@
         <w:spacing w:after="0" w:before="0" w:line="240" w:lineRule="auto"/>
       </w:pPr>
       <w:rPr>
-        <w:rFonts w:asciiTheme="majorHAnsi" w:cstheme="majorBidi" w:eastAsiaTheme="majorEastAsia" w:hAnsiTheme="majorHAnsi"/>
+        <w:rFonts w:asciiTheme="majorHAnsi" w:cstheme="majorBidi" w:hAnsiTheme="majorHAnsi" w:eastAsia="黑体"/>
         <w:b/>
         <w:bCs/>
       </w:rPr>
@@ -5579,14 +5902,14 @@
     </w:tblStylePr>
     <w:tblStylePr w:type="firstCol">
       <w:rPr>
-        <w:rFonts w:asciiTheme="majorHAnsi" w:cstheme="majorBidi" w:eastAsiaTheme="majorEastAsia" w:hAnsiTheme="majorHAnsi"/>
+        <w:rFonts w:asciiTheme="majorHAnsi" w:cstheme="majorBidi" w:hAnsiTheme="majorHAnsi" w:eastAsia="黑体"/>
         <w:b/>
         <w:bCs/>
       </w:rPr>
     </w:tblStylePr>
     <w:tblStylePr w:type="lastCol">
       <w:rPr>
-        <w:rFonts w:asciiTheme="majorHAnsi" w:cstheme="majorBidi" w:eastAsiaTheme="majorEastAsia" w:hAnsiTheme="majorHAnsi"/>
+        <w:rFonts w:asciiTheme="majorHAnsi" w:cstheme="majorBidi" w:hAnsiTheme="majorHAnsi" w:eastAsia="黑体"/>
         <w:b/>
         <w:bCs/>
       </w:rPr>
@@ -5670,7 +5993,7 @@
         <w:spacing w:after="0" w:before="0" w:line="240" w:lineRule="auto"/>
       </w:pPr>
       <w:rPr>
-        <w:rFonts w:asciiTheme="majorHAnsi" w:cstheme="majorBidi" w:eastAsiaTheme="majorEastAsia" w:hAnsiTheme="majorHAnsi"/>
+        <w:rFonts w:asciiTheme="majorHAnsi" w:cstheme="majorBidi" w:hAnsiTheme="majorHAnsi" w:eastAsia="黑体"/>
         <w:b/>
         <w:bCs/>
       </w:rPr>
@@ -5691,7 +6014,7 @@
         <w:spacing w:after="0" w:before="0" w:line="240" w:lineRule="auto"/>
       </w:pPr>
       <w:rPr>
-        <w:rFonts w:asciiTheme="majorHAnsi" w:cstheme="majorBidi" w:eastAsiaTheme="majorEastAsia" w:hAnsiTheme="majorHAnsi"/>
+        <w:rFonts w:asciiTheme="majorHAnsi" w:cstheme="majorBidi" w:hAnsiTheme="majorHAnsi" w:eastAsia="黑体"/>
         <w:b/>
         <w:bCs/>
       </w:rPr>
@@ -5709,14 +6032,14 @@
     </w:tblStylePr>
     <w:tblStylePr w:type="firstCol">
       <w:rPr>
-        <w:rFonts w:asciiTheme="majorHAnsi" w:cstheme="majorBidi" w:eastAsiaTheme="majorEastAsia" w:hAnsiTheme="majorHAnsi"/>
+        <w:rFonts w:asciiTheme="majorHAnsi" w:cstheme="majorBidi" w:hAnsiTheme="majorHAnsi" w:eastAsia="黑体"/>
         <w:b/>
         <w:bCs/>
       </w:rPr>
     </w:tblStylePr>
     <w:tblStylePr w:type="lastCol">
       <w:rPr>
-        <w:rFonts w:asciiTheme="majorHAnsi" w:cstheme="majorBidi" w:eastAsiaTheme="majorEastAsia" w:hAnsiTheme="majorHAnsi"/>
+        <w:rFonts w:asciiTheme="majorHAnsi" w:cstheme="majorBidi" w:hAnsiTheme="majorHAnsi" w:eastAsia="黑体"/>
         <w:b/>
         <w:bCs/>
       </w:rPr>
@@ -5800,7 +6123,7 @@
         <w:spacing w:after="0" w:before="0" w:line="240" w:lineRule="auto"/>
       </w:pPr>
       <w:rPr>
-        <w:rFonts w:asciiTheme="majorHAnsi" w:cstheme="majorBidi" w:eastAsiaTheme="majorEastAsia" w:hAnsiTheme="majorHAnsi"/>
+        <w:rFonts w:asciiTheme="majorHAnsi" w:cstheme="majorBidi" w:hAnsiTheme="majorHAnsi" w:eastAsia="黑体"/>
         <w:b/>
         <w:bCs/>
       </w:rPr>
@@ -5821,7 +6144,7 @@
         <w:spacing w:after="0" w:before="0" w:line="240" w:lineRule="auto"/>
       </w:pPr>
       <w:rPr>
-        <w:rFonts w:asciiTheme="majorHAnsi" w:cstheme="majorBidi" w:eastAsiaTheme="majorEastAsia" w:hAnsiTheme="majorHAnsi"/>
+        <w:rFonts w:asciiTheme="majorHAnsi" w:cstheme="majorBidi" w:hAnsiTheme="majorHAnsi" w:eastAsia="黑体"/>
         <w:b/>
         <w:bCs/>
       </w:rPr>
@@ -5839,14 +6162,14 @@
     </w:tblStylePr>
     <w:tblStylePr w:type="firstCol">
       <w:rPr>
-        <w:rFonts w:asciiTheme="majorHAnsi" w:cstheme="majorBidi" w:eastAsiaTheme="majorEastAsia" w:hAnsiTheme="majorHAnsi"/>
+        <w:rFonts w:asciiTheme="majorHAnsi" w:cstheme="majorBidi" w:hAnsiTheme="majorHAnsi" w:eastAsia="黑体"/>
         <w:b/>
         <w:bCs/>
       </w:rPr>
     </w:tblStylePr>
     <w:tblStylePr w:type="lastCol">
       <w:rPr>
-        <w:rFonts w:asciiTheme="majorHAnsi" w:cstheme="majorBidi" w:eastAsiaTheme="majorEastAsia" w:hAnsiTheme="majorHAnsi"/>
+        <w:rFonts w:asciiTheme="majorHAnsi" w:cstheme="majorBidi" w:hAnsiTheme="majorHAnsi" w:eastAsia="黑体"/>
         <w:b/>
         <w:bCs/>
       </w:rPr>
@@ -5930,7 +6253,7 @@
         <w:spacing w:after="0" w:before="0" w:line="240" w:lineRule="auto"/>
       </w:pPr>
       <w:rPr>
-        <w:rFonts w:asciiTheme="majorHAnsi" w:cstheme="majorBidi" w:eastAsiaTheme="majorEastAsia" w:hAnsiTheme="majorHAnsi"/>
+        <w:rFonts w:asciiTheme="majorHAnsi" w:cstheme="majorBidi" w:hAnsiTheme="majorHAnsi" w:eastAsia="黑体"/>
         <w:b/>
         <w:bCs/>
       </w:rPr>
@@ -5951,7 +6274,7 @@
         <w:spacing w:after="0" w:before="0" w:line="240" w:lineRule="auto"/>
       </w:pPr>
       <w:rPr>
-        <w:rFonts w:asciiTheme="majorHAnsi" w:cstheme="majorBidi" w:eastAsiaTheme="majorEastAsia" w:hAnsiTheme="majorHAnsi"/>
+        <w:rFonts w:asciiTheme="majorHAnsi" w:cstheme="majorBidi" w:hAnsiTheme="majorHAnsi" w:eastAsia="黑体"/>
         <w:b/>
         <w:bCs/>
       </w:rPr>
@@ -5969,14 +6292,14 @@
     </w:tblStylePr>
     <w:tblStylePr w:type="firstCol">
       <w:rPr>
-        <w:rFonts w:asciiTheme="majorHAnsi" w:cstheme="majorBidi" w:eastAsiaTheme="majorEastAsia" w:hAnsiTheme="majorHAnsi"/>
+        <w:rFonts w:asciiTheme="majorHAnsi" w:cstheme="majorBidi" w:hAnsiTheme="majorHAnsi" w:eastAsia="黑体"/>
         <w:b/>
         <w:bCs/>
       </w:rPr>
     </w:tblStylePr>
     <w:tblStylePr w:type="lastCol">
       <w:rPr>
-        <w:rFonts w:asciiTheme="majorHAnsi" w:cstheme="majorBidi" w:eastAsiaTheme="majorEastAsia" w:hAnsiTheme="majorHAnsi"/>
+        <w:rFonts w:asciiTheme="majorHAnsi" w:cstheme="majorBidi" w:hAnsiTheme="majorHAnsi" w:eastAsia="黑体"/>
         <w:b/>
         <w:bCs/>
       </w:rPr>
@@ -6060,7 +6383,7 @@
         <w:spacing w:after="0" w:before="0" w:line="240" w:lineRule="auto"/>
       </w:pPr>
       <w:rPr>
-        <w:rFonts w:asciiTheme="majorHAnsi" w:cstheme="majorBidi" w:eastAsiaTheme="majorEastAsia" w:hAnsiTheme="majorHAnsi"/>
+        <w:rFonts w:asciiTheme="majorHAnsi" w:cstheme="majorBidi" w:hAnsiTheme="majorHAnsi" w:eastAsia="黑体"/>
         <w:b/>
         <w:bCs/>
       </w:rPr>
@@ -6081,7 +6404,7 @@
         <w:spacing w:after="0" w:before="0" w:line="240" w:lineRule="auto"/>
       </w:pPr>
       <w:rPr>
-        <w:rFonts w:asciiTheme="majorHAnsi" w:cstheme="majorBidi" w:eastAsiaTheme="majorEastAsia" w:hAnsiTheme="majorHAnsi"/>
+        <w:rFonts w:asciiTheme="majorHAnsi" w:cstheme="majorBidi" w:hAnsiTheme="majorHAnsi" w:eastAsia="黑体"/>
         <w:b/>
         <w:bCs/>
       </w:rPr>
@@ -6099,14 +6422,14 @@
     </w:tblStylePr>
     <w:tblStylePr w:type="firstCol">
       <w:rPr>
-        <w:rFonts w:asciiTheme="majorHAnsi" w:cstheme="majorBidi" w:eastAsiaTheme="majorEastAsia" w:hAnsiTheme="majorHAnsi"/>
+        <w:rFonts w:asciiTheme="majorHAnsi" w:cstheme="majorBidi" w:hAnsiTheme="majorHAnsi" w:eastAsia="黑体"/>
         <w:b/>
         <w:bCs/>
       </w:rPr>
     </w:tblStylePr>
     <w:tblStylePr w:type="lastCol">
       <w:rPr>
-        <w:rFonts w:asciiTheme="majorHAnsi" w:cstheme="majorBidi" w:eastAsiaTheme="majorEastAsia" w:hAnsiTheme="majorHAnsi"/>
+        <w:rFonts w:asciiTheme="majorHAnsi" w:cstheme="majorBidi" w:hAnsiTheme="majorHAnsi" w:eastAsia="黑体"/>
         <w:b/>
         <w:bCs/>
       </w:rPr>
@@ -6189,6 +6512,7 @@
         <w:spacing w:after="0" w:before="0" w:line="240" w:lineRule="auto"/>
       </w:pPr>
       <w:rPr>
+        <w:rFonts w:eastAsia="黑体"/>
         <w:b/>
         <w:bCs/>
         <w:color w:themeColor="background1" w:val="FFFFFF"/>
@@ -6211,6 +6535,7 @@
         <w:spacing w:after="0" w:before="0" w:line="240" w:lineRule="auto"/>
       </w:pPr>
       <w:rPr>
+        <w:rFonts w:eastAsia="黑体"/>
         <w:b/>
         <w:bCs/>
       </w:rPr>
@@ -6228,12 +6553,14 @@
     </w:tblStylePr>
     <w:tblStylePr w:type="firstCol">
       <w:rPr>
+        <w:rFonts w:eastAsia="黑体"/>
         <w:b/>
         <w:bCs/>
       </w:rPr>
     </w:tblStylePr>
     <w:tblStylePr w:type="lastCol">
       <w:rPr>
+        <w:rFonts w:eastAsia="黑体"/>
         <w:b/>
         <w:bCs/>
       </w:rPr>
@@ -6295,6 +6622,7 @@
         <w:spacing w:after="0" w:before="0" w:line="240" w:lineRule="auto"/>
       </w:pPr>
       <w:rPr>
+        <w:rFonts w:eastAsia="黑体"/>
         <w:b/>
         <w:bCs/>
         <w:color w:themeColor="background1" w:val="FFFFFF"/>
@@ -6317,6 +6645,7 @@
         <w:spacing w:after="0" w:before="0" w:line="240" w:lineRule="auto"/>
       </w:pPr>
       <w:rPr>
+        <w:rFonts w:eastAsia="黑体"/>
         <w:b/>
         <w:bCs/>
       </w:rPr>
@@ -6334,12 +6663,14 @@
     </w:tblStylePr>
     <w:tblStylePr w:type="firstCol">
       <w:rPr>
+        <w:rFonts w:eastAsia="黑体"/>
         <w:b/>
         <w:bCs/>
       </w:rPr>
     </w:tblStylePr>
     <w:tblStylePr w:type="lastCol">
       <w:rPr>
+        <w:rFonts w:eastAsia="黑体"/>
         <w:b/>
         <w:bCs/>
       </w:rPr>
@@ -6401,6 +6732,7 @@
         <w:spacing w:after="0" w:before="0" w:line="240" w:lineRule="auto"/>
       </w:pPr>
       <w:rPr>
+        <w:rFonts w:eastAsia="黑体"/>
         <w:b/>
         <w:bCs/>
         <w:color w:themeColor="background1" w:val="FFFFFF"/>
@@ -6423,6 +6755,7 @@
         <w:spacing w:after="0" w:before="0" w:line="240" w:lineRule="auto"/>
       </w:pPr>
       <w:rPr>
+        <w:rFonts w:eastAsia="黑体"/>
         <w:b/>
         <w:bCs/>
       </w:rPr>
@@ -6440,12 +6773,14 @@
     </w:tblStylePr>
     <w:tblStylePr w:type="firstCol">
       <w:rPr>
+        <w:rFonts w:eastAsia="黑体"/>
         <w:b/>
         <w:bCs/>
       </w:rPr>
     </w:tblStylePr>
     <w:tblStylePr w:type="lastCol">
       <w:rPr>
+        <w:rFonts w:eastAsia="黑体"/>
         <w:b/>
         <w:bCs/>
       </w:rPr>
@@ -6507,6 +6842,7 @@
         <w:spacing w:after="0" w:before="0" w:line="240" w:lineRule="auto"/>
       </w:pPr>
       <w:rPr>
+        <w:rFonts w:eastAsia="黑体"/>
         <w:b/>
         <w:bCs/>
         <w:color w:themeColor="background1" w:val="FFFFFF"/>
@@ -6529,6 +6865,7 @@
         <w:spacing w:after="0" w:before="0" w:line="240" w:lineRule="auto"/>
       </w:pPr>
       <w:rPr>
+        <w:rFonts w:eastAsia="黑体"/>
         <w:b/>
         <w:bCs/>
       </w:rPr>
@@ -6546,12 +6883,14 @@
     </w:tblStylePr>
     <w:tblStylePr w:type="firstCol">
       <w:rPr>
+        <w:rFonts w:eastAsia="黑体"/>
         <w:b/>
         <w:bCs/>
       </w:rPr>
     </w:tblStylePr>
     <w:tblStylePr w:type="lastCol">
       <w:rPr>
+        <w:rFonts w:eastAsia="黑体"/>
         <w:b/>
         <w:bCs/>
       </w:rPr>
@@ -6613,6 +6952,7 @@
         <w:spacing w:after="0" w:before="0" w:line="240" w:lineRule="auto"/>
       </w:pPr>
       <w:rPr>
+        <w:rFonts w:eastAsia="黑体"/>
         <w:b/>
         <w:bCs/>
         <w:color w:themeColor="background1" w:val="FFFFFF"/>
@@ -6635,6 +6975,7 @@
         <w:spacing w:after="0" w:before="0" w:line="240" w:lineRule="auto"/>
       </w:pPr>
       <w:rPr>
+        <w:rFonts w:eastAsia="黑体"/>
         <w:b/>
         <w:bCs/>
       </w:rPr>
@@ -6652,12 +6993,14 @@
     </w:tblStylePr>
     <w:tblStylePr w:type="firstCol">
       <w:rPr>
+        <w:rFonts w:eastAsia="黑体"/>
         <w:b/>
         <w:bCs/>
       </w:rPr>
     </w:tblStylePr>
     <w:tblStylePr w:type="lastCol">
       <w:rPr>
+        <w:rFonts w:eastAsia="黑体"/>
         <w:b/>
         <w:bCs/>
       </w:rPr>
@@ -6719,6 +7062,7 @@
         <w:spacing w:after="0" w:before="0" w:line="240" w:lineRule="auto"/>
       </w:pPr>
       <w:rPr>
+        <w:rFonts w:eastAsia="黑体"/>
         <w:b/>
         <w:bCs/>
         <w:color w:themeColor="background1" w:val="FFFFFF"/>
@@ -6741,6 +7085,7 @@
         <w:spacing w:after="0" w:before="0" w:line="240" w:lineRule="auto"/>
       </w:pPr>
       <w:rPr>
+        <w:rFonts w:eastAsia="黑体"/>
         <w:b/>
         <w:bCs/>
       </w:rPr>
@@ -6758,12 +7103,14 @@
     </w:tblStylePr>
     <w:tblStylePr w:type="firstCol">
       <w:rPr>
+        <w:rFonts w:eastAsia="黑体"/>
         <w:b/>
         <w:bCs/>
       </w:rPr>
     </w:tblStylePr>
     <w:tblStylePr w:type="lastCol">
       <w:rPr>
+        <w:rFonts w:eastAsia="黑体"/>
         <w:b/>
         <w:bCs/>
       </w:rPr>
@@ -6825,6 +7172,7 @@
         <w:spacing w:after="0" w:before="0" w:line="240" w:lineRule="auto"/>
       </w:pPr>
       <w:rPr>
+        <w:rFonts w:eastAsia="黑体"/>
         <w:b/>
         <w:bCs/>
         <w:color w:themeColor="background1" w:val="FFFFFF"/>
@@ -6847,6 +7195,7 @@
         <w:spacing w:after="0" w:before="0" w:line="240" w:lineRule="auto"/>
       </w:pPr>
       <w:rPr>
+        <w:rFonts w:eastAsia="黑体"/>
         <w:b/>
         <w:bCs/>
       </w:rPr>
@@ -6864,12 +7213,14 @@
     </w:tblStylePr>
     <w:tblStylePr w:type="firstCol">
       <w:rPr>
+        <w:rFonts w:eastAsia="黑体"/>
         <w:b/>
         <w:bCs/>
       </w:rPr>
     </w:tblStylePr>
     <w:tblStylePr w:type="lastCol">
       <w:rPr>
+        <w:rFonts w:eastAsia="黑体"/>
         <w:b/>
         <w:bCs/>
       </w:rPr>
@@ -6928,6 +7279,7 @@
         <w:spacing w:after="0" w:before="0" w:line="240" w:lineRule="auto"/>
       </w:pPr>
       <w:rPr>
+        <w:rFonts w:eastAsia="黑体"/>
         <w:b/>
         <w:bCs/>
         <w:color w:themeColor="background1" w:val="FFFFFF"/>
@@ -6950,6 +7302,7 @@
         <w:spacing w:after="0" w:before="0" w:line="240" w:lineRule="auto"/>
       </w:pPr>
       <w:rPr>
+        <w:rFonts w:eastAsia="黑体"/>
         <w:color w:val="auto"/>
       </w:rPr>
       <w:tblPr/>
@@ -6967,6 +7320,7 @@
     </w:tblStylePr>
     <w:tblStylePr w:type="firstCol">
       <w:rPr>
+        <w:rFonts w:eastAsia="黑体"/>
         <w:b/>
         <w:bCs/>
         <w:color w:themeColor="background1" w:val="FFFFFF"/>
@@ -6986,6 +7340,7 @@
     </w:tblStylePr>
     <w:tblStylePr w:type="lastCol">
       <w:rPr>
+        <w:rFonts w:eastAsia="黑体"/>
         <w:b/>
         <w:bCs/>
         <w:color w:themeColor="background1" w:val="FFFFFF"/>
@@ -7034,6 +7389,7 @@
     </w:tblStylePr>
     <w:tblStylePr w:type="nwCell">
       <w:rPr>
+        <w:rFonts w:eastAsia="黑体"/>
         <w:color w:themeColor="background1" w:val="FFFFFF"/>
       </w:rPr>
       <w:tblPr/>
@@ -7077,6 +7433,7 @@
         <w:spacing w:after="0" w:before="0" w:line="240" w:lineRule="auto"/>
       </w:pPr>
       <w:rPr>
+        <w:rFonts w:eastAsia="黑体"/>
         <w:b/>
         <w:bCs/>
         <w:color w:themeColor="background1" w:val="FFFFFF"/>
@@ -7099,6 +7456,7 @@
         <w:spacing w:after="0" w:before="0" w:line="240" w:lineRule="auto"/>
       </w:pPr>
       <w:rPr>
+        <w:rFonts w:eastAsia="黑体"/>
         <w:color w:val="auto"/>
       </w:rPr>
       <w:tblPr/>
@@ -7116,6 +7474,7 @@
     </w:tblStylePr>
     <w:tblStylePr w:type="firstCol">
       <w:rPr>
+        <w:rFonts w:eastAsia="黑体"/>
         <w:b/>
         <w:bCs/>
         <w:color w:themeColor="background1" w:val="FFFFFF"/>
@@ -7135,6 +7494,7 @@
     </w:tblStylePr>
     <w:tblStylePr w:type="lastCol">
       <w:rPr>
+        <w:rFonts w:eastAsia="黑体"/>
         <w:b/>
         <w:bCs/>
         <w:color w:themeColor="background1" w:val="FFFFFF"/>
@@ -7183,6 +7543,7 @@
     </w:tblStylePr>
     <w:tblStylePr w:type="nwCell">
       <w:rPr>
+        <w:rFonts w:eastAsia="黑体"/>
         <w:color w:themeColor="background1" w:val="FFFFFF"/>
       </w:rPr>
       <w:tblPr/>
@@ -7226,6 +7587,7 @@
         <w:spacing w:after="0" w:before="0" w:line="240" w:lineRule="auto"/>
       </w:pPr>
       <w:rPr>
+        <w:rFonts w:eastAsia="黑体"/>
         <w:b/>
         <w:bCs/>
         <w:color w:themeColor="background1" w:val="FFFFFF"/>
@@ -7248,6 +7610,7 @@
         <w:spacing w:after="0" w:before="0" w:line="240" w:lineRule="auto"/>
       </w:pPr>
       <w:rPr>
+        <w:rFonts w:eastAsia="黑体"/>
         <w:color w:val="auto"/>
       </w:rPr>
       <w:tblPr/>
@@ -7265,6 +7628,7 @@
     </w:tblStylePr>
     <w:tblStylePr w:type="firstCol">
       <w:rPr>
+        <w:rFonts w:eastAsia="黑体"/>
         <w:b/>
         <w:bCs/>
         <w:color w:themeColor="background1" w:val="FFFFFF"/>
@@ -7284,6 +7648,7 @@
     </w:tblStylePr>
     <w:tblStylePr w:type="lastCol">
       <w:rPr>
+        <w:rFonts w:eastAsia="黑体"/>
         <w:b/>
         <w:bCs/>
         <w:color w:themeColor="background1" w:val="FFFFFF"/>
@@ -7332,6 +7697,7 @@
     </w:tblStylePr>
     <w:tblStylePr w:type="nwCell">
       <w:rPr>
+        <w:rFonts w:eastAsia="黑体"/>
         <w:color w:themeColor="background1" w:val="FFFFFF"/>
       </w:rPr>
       <w:tblPr/>
@@ -7375,6 +7741,7 @@
         <w:spacing w:after="0" w:before="0" w:line="240" w:lineRule="auto"/>
       </w:pPr>
       <w:rPr>
+        <w:rFonts w:eastAsia="黑体"/>
         <w:b/>
         <w:bCs/>
         <w:color w:themeColor="background1" w:val="FFFFFF"/>
@@ -7397,6 +7764,7 @@
         <w:spacing w:after="0" w:before="0" w:line="240" w:lineRule="auto"/>
       </w:pPr>
       <w:rPr>
+        <w:rFonts w:eastAsia="黑体"/>
         <w:color w:val="auto"/>
       </w:rPr>
       <w:tblPr/>
@@ -7414,6 +7782,7 @@
     </w:tblStylePr>
     <w:tblStylePr w:type="firstCol">
       <w:rPr>
+        <w:rFonts w:eastAsia="黑体"/>
         <w:b/>
         <w:bCs/>
         <w:color w:themeColor="background1" w:val="FFFFFF"/>
@@ -7433,6 +7802,7 @@
     </w:tblStylePr>
     <w:tblStylePr w:type="lastCol">
       <w:rPr>
+        <w:rFonts w:eastAsia="黑体"/>
         <w:b/>
         <w:bCs/>
         <w:color w:themeColor="background1" w:val="FFFFFF"/>
@@ -7481,6 +7851,7 @@
     </w:tblStylePr>
     <w:tblStylePr w:type="nwCell">
       <w:rPr>
+        <w:rFonts w:eastAsia="黑体"/>
         <w:color w:themeColor="background1" w:val="FFFFFF"/>
       </w:rPr>
       <w:tblPr/>
@@ -7524,6 +7895,7 @@
         <w:spacing w:after="0" w:before="0" w:line="240" w:lineRule="auto"/>
       </w:pPr>
       <w:rPr>
+        <w:rFonts w:eastAsia="黑体"/>
         <w:b/>
         <w:bCs/>
         <w:color w:themeColor="background1" w:val="FFFFFF"/>
@@ -7546,6 +7918,7 @@
         <w:spacing w:after="0" w:before="0" w:line="240" w:lineRule="auto"/>
       </w:pPr>
       <w:rPr>
+        <w:rFonts w:eastAsia="黑体"/>
         <w:color w:val="auto"/>
       </w:rPr>
       <w:tblPr/>
@@ -7563,6 +7936,7 @@
     </w:tblStylePr>
     <w:tblStylePr w:type="firstCol">
       <w:rPr>
+        <w:rFonts w:eastAsia="黑体"/>
         <w:b/>
         <w:bCs/>
         <w:color w:themeColor="background1" w:val="FFFFFF"/>
@@ -7582,6 +7956,7 @@
     </w:tblStylePr>
     <w:tblStylePr w:type="lastCol">
       <w:rPr>
+        <w:rFonts w:eastAsia="黑体"/>
         <w:b/>
         <w:bCs/>
         <w:color w:themeColor="background1" w:val="FFFFFF"/>
@@ -7630,6 +8005,7 @@
     </w:tblStylePr>
     <w:tblStylePr w:type="nwCell">
       <w:rPr>
+        <w:rFonts w:eastAsia="黑体"/>
         <w:color w:themeColor="background1" w:val="FFFFFF"/>
       </w:rPr>
       <w:tblPr/>
@@ -7673,6 +8049,7 @@
         <w:spacing w:after="0" w:before="0" w:line="240" w:lineRule="auto"/>
       </w:pPr>
       <w:rPr>
+        <w:rFonts w:eastAsia="黑体"/>
         <w:b/>
         <w:bCs/>
         <w:color w:themeColor="background1" w:val="FFFFFF"/>
@@ -7695,6 +8072,7 @@
         <w:spacing w:after="0" w:before="0" w:line="240" w:lineRule="auto"/>
       </w:pPr>
       <w:rPr>
+        <w:rFonts w:eastAsia="黑体"/>
         <w:color w:val="auto"/>
       </w:rPr>
       <w:tblPr/>
@@ -7712,6 +8090,7 @@
     </w:tblStylePr>
     <w:tblStylePr w:type="firstCol">
       <w:rPr>
+        <w:rFonts w:eastAsia="黑体"/>
         <w:b/>
         <w:bCs/>
         <w:color w:themeColor="background1" w:val="FFFFFF"/>
@@ -7731,6 +8110,7 @@
     </w:tblStylePr>
     <w:tblStylePr w:type="lastCol">
       <w:rPr>
+        <w:rFonts w:eastAsia="黑体"/>
         <w:b/>
         <w:bCs/>
         <w:color w:themeColor="background1" w:val="FFFFFF"/>
@@ -7779,6 +8159,7 @@
     </w:tblStylePr>
     <w:tblStylePr w:type="nwCell">
       <w:rPr>
+        <w:rFonts w:eastAsia="黑体"/>
         <w:color w:themeColor="background1" w:val="FFFFFF"/>
       </w:rPr>
       <w:tblPr/>
@@ -7822,6 +8203,7 @@
         <w:spacing w:after="0" w:before="0" w:line="240" w:lineRule="auto"/>
       </w:pPr>
       <w:rPr>
+        <w:rFonts w:eastAsia="黑体"/>
         <w:b/>
         <w:bCs/>
         <w:color w:themeColor="background1" w:val="FFFFFF"/>
@@ -7844,6 +8226,7 @@
         <w:spacing w:after="0" w:before="0" w:line="240" w:lineRule="auto"/>
       </w:pPr>
       <w:rPr>
+        <w:rFonts w:eastAsia="黑体"/>
         <w:color w:val="auto"/>
       </w:rPr>
       <w:tblPr/>
@@ -7861,6 +8244,7 @@
     </w:tblStylePr>
     <w:tblStylePr w:type="firstCol">
       <w:rPr>
+        <w:rFonts w:eastAsia="黑体"/>
         <w:b/>
         <w:bCs/>
         <w:color w:themeColor="background1" w:val="FFFFFF"/>
@@ -7880,6 +8264,7 @@
     </w:tblStylePr>
     <w:tblStylePr w:type="lastCol">
       <w:rPr>
+        <w:rFonts w:eastAsia="黑体"/>
         <w:b/>
         <w:bCs/>
         <w:color w:themeColor="background1" w:val="FFFFFF"/>
@@ -7928,6 +8313,7 @@
     </w:tblStylePr>
     <w:tblStylePr w:type="nwCell">
       <w:rPr>
+        <w:rFonts w:eastAsia="黑体"/>
         <w:color w:themeColor="background1" w:val="FFFFFF"/>
       </w:rPr>
       <w:tblPr/>
@@ -7952,6 +8338,7 @@
       <w:spacing w:after="0" w:line="240" w:lineRule="auto"/>
     </w:pPr>
     <w:rPr>
+      <w:rFonts w:eastAsia="黑体"/>
       <w:color w:themeColor="text1" w:val="000000"/>
     </w:rPr>
     <w:tblPr>
@@ -7971,7 +8358,7 @@
     </w:tblPr>
     <w:tblStylePr w:type="firstRow">
       <w:rPr>
-        <w:rFonts w:asciiTheme="majorHAnsi" w:cstheme="majorBidi" w:eastAsiaTheme="majorEastAsia" w:hAnsiTheme="majorHAnsi"/>
+        <w:rFonts w:asciiTheme="majorHAnsi" w:cstheme="majorBidi" w:hAnsiTheme="majorHAnsi" w:eastAsia="黑体"/>
       </w:rPr>
       <w:tblPr/>
       <w:tcPr>
@@ -7983,6 +8370,7 @@
     </w:tblStylePr>
     <w:tblStylePr w:type="lastRow">
       <w:rPr>
+        <w:rFonts w:eastAsia="黑体"/>
         <w:b/>
         <w:bCs/>
         <w:color w:themeColor="text2" w:val="1F497D"/>
@@ -7997,12 +8385,14 @@
     </w:tblStylePr>
     <w:tblStylePr w:type="firstCol">
       <w:rPr>
+        <w:rFonts w:eastAsia="黑体"/>
         <w:b/>
         <w:bCs/>
       </w:rPr>
     </w:tblStylePr>
     <w:tblStylePr w:type="lastCol">
       <w:rPr>
+        <w:rFonts w:eastAsia="黑体"/>
         <w:b/>
         <w:bCs/>
       </w:rPr>
@@ -8036,6 +8426,7 @@
       <w:spacing w:after="0" w:line="240" w:lineRule="auto"/>
     </w:pPr>
     <w:rPr>
+      <w:rFonts w:eastAsia="黑体"/>
       <w:color w:themeColor="text1" w:val="000000"/>
     </w:rPr>
     <w:tblPr>
@@ -8055,7 +8446,7 @@
     </w:tblPr>
     <w:tblStylePr w:type="firstRow">
       <w:rPr>
-        <w:rFonts w:asciiTheme="majorHAnsi" w:cstheme="majorBidi" w:eastAsiaTheme="majorEastAsia" w:hAnsiTheme="majorHAnsi"/>
+        <w:rFonts w:asciiTheme="majorHAnsi" w:cstheme="majorBidi" w:hAnsiTheme="majorHAnsi" w:eastAsia="黑体"/>
       </w:rPr>
       <w:tblPr/>
       <w:tcPr>
@@ -8067,6 +8458,7 @@
     </w:tblStylePr>
     <w:tblStylePr w:type="lastRow">
       <w:rPr>
+        <w:rFonts w:eastAsia="黑体"/>
         <w:b/>
         <w:bCs/>
         <w:color w:themeColor="text2" w:val="1F497D"/>
@@ -8081,12 +8473,14 @@
     </w:tblStylePr>
     <w:tblStylePr w:type="firstCol">
       <w:rPr>
+        <w:rFonts w:eastAsia="黑体"/>
         <w:b/>
         <w:bCs/>
       </w:rPr>
     </w:tblStylePr>
     <w:tblStylePr w:type="lastCol">
       <w:rPr>
+        <w:rFonts w:eastAsia="黑体"/>
         <w:b/>
         <w:bCs/>
       </w:rPr>
@@ -8120,6 +8514,7 @@
       <w:spacing w:after="0" w:line="240" w:lineRule="auto"/>
     </w:pPr>
     <w:rPr>
+      <w:rFonts w:eastAsia="黑体"/>
       <w:color w:themeColor="text1" w:val="000000"/>
     </w:rPr>
     <w:tblPr>
@@ -8139,7 +8534,7 @@
     </w:tblPr>
     <w:tblStylePr w:type="firstRow">
       <w:rPr>
-        <w:rFonts w:asciiTheme="majorHAnsi" w:cstheme="majorBidi" w:eastAsiaTheme="majorEastAsia" w:hAnsiTheme="majorHAnsi"/>
+        <w:rFonts w:asciiTheme="majorHAnsi" w:cstheme="majorBidi" w:hAnsiTheme="majorHAnsi" w:eastAsia="黑体"/>
       </w:rPr>
       <w:tblPr/>
       <w:tcPr>
@@ -8151,6 +8546,7 @@
     </w:tblStylePr>
     <w:tblStylePr w:type="lastRow">
       <w:rPr>
+        <w:rFonts w:eastAsia="黑体"/>
         <w:b/>
         <w:bCs/>
         <w:color w:themeColor="text2" w:val="1F497D"/>
@@ -8165,12 +8561,14 @@
     </w:tblStylePr>
     <w:tblStylePr w:type="firstCol">
       <w:rPr>
+        <w:rFonts w:eastAsia="黑体"/>
         <w:b/>
         <w:bCs/>
       </w:rPr>
     </w:tblStylePr>
     <w:tblStylePr w:type="lastCol">
       <w:rPr>
+        <w:rFonts w:eastAsia="黑体"/>
         <w:b/>
         <w:bCs/>
       </w:rPr>
@@ -8204,6 +8602,7 @@
       <w:spacing w:after="0" w:line="240" w:lineRule="auto"/>
     </w:pPr>
     <w:rPr>
+      <w:rFonts w:eastAsia="黑体"/>
       <w:color w:themeColor="text1" w:val="000000"/>
     </w:rPr>
     <w:tblPr>
@@ -8223,7 +8622,7 @@
     </w:tblPr>
     <w:tblStylePr w:type="firstRow">
       <w:rPr>
-        <w:rFonts w:asciiTheme="majorHAnsi" w:cstheme="majorBidi" w:eastAsiaTheme="majorEastAsia" w:hAnsiTheme="majorHAnsi"/>
+        <w:rFonts w:asciiTheme="majorHAnsi" w:cstheme="majorBidi" w:hAnsiTheme="majorHAnsi" w:eastAsia="黑体"/>
       </w:rPr>
       <w:tblPr/>
       <w:tcPr>
@@ -8235,6 +8634,7 @@
     </w:tblStylePr>
     <w:tblStylePr w:type="lastRow">
       <w:rPr>
+        <w:rFonts w:eastAsia="黑体"/>
         <w:b/>
         <w:bCs/>
         <w:color w:themeColor="text2" w:val="1F497D"/>
@@ -8249,12 +8649,14 @@
     </w:tblStylePr>
     <w:tblStylePr w:type="firstCol">
       <w:rPr>
+        <w:rFonts w:eastAsia="黑体"/>
         <w:b/>
         <w:bCs/>
       </w:rPr>
     </w:tblStylePr>
     <w:tblStylePr w:type="lastCol">
       <w:rPr>
+        <w:rFonts w:eastAsia="黑体"/>
         <w:b/>
         <w:bCs/>
       </w:rPr>
@@ -8288,6 +8690,7 @@
       <w:spacing w:after="0" w:line="240" w:lineRule="auto"/>
     </w:pPr>
     <w:rPr>
+      <w:rFonts w:eastAsia="黑体"/>
       <w:color w:themeColor="text1" w:val="000000"/>
     </w:rPr>
     <w:tblPr>
@@ -8307,7 +8710,7 @@
     </w:tblPr>
     <w:tblStylePr w:type="firstRow">
       <w:rPr>
-        <w:rFonts w:asciiTheme="majorHAnsi" w:cstheme="majorBidi" w:eastAsiaTheme="majorEastAsia" w:hAnsiTheme="majorHAnsi"/>
+        <w:rFonts w:asciiTheme="majorHAnsi" w:cstheme="majorBidi" w:hAnsiTheme="majorHAnsi" w:eastAsia="黑体"/>
       </w:rPr>
       <w:tblPr/>
       <w:tcPr>
@@ -8319,6 +8722,7 @@
     </w:tblStylePr>
     <w:tblStylePr w:type="lastRow">
       <w:rPr>
+        <w:rFonts w:eastAsia="黑体"/>
         <w:b/>
         <w:bCs/>
         <w:color w:themeColor="text2" w:val="1F497D"/>
@@ -8333,12 +8737,14 @@
     </w:tblStylePr>
     <w:tblStylePr w:type="firstCol">
       <w:rPr>
+        <w:rFonts w:eastAsia="黑体"/>
         <w:b/>
         <w:bCs/>
       </w:rPr>
     </w:tblStylePr>
     <w:tblStylePr w:type="lastCol">
       <w:rPr>
+        <w:rFonts w:eastAsia="黑体"/>
         <w:b/>
         <w:bCs/>
       </w:rPr>
@@ -8372,6 +8778,7 @@
       <w:spacing w:after="0" w:line="240" w:lineRule="auto"/>
     </w:pPr>
     <w:rPr>
+      <w:rFonts w:eastAsia="黑体"/>
       <w:color w:themeColor="text1" w:val="000000"/>
     </w:rPr>
     <w:tblPr>
@@ -8391,7 +8798,7 @@
     </w:tblPr>
     <w:tblStylePr w:type="firstRow">
       <w:rPr>
-        <w:rFonts w:asciiTheme="majorHAnsi" w:cstheme="majorBidi" w:eastAsiaTheme="majorEastAsia" w:hAnsiTheme="majorHAnsi"/>
+        <w:rFonts w:asciiTheme="majorHAnsi" w:cstheme="majorBidi" w:hAnsiTheme="majorHAnsi" w:eastAsia="黑体"/>
       </w:rPr>
       <w:tblPr/>
       <w:tcPr>
@@ -8403,6 +8810,7 @@
     </w:tblStylePr>
     <w:tblStylePr w:type="lastRow">
       <w:rPr>
+        <w:rFonts w:eastAsia="黑体"/>
         <w:b/>
         <w:bCs/>
         <w:color w:themeColor="text2" w:val="1F497D"/>
@@ -8417,12 +8825,14 @@
     </w:tblStylePr>
     <w:tblStylePr w:type="firstCol">
       <w:rPr>
+        <w:rFonts w:eastAsia="黑体"/>
         <w:b/>
         <w:bCs/>
       </w:rPr>
     </w:tblStylePr>
     <w:tblStylePr w:type="lastCol">
       <w:rPr>
+        <w:rFonts w:eastAsia="黑体"/>
         <w:b/>
         <w:bCs/>
       </w:rPr>
@@ -8456,6 +8866,7 @@
       <w:spacing w:after="0" w:line="240" w:lineRule="auto"/>
     </w:pPr>
     <w:rPr>
+      <w:rFonts w:eastAsia="黑体"/>
       <w:color w:themeColor="text1" w:val="000000"/>
     </w:rPr>
     <w:tblPr>
@@ -8475,7 +8886,7 @@
     </w:tblPr>
     <w:tblStylePr w:type="firstRow">
       <w:rPr>
-        <w:rFonts w:asciiTheme="majorHAnsi" w:cstheme="majorBidi" w:eastAsiaTheme="majorEastAsia" w:hAnsiTheme="majorHAnsi"/>
+        <w:rFonts w:asciiTheme="majorHAnsi" w:cstheme="majorBidi" w:hAnsiTheme="majorHAnsi" w:eastAsia="黑体"/>
       </w:rPr>
       <w:tblPr/>
       <w:tcPr>
@@ -8487,6 +8898,7 @@
     </w:tblStylePr>
     <w:tblStylePr w:type="lastRow">
       <w:rPr>
+        <w:rFonts w:eastAsia="黑体"/>
         <w:b/>
         <w:bCs/>
         <w:color w:themeColor="text2" w:val="1F497D"/>
@@ -8501,12 +8913,14 @@
     </w:tblStylePr>
     <w:tblStylePr w:type="firstCol">
       <w:rPr>
+        <w:rFonts w:eastAsia="黑体"/>
         <w:b/>
         <w:bCs/>
       </w:rPr>
     </w:tblStylePr>
     <w:tblStylePr w:type="lastCol">
       <w:rPr>
+        <w:rFonts w:eastAsia="黑体"/>
         <w:b/>
         <w:bCs/>
       </w:rPr>
@@ -8540,7 +8954,7 @@
       <w:spacing w:after="0" w:line="240" w:lineRule="auto"/>
     </w:pPr>
     <w:rPr>
-      <w:rFonts w:asciiTheme="majorHAnsi" w:cstheme="majorBidi" w:eastAsiaTheme="majorEastAsia" w:hAnsiTheme="majorHAnsi"/>
+      <w:rFonts w:asciiTheme="majorHAnsi" w:cstheme="majorBidi" w:hAnsiTheme="majorHAnsi" w:eastAsia="黑体"/>
       <w:color w:themeColor="text1" w:val="000000"/>
     </w:rPr>
     <w:tblPr>
@@ -8562,6 +8976,7 @@
     </w:tblPr>
     <w:tblStylePr w:type="firstRow">
       <w:rPr>
+        <w:rFonts w:eastAsia="黑体"/>
         <w:sz w:val="24"/>
         <w:szCs w:val="24"/>
       </w:rPr>
@@ -8668,7 +9083,7 @@
       <w:spacing w:after="0" w:line="240" w:lineRule="auto"/>
     </w:pPr>
     <w:rPr>
-      <w:rFonts w:asciiTheme="majorHAnsi" w:cstheme="majorBidi" w:eastAsiaTheme="majorEastAsia" w:hAnsiTheme="majorHAnsi"/>
+      <w:rFonts w:asciiTheme="majorHAnsi" w:cstheme="majorBidi" w:hAnsiTheme="majorHAnsi" w:eastAsia="黑体"/>
       <w:color w:themeColor="text1" w:val="000000"/>
     </w:rPr>
     <w:tblPr>
@@ -8690,6 +9105,7 @@
     </w:tblPr>
     <w:tblStylePr w:type="firstRow">
       <w:rPr>
+        <w:rFonts w:eastAsia="黑体"/>
         <w:sz w:val="24"/>
         <w:szCs w:val="24"/>
       </w:rPr>
@@ -8796,7 +9212,7 @@
       <w:spacing w:after="0" w:line="240" w:lineRule="auto"/>
     </w:pPr>
     <w:rPr>
-      <w:rFonts w:asciiTheme="majorHAnsi" w:cstheme="majorBidi" w:eastAsiaTheme="majorEastAsia" w:hAnsiTheme="majorHAnsi"/>
+      <w:rFonts w:asciiTheme="majorHAnsi" w:cstheme="majorBidi" w:hAnsiTheme="majorHAnsi" w:eastAsia="黑体"/>
       <w:color w:themeColor="text1" w:val="000000"/>
     </w:rPr>
     <w:tblPr>
@@ -8818,6 +9234,7 @@
     </w:tblPr>
     <w:tblStylePr w:type="firstRow">
       <w:rPr>
+        <w:rFonts w:eastAsia="黑体"/>
         <w:sz w:val="24"/>
         <w:szCs w:val="24"/>
       </w:rPr>
@@ -8924,7 +9341,7 @@
       <w:spacing w:after="0" w:line="240" w:lineRule="auto"/>
     </w:pPr>
     <w:rPr>
-      <w:rFonts w:asciiTheme="majorHAnsi" w:cstheme="majorBidi" w:eastAsiaTheme="majorEastAsia" w:hAnsiTheme="majorHAnsi"/>
+      <w:rFonts w:asciiTheme="majorHAnsi" w:cstheme="majorBidi" w:hAnsiTheme="majorHAnsi" w:eastAsia="黑体"/>
       <w:color w:themeColor="text1" w:val="000000"/>
     </w:rPr>
     <w:tblPr>
@@ -8946,6 +9363,7 @@
     </w:tblPr>
     <w:tblStylePr w:type="firstRow">
       <w:rPr>
+        <w:rFonts w:eastAsia="黑体"/>
         <w:sz w:val="24"/>
         <w:szCs w:val="24"/>
       </w:rPr>
@@ -9052,7 +9470,7 @@
       <w:spacing w:after="0" w:line="240" w:lineRule="auto"/>
     </w:pPr>
     <w:rPr>
-      <w:rFonts w:asciiTheme="majorHAnsi" w:cstheme="majorBidi" w:eastAsiaTheme="majorEastAsia" w:hAnsiTheme="majorHAnsi"/>
+      <w:rFonts w:asciiTheme="majorHAnsi" w:cstheme="majorBidi" w:hAnsiTheme="majorHAnsi" w:eastAsia="黑体"/>
       <w:color w:themeColor="text1" w:val="000000"/>
     </w:rPr>
     <w:tblPr>
@@ -9074,6 +9492,7 @@
     </w:tblPr>
     <w:tblStylePr w:type="firstRow">
       <w:rPr>
+        <w:rFonts w:eastAsia="黑体"/>
         <w:sz w:val="24"/>
         <w:szCs w:val="24"/>
       </w:rPr>
@@ -9180,7 +9599,7 @@
       <w:spacing w:after="0" w:line="240" w:lineRule="auto"/>
     </w:pPr>
     <w:rPr>
-      <w:rFonts w:asciiTheme="majorHAnsi" w:cstheme="majorBidi" w:eastAsiaTheme="majorEastAsia" w:hAnsiTheme="majorHAnsi"/>
+      <w:rFonts w:asciiTheme="majorHAnsi" w:cstheme="majorBidi" w:hAnsiTheme="majorHAnsi" w:eastAsia="黑体"/>
       <w:color w:themeColor="text1" w:val="000000"/>
     </w:rPr>
     <w:tblPr>
@@ -9202,6 +9621,7 @@
     </w:tblPr>
     <w:tblStylePr w:type="firstRow">
       <w:rPr>
+        <w:rFonts w:eastAsia="黑体"/>
         <w:sz w:val="24"/>
         <w:szCs w:val="24"/>
       </w:rPr>
@@ -9308,7 +9728,7 @@
       <w:spacing w:after="0" w:line="240" w:lineRule="auto"/>
     </w:pPr>
     <w:rPr>
-      <w:rFonts w:asciiTheme="majorHAnsi" w:cstheme="majorBidi" w:eastAsiaTheme="majorEastAsia" w:hAnsiTheme="majorHAnsi"/>
+      <w:rFonts w:asciiTheme="majorHAnsi" w:cstheme="majorBidi" w:hAnsiTheme="majorHAnsi" w:eastAsia="黑体"/>
       <w:color w:themeColor="text1" w:val="000000"/>
     </w:rPr>
     <w:tblPr>
@@ -9330,6 +9750,7 @@
     </w:tblPr>
     <w:tblStylePr w:type="firstRow">
       <w:rPr>
+        <w:rFonts w:eastAsia="黑体"/>
         <w:sz w:val="24"/>
         <w:szCs w:val="24"/>
       </w:rPr>
@@ -9459,12 +9880,14 @@
     </w:tcPr>
     <w:tblStylePr w:type="firstRow">
       <w:rPr>
+        <w:rFonts w:eastAsia="黑体"/>
         <w:b/>
         <w:bCs/>
       </w:rPr>
     </w:tblStylePr>
     <w:tblStylePr w:type="lastRow">
       <w:rPr>
+        <w:rFonts w:eastAsia="黑体"/>
         <w:b/>
         <w:bCs/>
       </w:rPr>
@@ -9477,12 +9900,14 @@
     </w:tblStylePr>
     <w:tblStylePr w:type="firstCol">
       <w:rPr>
+        <w:rFonts w:eastAsia="黑体"/>
         <w:b/>
         <w:bCs/>
       </w:rPr>
     </w:tblStylePr>
     <w:tblStylePr w:type="lastCol">
       <w:rPr>
+        <w:rFonts w:eastAsia="黑体"/>
         <w:b/>
         <w:bCs/>
       </w:rPr>
@@ -9532,12 +9957,14 @@
     </w:tcPr>
     <w:tblStylePr w:type="firstRow">
       <w:rPr>
+        <w:rFonts w:eastAsia="黑体"/>
         <w:b/>
         <w:bCs/>
       </w:rPr>
     </w:tblStylePr>
     <w:tblStylePr w:type="lastRow">
       <w:rPr>
+        <w:rFonts w:eastAsia="黑体"/>
         <w:b/>
         <w:bCs/>
       </w:rPr>
@@ -9550,12 +9977,14 @@
     </w:tblStylePr>
     <w:tblStylePr w:type="firstCol">
       <w:rPr>
+        <w:rFonts w:eastAsia="黑体"/>
         <w:b/>
         <w:bCs/>
       </w:rPr>
     </w:tblStylePr>
     <w:tblStylePr w:type="lastCol">
       <w:rPr>
+        <w:rFonts w:eastAsia="黑体"/>
         <w:b/>
         <w:bCs/>
       </w:rPr>
@@ -9605,12 +10034,14 @@
     </w:tcPr>
     <w:tblStylePr w:type="firstRow">
       <w:rPr>
+        <w:rFonts w:eastAsia="黑体"/>
         <w:b/>
         <w:bCs/>
       </w:rPr>
     </w:tblStylePr>
     <w:tblStylePr w:type="lastRow">
       <w:rPr>
+        <w:rFonts w:eastAsia="黑体"/>
         <w:b/>
         <w:bCs/>
       </w:rPr>
@@ -9623,12 +10054,14 @@
     </w:tblStylePr>
     <w:tblStylePr w:type="firstCol">
       <w:rPr>
+        <w:rFonts w:eastAsia="黑体"/>
         <w:b/>
         <w:bCs/>
       </w:rPr>
     </w:tblStylePr>
     <w:tblStylePr w:type="lastCol">
       <w:rPr>
+        <w:rFonts w:eastAsia="黑体"/>
         <w:b/>
         <w:bCs/>
       </w:rPr>
@@ -9678,12 +10111,14 @@
     </w:tcPr>
     <w:tblStylePr w:type="firstRow">
       <w:rPr>
+        <w:rFonts w:eastAsia="黑体"/>
         <w:b/>
         <w:bCs/>
       </w:rPr>
     </w:tblStylePr>
     <w:tblStylePr w:type="lastRow">
       <w:rPr>
+        <w:rFonts w:eastAsia="黑体"/>
         <w:b/>
         <w:bCs/>
       </w:rPr>
@@ -9696,12 +10131,14 @@
     </w:tblStylePr>
     <w:tblStylePr w:type="firstCol">
       <w:rPr>
+        <w:rFonts w:eastAsia="黑体"/>
         <w:b/>
         <w:bCs/>
       </w:rPr>
     </w:tblStylePr>
     <w:tblStylePr w:type="lastCol">
       <w:rPr>
+        <w:rFonts w:eastAsia="黑体"/>
         <w:b/>
         <w:bCs/>
       </w:rPr>
@@ -9751,12 +10188,14 @@
     </w:tcPr>
     <w:tblStylePr w:type="firstRow">
       <w:rPr>
+        <w:rFonts w:eastAsia="黑体"/>
         <w:b/>
         <w:bCs/>
       </w:rPr>
     </w:tblStylePr>
     <w:tblStylePr w:type="lastRow">
       <w:rPr>
+        <w:rFonts w:eastAsia="黑体"/>
         <w:b/>
         <w:bCs/>
       </w:rPr>
@@ -9769,12 +10208,14 @@
     </w:tblStylePr>
     <w:tblStylePr w:type="firstCol">
       <w:rPr>
+        <w:rFonts w:eastAsia="黑体"/>
         <w:b/>
         <w:bCs/>
       </w:rPr>
     </w:tblStylePr>
     <w:tblStylePr w:type="lastCol">
       <w:rPr>
+        <w:rFonts w:eastAsia="黑体"/>
         <w:b/>
         <w:bCs/>
       </w:rPr>
@@ -9824,12 +10265,14 @@
     </w:tcPr>
     <w:tblStylePr w:type="firstRow">
       <w:rPr>
+        <w:rFonts w:eastAsia="黑体"/>
         <w:b/>
         <w:bCs/>
       </w:rPr>
     </w:tblStylePr>
     <w:tblStylePr w:type="lastRow">
       <w:rPr>
+        <w:rFonts w:eastAsia="黑体"/>
         <w:b/>
         <w:bCs/>
       </w:rPr>
@@ -9842,12 +10285,14 @@
     </w:tblStylePr>
     <w:tblStylePr w:type="firstCol">
       <w:rPr>
+        <w:rFonts w:eastAsia="黑体"/>
         <w:b/>
         <w:bCs/>
       </w:rPr>
     </w:tblStylePr>
     <w:tblStylePr w:type="lastCol">
       <w:rPr>
+        <w:rFonts w:eastAsia="黑体"/>
         <w:b/>
         <w:bCs/>
       </w:rPr>
@@ -9897,12 +10342,14 @@
     </w:tcPr>
     <w:tblStylePr w:type="firstRow">
       <w:rPr>
+        <w:rFonts w:eastAsia="黑体"/>
         <w:b/>
         <w:bCs/>
       </w:rPr>
     </w:tblStylePr>
     <w:tblStylePr w:type="lastRow">
       <w:rPr>
+        <w:rFonts w:eastAsia="黑体"/>
         <w:b/>
         <w:bCs/>
       </w:rPr>
@@ -9915,12 +10362,14 @@
     </w:tblStylePr>
     <w:tblStylePr w:type="firstCol">
       <w:rPr>
+        <w:rFonts w:eastAsia="黑体"/>
         <w:b/>
         <w:bCs/>
       </w:rPr>
     </w:tblStylePr>
     <w:tblStylePr w:type="lastCol">
       <w:rPr>
+        <w:rFonts w:eastAsia="黑体"/>
         <w:b/>
         <w:bCs/>
       </w:rPr>
@@ -9947,7 +10396,7 @@
       <w:spacing w:after="0" w:line="240" w:lineRule="auto"/>
     </w:pPr>
     <w:rPr>
-      <w:rFonts w:asciiTheme="majorHAnsi" w:cstheme="majorBidi" w:eastAsiaTheme="majorEastAsia" w:hAnsiTheme="majorHAnsi"/>
+      <w:rFonts w:asciiTheme="majorHAnsi" w:cstheme="majorBidi" w:hAnsiTheme="majorHAnsi" w:eastAsia="黑体"/>
       <w:color w:themeColor="text1" w:val="000000"/>
     </w:rPr>
     <w:tblPr>
@@ -9974,6 +10423,7 @@
     </w:tcPr>
     <w:tblStylePr w:type="firstRow">
       <w:rPr>
+        <w:rFonts w:eastAsia="黑体"/>
         <w:b/>
         <w:bCs/>
         <w:color w:themeColor="text1" w:val="000000"/>
@@ -9985,6 +10435,7 @@
     </w:tblStylePr>
     <w:tblStylePr w:type="lastRow">
       <w:rPr>
+        <w:rFonts w:eastAsia="黑体"/>
         <w:b/>
         <w:bCs/>
         <w:color w:themeColor="text1" w:val="000000"/>
@@ -10004,6 +10455,7 @@
     </w:tblStylePr>
     <w:tblStylePr w:type="firstCol">
       <w:rPr>
+        <w:rFonts w:eastAsia="黑体"/>
         <w:b/>
         <w:bCs/>
         <w:color w:themeColor="text1" w:val="000000"/>
@@ -10023,6 +10475,7 @@
     </w:tblStylePr>
     <w:tblStylePr w:type="lastCol">
       <w:rPr>
+        <w:rFonts w:eastAsia="黑体"/>
         <w:b w:val="0"/>
         <w:bCs w:val="0"/>
         <w:color w:themeColor="text1" w:val="000000"/>
@@ -10072,7 +10525,7 @@
       <w:spacing w:after="0" w:line="240" w:lineRule="auto"/>
     </w:pPr>
     <w:rPr>
-      <w:rFonts w:asciiTheme="majorHAnsi" w:cstheme="majorBidi" w:eastAsiaTheme="majorEastAsia" w:hAnsiTheme="majorHAnsi"/>
+      <w:rFonts w:asciiTheme="majorHAnsi" w:cstheme="majorBidi" w:hAnsiTheme="majorHAnsi" w:eastAsia="黑体"/>
       <w:color w:themeColor="text1" w:val="000000"/>
     </w:rPr>
     <w:tblPr>
@@ -10099,6 +10552,7 @@
     </w:tcPr>
     <w:tblStylePr w:type="firstRow">
       <w:rPr>
+        <w:rFonts w:eastAsia="黑体"/>
         <w:b/>
         <w:bCs/>
         <w:color w:themeColor="text1" w:val="000000"/>
@@ -10110,6 +10564,7 @@
     </w:tblStylePr>
     <w:tblStylePr w:type="lastRow">
       <w:rPr>
+        <w:rFonts w:eastAsia="黑体"/>
         <w:b/>
         <w:bCs/>
         <w:color w:themeColor="text1" w:val="000000"/>
@@ -10129,6 +10584,7 @@
     </w:tblStylePr>
     <w:tblStylePr w:type="firstCol">
       <w:rPr>
+        <w:rFonts w:eastAsia="黑体"/>
         <w:b/>
         <w:bCs/>
         <w:color w:themeColor="text1" w:val="000000"/>
@@ -10148,6 +10604,7 @@
     </w:tblStylePr>
     <w:tblStylePr w:type="lastCol">
       <w:rPr>
+        <w:rFonts w:eastAsia="黑体"/>
         <w:b w:val="0"/>
         <w:bCs w:val="0"/>
         <w:color w:themeColor="text1" w:val="000000"/>
@@ -10197,7 +10654,7 @@
       <w:spacing w:after="0" w:line="240" w:lineRule="auto"/>
     </w:pPr>
     <w:rPr>
-      <w:rFonts w:asciiTheme="majorHAnsi" w:cstheme="majorBidi" w:eastAsiaTheme="majorEastAsia" w:hAnsiTheme="majorHAnsi"/>
+      <w:rFonts w:asciiTheme="majorHAnsi" w:cstheme="majorBidi" w:hAnsiTheme="majorHAnsi" w:eastAsia="黑体"/>
       <w:color w:themeColor="text1" w:val="000000"/>
     </w:rPr>
     <w:tblPr>
@@ -10224,6 +10681,7 @@
     </w:tcPr>
     <w:tblStylePr w:type="firstRow">
       <w:rPr>
+        <w:rFonts w:eastAsia="黑体"/>
         <w:b/>
         <w:bCs/>
         <w:color w:themeColor="text1" w:val="000000"/>
@@ -10235,6 +10693,7 @@
     </w:tblStylePr>
     <w:tblStylePr w:type="lastRow">
       <w:rPr>
+        <w:rFonts w:eastAsia="黑体"/>
         <w:b/>
         <w:bCs/>
         <w:color w:themeColor="text1" w:val="000000"/>
@@ -10254,6 +10713,7 @@
     </w:tblStylePr>
     <w:tblStylePr w:type="firstCol">
       <w:rPr>
+        <w:rFonts w:eastAsia="黑体"/>
         <w:b/>
         <w:bCs/>
         <w:color w:themeColor="text1" w:val="000000"/>
@@ -10273,6 +10733,7 @@
     </w:tblStylePr>
     <w:tblStylePr w:type="lastCol">
       <w:rPr>
+        <w:rFonts w:eastAsia="黑体"/>
         <w:b w:val="0"/>
         <w:bCs w:val="0"/>
         <w:color w:themeColor="text1" w:val="000000"/>
@@ -10322,7 +10783,7 @@
       <w:spacing w:after="0" w:line="240" w:lineRule="auto"/>
     </w:pPr>
     <w:rPr>
-      <w:rFonts w:asciiTheme="majorHAnsi" w:cstheme="majorBidi" w:eastAsiaTheme="majorEastAsia" w:hAnsiTheme="majorHAnsi"/>
+      <w:rFonts w:asciiTheme="majorHAnsi" w:cstheme="majorBidi" w:hAnsiTheme="majorHAnsi" w:eastAsia="黑体"/>
       <w:color w:themeColor="text1" w:val="000000"/>
     </w:rPr>
     <w:tblPr>
@@ -10349,6 +10810,7 @@
     </w:tcPr>
     <w:tblStylePr w:type="firstRow">
       <w:rPr>
+        <w:rFonts w:eastAsia="黑体"/>
         <w:b/>
         <w:bCs/>
         <w:color w:themeColor="text1" w:val="000000"/>
@@ -10360,6 +10822,7 @@
     </w:tblStylePr>
     <w:tblStylePr w:type="lastRow">
       <w:rPr>
+        <w:rFonts w:eastAsia="黑体"/>
         <w:b/>
         <w:bCs/>
         <w:color w:themeColor="text1" w:val="000000"/>
@@ -10379,6 +10842,7 @@
     </w:tblStylePr>
     <w:tblStylePr w:type="firstCol">
       <w:rPr>
+        <w:rFonts w:eastAsia="黑体"/>
         <w:b/>
         <w:bCs/>
         <w:color w:themeColor="text1" w:val="000000"/>
@@ -10398,6 +10862,7 @@
     </w:tblStylePr>
     <w:tblStylePr w:type="lastCol">
       <w:rPr>
+        <w:rFonts w:eastAsia="黑体"/>
         <w:b w:val="0"/>
         <w:bCs w:val="0"/>
         <w:color w:themeColor="text1" w:val="000000"/>
@@ -10447,7 +10912,7 @@
       <w:spacing w:after="0" w:line="240" w:lineRule="auto"/>
     </w:pPr>
     <w:rPr>
-      <w:rFonts w:asciiTheme="majorHAnsi" w:cstheme="majorBidi" w:eastAsiaTheme="majorEastAsia" w:hAnsiTheme="majorHAnsi"/>
+      <w:rFonts w:asciiTheme="majorHAnsi" w:cstheme="majorBidi" w:hAnsiTheme="majorHAnsi" w:eastAsia="黑体"/>
       <w:color w:themeColor="text1" w:val="000000"/>
     </w:rPr>
     <w:tblPr>
@@ -10474,6 +10939,7 @@
     </w:tcPr>
     <w:tblStylePr w:type="firstRow">
       <w:rPr>
+        <w:rFonts w:eastAsia="黑体"/>
         <w:b/>
         <w:bCs/>
         <w:color w:themeColor="text1" w:val="000000"/>
@@ -10485,6 +10951,7 @@
     </w:tblStylePr>
     <w:tblStylePr w:type="lastRow">
       <w:rPr>
+        <w:rFonts w:eastAsia="黑体"/>
         <w:b/>
         <w:bCs/>
         <w:color w:themeColor="text1" w:val="000000"/>
@@ -10504,6 +10971,7 @@
     </w:tblStylePr>
     <w:tblStylePr w:type="firstCol">
       <w:rPr>
+        <w:rFonts w:eastAsia="黑体"/>
         <w:b/>
         <w:bCs/>
         <w:color w:themeColor="text1" w:val="000000"/>
@@ -10523,6 +10991,7 @@
     </w:tblStylePr>
     <w:tblStylePr w:type="lastCol">
       <w:rPr>
+        <w:rFonts w:eastAsia="黑体"/>
         <w:b w:val="0"/>
         <w:bCs w:val="0"/>
         <w:color w:themeColor="text1" w:val="000000"/>
@@ -10572,7 +11041,7 @@
       <w:spacing w:after="0" w:line="240" w:lineRule="auto"/>
     </w:pPr>
     <w:rPr>
-      <w:rFonts w:asciiTheme="majorHAnsi" w:cstheme="majorBidi" w:eastAsiaTheme="majorEastAsia" w:hAnsiTheme="majorHAnsi"/>
+      <w:rFonts w:asciiTheme="majorHAnsi" w:cstheme="majorBidi" w:hAnsiTheme="majorHAnsi" w:eastAsia="黑体"/>
       <w:color w:themeColor="text1" w:val="000000"/>
     </w:rPr>
     <w:tblPr>
@@ -10599,6 +11068,7 @@
     </w:tcPr>
     <w:tblStylePr w:type="firstRow">
       <w:rPr>
+        <w:rFonts w:eastAsia="黑体"/>
         <w:b/>
         <w:bCs/>
         <w:color w:themeColor="text1" w:val="000000"/>
@@ -10610,6 +11080,7 @@
     </w:tblStylePr>
     <w:tblStylePr w:type="lastRow">
       <w:rPr>
+        <w:rFonts w:eastAsia="黑体"/>
         <w:b/>
         <w:bCs/>
         <w:color w:themeColor="text1" w:val="000000"/>
@@ -10629,6 +11100,7 @@
     </w:tblStylePr>
     <w:tblStylePr w:type="firstCol">
       <w:rPr>
+        <w:rFonts w:eastAsia="黑体"/>
         <w:b/>
         <w:bCs/>
         <w:color w:themeColor="text1" w:val="000000"/>
@@ -10648,6 +11120,7 @@
     </w:tblStylePr>
     <w:tblStylePr w:type="lastCol">
       <w:rPr>
+        <w:rFonts w:eastAsia="黑体"/>
         <w:b w:val="0"/>
         <w:bCs w:val="0"/>
         <w:color w:themeColor="text1" w:val="000000"/>
@@ -10697,7 +11170,7 @@
       <w:spacing w:after="0" w:line="240" w:lineRule="auto"/>
     </w:pPr>
     <w:rPr>
-      <w:rFonts w:asciiTheme="majorHAnsi" w:cstheme="majorBidi" w:eastAsiaTheme="majorEastAsia" w:hAnsiTheme="majorHAnsi"/>
+      <w:rFonts w:asciiTheme="majorHAnsi" w:cstheme="majorBidi" w:hAnsiTheme="majorHAnsi" w:eastAsia="黑体"/>
       <w:color w:themeColor="text1" w:val="000000"/>
     </w:rPr>
     <w:tblPr>
@@ -10724,6 +11197,7 @@
     </w:tcPr>
     <w:tblStylePr w:type="firstRow">
       <w:rPr>
+        <w:rFonts w:eastAsia="黑体"/>
         <w:b/>
         <w:bCs/>
         <w:color w:themeColor="text1" w:val="000000"/>
@@ -10735,6 +11209,7 @@
     </w:tblStylePr>
     <w:tblStylePr w:type="lastRow">
       <w:rPr>
+        <w:rFonts w:eastAsia="黑体"/>
         <w:b/>
         <w:bCs/>
         <w:color w:themeColor="text1" w:val="000000"/>
@@ -10754,6 +11229,7 @@
     </w:tblStylePr>
     <w:tblStylePr w:type="firstCol">
       <w:rPr>
+        <w:rFonts w:eastAsia="黑体"/>
         <w:b/>
         <w:bCs/>
         <w:color w:themeColor="text1" w:val="000000"/>
@@ -10773,6 +11249,7 @@
     </w:tblStylePr>
     <w:tblStylePr w:type="lastCol">
       <w:rPr>
+        <w:rFonts w:eastAsia="黑体"/>
         <w:b w:val="0"/>
         <w:bCs w:val="0"/>
         <w:color w:themeColor="text1" w:val="000000"/>
@@ -10845,6 +11322,7 @@
     </w:tcPr>
     <w:tblStylePr w:type="firstRow">
       <w:rPr>
+        <w:rFonts w:eastAsia="黑体"/>
         <w:b/>
         <w:bCs/>
         <w:i w:val="0"/>
@@ -10866,6 +11344,7 @@
     </w:tblStylePr>
     <w:tblStylePr w:type="lastRow">
       <w:rPr>
+        <w:rFonts w:eastAsia="黑体"/>
         <w:b/>
         <w:bCs/>
         <w:i w:val="0"/>
@@ -10887,6 +11366,7 @@
     </w:tblStylePr>
     <w:tblStylePr w:type="firstCol">
       <w:rPr>
+        <w:rFonts w:eastAsia="黑体"/>
         <w:b/>
         <w:bCs/>
         <w:i w:val="0"/>
@@ -10906,6 +11386,7 @@
     </w:tblStylePr>
     <w:tblStylePr w:type="lastCol">
       <w:rPr>
+        <w:rFonts w:eastAsia="黑体"/>
         <w:b/>
         <w:bCs/>
         <w:i w:val="0"/>
@@ -10986,6 +11467,7 @@
     </w:tcPr>
     <w:tblStylePr w:type="firstRow">
       <w:rPr>
+        <w:rFonts w:eastAsia="黑体"/>
         <w:b/>
         <w:bCs/>
         <w:i w:val="0"/>
@@ -11007,6 +11489,7 @@
     </w:tblStylePr>
     <w:tblStylePr w:type="lastRow">
       <w:rPr>
+        <w:rFonts w:eastAsia="黑体"/>
         <w:b/>
         <w:bCs/>
         <w:i w:val="0"/>
@@ -11028,6 +11511,7 @@
     </w:tblStylePr>
     <w:tblStylePr w:type="firstCol">
       <w:rPr>
+        <w:rFonts w:eastAsia="黑体"/>
         <w:b/>
         <w:bCs/>
         <w:i w:val="0"/>
@@ -11047,6 +11531,7 @@
     </w:tblStylePr>
     <w:tblStylePr w:type="lastCol">
       <w:rPr>
+        <w:rFonts w:eastAsia="黑体"/>
         <w:b/>
         <w:bCs/>
         <w:i w:val="0"/>
@@ -11127,6 +11612,7 @@
     </w:tcPr>
     <w:tblStylePr w:type="firstRow">
       <w:rPr>
+        <w:rFonts w:eastAsia="黑体"/>
         <w:b/>
         <w:bCs/>
         <w:i w:val="0"/>
@@ -11148,6 +11634,7 @@
     </w:tblStylePr>
     <w:tblStylePr w:type="lastRow">
       <w:rPr>
+        <w:rFonts w:eastAsia="黑体"/>
         <w:b/>
         <w:bCs/>
         <w:i w:val="0"/>
@@ -11169,6 +11656,7 @@
     </w:tblStylePr>
     <w:tblStylePr w:type="firstCol">
       <w:rPr>
+        <w:rFonts w:eastAsia="黑体"/>
         <w:b/>
         <w:bCs/>
         <w:i w:val="0"/>
@@ -11188,6 +11676,7 @@
     </w:tblStylePr>
     <w:tblStylePr w:type="lastCol">
       <w:rPr>
+        <w:rFonts w:eastAsia="黑体"/>
         <w:b/>
         <w:bCs/>
         <w:i w:val="0"/>
@@ -11268,6 +11757,7 @@
     </w:tcPr>
     <w:tblStylePr w:type="firstRow">
       <w:rPr>
+        <w:rFonts w:eastAsia="黑体"/>
         <w:b/>
         <w:bCs/>
         <w:i w:val="0"/>
@@ -11289,6 +11779,7 @@
     </w:tblStylePr>
     <w:tblStylePr w:type="lastRow">
       <w:rPr>
+        <w:rFonts w:eastAsia="黑体"/>
         <w:b/>
         <w:bCs/>
         <w:i w:val="0"/>
@@ -11310,6 +11801,7 @@
     </w:tblStylePr>
     <w:tblStylePr w:type="firstCol">
       <w:rPr>
+        <w:rFonts w:eastAsia="黑体"/>
         <w:b/>
         <w:bCs/>
         <w:i w:val="0"/>
@@ -11329,6 +11821,7 @@
     </w:tblStylePr>
     <w:tblStylePr w:type="lastCol">
       <w:rPr>
+        <w:rFonts w:eastAsia="黑体"/>
         <w:b/>
         <w:bCs/>
         <w:i w:val="0"/>
@@ -11409,6 +11902,7 @@
     </w:tcPr>
     <w:tblStylePr w:type="firstRow">
       <w:rPr>
+        <w:rFonts w:eastAsia="黑体"/>
         <w:b/>
         <w:bCs/>
         <w:i w:val="0"/>
@@ -11430,6 +11924,7 @@
     </w:tblStylePr>
     <w:tblStylePr w:type="lastRow">
       <w:rPr>
+        <w:rFonts w:eastAsia="黑体"/>
         <w:b/>
         <w:bCs/>
         <w:i w:val="0"/>
@@ -11451,6 +11946,7 @@
     </w:tblStylePr>
     <w:tblStylePr w:type="firstCol">
       <w:rPr>
+        <w:rFonts w:eastAsia="黑体"/>
         <w:b/>
         <w:bCs/>
         <w:i w:val="0"/>
@@ -11470,6 +11966,7 @@
     </w:tblStylePr>
     <w:tblStylePr w:type="lastCol">
       <w:rPr>
+        <w:rFonts w:eastAsia="黑体"/>
         <w:b/>
         <w:bCs/>
         <w:i w:val="0"/>
@@ -11550,6 +12047,7 @@
     </w:tcPr>
     <w:tblStylePr w:type="firstRow">
       <w:rPr>
+        <w:rFonts w:eastAsia="黑体"/>
         <w:b/>
         <w:bCs/>
         <w:i w:val="0"/>
@@ -11571,6 +12069,7 @@
     </w:tblStylePr>
     <w:tblStylePr w:type="lastRow">
       <w:rPr>
+        <w:rFonts w:eastAsia="黑体"/>
         <w:b/>
         <w:bCs/>
         <w:i w:val="0"/>
@@ -11592,6 +12091,7 @@
     </w:tblStylePr>
     <w:tblStylePr w:type="firstCol">
       <w:rPr>
+        <w:rFonts w:eastAsia="黑体"/>
         <w:b/>
         <w:bCs/>
         <w:i w:val="0"/>
@@ -11611,6 +12111,7 @@
     </w:tblStylePr>
     <w:tblStylePr w:type="lastCol">
       <w:rPr>
+        <w:rFonts w:eastAsia="黑体"/>
         <w:b/>
         <w:bCs/>
         <w:i w:val="0"/>
@@ -11691,6 +12192,7 @@
     </w:tcPr>
     <w:tblStylePr w:type="firstRow">
       <w:rPr>
+        <w:rFonts w:eastAsia="黑体"/>
         <w:b/>
         <w:bCs/>
         <w:i w:val="0"/>
@@ -11712,6 +12214,7 @@
     </w:tblStylePr>
     <w:tblStylePr w:type="lastRow">
       <w:rPr>
+        <w:rFonts w:eastAsia="黑体"/>
         <w:b/>
         <w:bCs/>
         <w:i w:val="0"/>
@@ -11733,6 +12236,7 @@
     </w:tblStylePr>
     <w:tblStylePr w:type="firstCol">
       <w:rPr>
+        <w:rFonts w:eastAsia="黑体"/>
         <w:b/>
         <w:bCs/>
         <w:i w:val="0"/>
@@ -11752,6 +12256,7 @@
     </w:tblStylePr>
     <w:tblStylePr w:type="lastCol">
       <w:rPr>
+        <w:rFonts w:eastAsia="黑体"/>
         <w:b/>
         <w:bCs/>
         <w:i w:val="0"/>
@@ -11809,6 +12314,7 @@
       <w:spacing w:after="0" w:line="240" w:lineRule="auto"/>
     </w:pPr>
     <w:rPr>
+      <w:rFonts w:eastAsia="黑体"/>
       <w:color w:themeColor="background1" w:val="FFFFFF"/>
     </w:rPr>
     <w:tblPr>
@@ -11827,6 +12333,7 @@
     </w:tcPr>
     <w:tblStylePr w:type="firstRow">
       <w:rPr>
+        <w:rFonts w:eastAsia="黑体"/>
         <w:b/>
         <w:bCs/>
       </w:rPr>
@@ -11923,6 +12430,7 @@
       <w:spacing w:after="0" w:line="240" w:lineRule="auto"/>
     </w:pPr>
     <w:rPr>
+      <w:rFonts w:eastAsia="黑体"/>
       <w:color w:themeColor="background1" w:val="FFFFFF"/>
     </w:rPr>
     <w:tblPr>
@@ -11941,6 +12449,7 @@
     </w:tcPr>
     <w:tblStylePr w:type="firstRow">
       <w:rPr>
+        <w:rFonts w:eastAsia="黑体"/>
         <w:b/>
         <w:bCs/>
       </w:rPr>
@@ -12037,6 +12546,7 @@
       <w:spacing w:after="0" w:line="240" w:lineRule="auto"/>
     </w:pPr>
     <w:rPr>
+      <w:rFonts w:eastAsia="黑体"/>
       <w:color w:themeColor="background1" w:val="FFFFFF"/>
     </w:rPr>
     <w:tblPr>
@@ -12055,6 +12565,7 @@
     </w:tcPr>
     <w:tblStylePr w:type="firstRow">
       <w:rPr>
+        <w:rFonts w:eastAsia="黑体"/>
         <w:b/>
         <w:bCs/>
       </w:rPr>
@@ -12151,6 +12662,7 @@
       <w:spacing w:after="0" w:line="240" w:lineRule="auto"/>
     </w:pPr>
     <w:rPr>
+      <w:rFonts w:eastAsia="黑体"/>
       <w:color w:themeColor="background1" w:val="FFFFFF"/>
     </w:rPr>
     <w:tblPr>
@@ -12169,6 +12681,7 @@
     </w:tcPr>
     <w:tblStylePr w:type="firstRow">
       <w:rPr>
+        <w:rFonts w:eastAsia="黑体"/>
         <w:b/>
         <w:bCs/>
       </w:rPr>
@@ -12265,6 +12778,7 @@
       <w:spacing w:after="0" w:line="240" w:lineRule="auto"/>
     </w:pPr>
     <w:rPr>
+      <w:rFonts w:eastAsia="黑体"/>
       <w:color w:themeColor="background1" w:val="FFFFFF"/>
     </w:rPr>
     <w:tblPr>
@@ -12283,6 +12797,7 @@
     </w:tcPr>
     <w:tblStylePr w:type="firstRow">
       <w:rPr>
+        <w:rFonts w:eastAsia="黑体"/>
         <w:b/>
         <w:bCs/>
       </w:rPr>
@@ -12379,6 +12894,7 @@
       <w:spacing w:after="0" w:line="240" w:lineRule="auto"/>
     </w:pPr>
     <w:rPr>
+      <w:rFonts w:eastAsia="黑体"/>
       <w:color w:themeColor="background1" w:val="FFFFFF"/>
     </w:rPr>
     <w:tblPr>
@@ -12397,6 +12913,7 @@
     </w:tcPr>
     <w:tblStylePr w:type="firstRow">
       <w:rPr>
+        <w:rFonts w:eastAsia="黑体"/>
         <w:b/>
         <w:bCs/>
       </w:rPr>
@@ -12493,6 +13010,7 @@
       <w:spacing w:after="0" w:line="240" w:lineRule="auto"/>
     </w:pPr>
     <w:rPr>
+      <w:rFonts w:eastAsia="黑体"/>
       <w:color w:themeColor="background1" w:val="FFFFFF"/>
     </w:rPr>
     <w:tblPr>
@@ -12511,6 +13029,7 @@
     </w:tcPr>
     <w:tblStylePr w:type="firstRow">
       <w:rPr>
+        <w:rFonts w:eastAsia="黑体"/>
         <w:b/>
         <w:bCs/>
       </w:rPr>
@@ -12607,6 +13126,7 @@
       <w:spacing w:after="0" w:line="240" w:lineRule="auto"/>
     </w:pPr>
     <w:rPr>
+      <w:rFonts w:eastAsia="黑体"/>
       <w:color w:themeColor="text1" w:val="000000"/>
     </w:rPr>
     <w:tblPr>
@@ -12633,6 +13153,7 @@
     </w:tcPr>
     <w:tblStylePr w:type="firstRow">
       <w:rPr>
+        <w:rFonts w:eastAsia="黑体"/>
         <w:b/>
         <w:bCs/>
       </w:rPr>
@@ -12651,6 +13172,7 @@
     </w:tblStylePr>
     <w:tblStylePr w:type="lastRow">
       <w:rPr>
+        <w:rFonts w:eastAsia="黑体"/>
         <w:b/>
         <w:bCs/>
         <w:color w:themeColor="background1" w:val="FFFFFF"/>
@@ -12665,6 +13187,7 @@
     </w:tblStylePr>
     <w:tblStylePr w:type="firstCol">
       <w:rPr>
+        <w:rFonts w:eastAsia="黑体"/>
         <w:color w:themeColor="background1" w:val="FFFFFF"/>
       </w:rPr>
       <w:tblPr/>
@@ -12682,6 +13205,7 @@
     </w:tblStylePr>
     <w:tblStylePr w:type="lastCol">
       <w:rPr>
+        <w:rFonts w:eastAsia="黑体"/>
         <w:color w:themeColor="background1" w:val="FFFFFF"/>
       </w:rPr>
       <w:tblPr/>
@@ -12711,11 +13235,13 @@
     </w:tblStylePr>
     <w:tblStylePr w:type="neCell">
       <w:rPr>
+        <w:rFonts w:eastAsia="黑体"/>
         <w:color w:themeColor="text1" w:val="000000"/>
       </w:rPr>
     </w:tblStylePr>
     <w:tblStylePr w:type="nwCell">
       <w:rPr>
+        <w:rFonts w:eastAsia="黑体"/>
         <w:color w:themeColor="text1" w:val="000000"/>
       </w:rPr>
     </w:tblStylePr>
@@ -12729,6 +13255,7 @@
       <w:spacing w:after="0" w:line="240" w:lineRule="auto"/>
     </w:pPr>
     <w:rPr>
+      <w:rFonts w:eastAsia="黑体"/>
       <w:color w:themeColor="text1" w:val="000000"/>
     </w:rPr>
     <w:tblPr>
@@ -12755,6 +13282,7 @@
     </w:tcPr>
     <w:tblStylePr w:type="firstRow">
       <w:rPr>
+        <w:rFonts w:eastAsia="黑体"/>
         <w:b/>
         <w:bCs/>
       </w:rPr>
@@ -12773,6 +13301,7 @@
     </w:tblStylePr>
     <w:tblStylePr w:type="lastRow">
       <w:rPr>
+        <w:rFonts w:eastAsia="黑体"/>
         <w:b/>
         <w:bCs/>
         <w:color w:themeColor="background1" w:val="FFFFFF"/>
@@ -12787,6 +13316,7 @@
     </w:tblStylePr>
     <w:tblStylePr w:type="firstCol">
       <w:rPr>
+        <w:rFonts w:eastAsia="黑体"/>
         <w:color w:themeColor="background1" w:val="FFFFFF"/>
       </w:rPr>
       <w:tblPr/>
@@ -12804,6 +13334,7 @@
     </w:tblStylePr>
     <w:tblStylePr w:type="lastCol">
       <w:rPr>
+        <w:rFonts w:eastAsia="黑体"/>
         <w:color w:themeColor="background1" w:val="FFFFFF"/>
       </w:rPr>
       <w:tblPr/>
@@ -12833,11 +13364,13 @@
     </w:tblStylePr>
     <w:tblStylePr w:type="neCell">
       <w:rPr>
+        <w:rFonts w:eastAsia="黑体"/>
         <w:color w:themeColor="text1" w:val="000000"/>
       </w:rPr>
     </w:tblStylePr>
     <w:tblStylePr w:type="nwCell">
       <w:rPr>
+        <w:rFonts w:eastAsia="黑体"/>
         <w:color w:themeColor="text1" w:val="000000"/>
       </w:rPr>
     </w:tblStylePr>
@@ -12851,6 +13384,7 @@
       <w:spacing w:after="0" w:line="240" w:lineRule="auto"/>
     </w:pPr>
     <w:rPr>
+      <w:rFonts w:eastAsia="黑体"/>
       <w:color w:themeColor="text1" w:val="000000"/>
     </w:rPr>
     <w:tblPr>
@@ -12877,6 +13411,7 @@
     </w:tcPr>
     <w:tblStylePr w:type="firstRow">
       <w:rPr>
+        <w:rFonts w:eastAsia="黑体"/>
         <w:b/>
         <w:bCs/>
       </w:rPr>
@@ -12895,6 +13430,7 @@
     </w:tblStylePr>
     <w:tblStylePr w:type="lastRow">
       <w:rPr>
+        <w:rFonts w:eastAsia="黑体"/>
         <w:b/>
         <w:bCs/>
         <w:color w:themeColor="background1" w:val="FFFFFF"/>
@@ -12909,6 +13445,7 @@
     </w:tblStylePr>
     <w:tblStylePr w:type="firstCol">
       <w:rPr>
+        <w:rFonts w:eastAsia="黑体"/>
         <w:color w:themeColor="background1" w:val="FFFFFF"/>
       </w:rPr>
       <w:tblPr/>
@@ -12926,6 +13463,7 @@
     </w:tblStylePr>
     <w:tblStylePr w:type="lastCol">
       <w:rPr>
+        <w:rFonts w:eastAsia="黑体"/>
         <w:color w:themeColor="background1" w:val="FFFFFF"/>
       </w:rPr>
       <w:tblPr/>
@@ -12955,11 +13493,13 @@
     </w:tblStylePr>
     <w:tblStylePr w:type="neCell">
       <w:rPr>
+        <w:rFonts w:eastAsia="黑体"/>
         <w:color w:themeColor="text1" w:val="000000"/>
       </w:rPr>
     </w:tblStylePr>
     <w:tblStylePr w:type="nwCell">
       <w:rPr>
+        <w:rFonts w:eastAsia="黑体"/>
         <w:color w:themeColor="text1" w:val="000000"/>
       </w:rPr>
     </w:tblStylePr>
@@ -12973,6 +13513,7 @@
       <w:spacing w:after="0" w:line="240" w:lineRule="auto"/>
     </w:pPr>
     <w:rPr>
+      <w:rFonts w:eastAsia="黑体"/>
       <w:color w:themeColor="text1" w:val="000000"/>
     </w:rPr>
     <w:tblPr>
@@ -12999,6 +13540,7 @@
     </w:tcPr>
     <w:tblStylePr w:type="firstRow">
       <w:rPr>
+        <w:rFonts w:eastAsia="黑体"/>
         <w:b/>
         <w:bCs/>
       </w:rPr>
@@ -13017,6 +13559,7 @@
     </w:tblStylePr>
     <w:tblStylePr w:type="lastRow">
       <w:rPr>
+        <w:rFonts w:eastAsia="黑体"/>
         <w:b/>
         <w:bCs/>
         <w:color w:themeColor="background1" w:val="FFFFFF"/>
@@ -13031,6 +13574,7 @@
     </w:tblStylePr>
     <w:tblStylePr w:type="firstCol">
       <w:rPr>
+        <w:rFonts w:eastAsia="黑体"/>
         <w:color w:themeColor="background1" w:val="FFFFFF"/>
       </w:rPr>
       <w:tblPr/>
@@ -13048,6 +13592,7 @@
     </w:tblStylePr>
     <w:tblStylePr w:type="lastCol">
       <w:rPr>
+        <w:rFonts w:eastAsia="黑体"/>
         <w:color w:themeColor="background1" w:val="FFFFFF"/>
       </w:rPr>
       <w:tblPr/>
@@ -13085,6 +13630,7 @@
       <w:spacing w:after="0" w:line="240" w:lineRule="auto"/>
     </w:pPr>
     <w:rPr>
+      <w:rFonts w:eastAsia="黑体"/>
       <w:color w:themeColor="text1" w:val="000000"/>
     </w:rPr>
     <w:tblPr>
@@ -13111,6 +13657,7 @@
     </w:tcPr>
     <w:tblStylePr w:type="firstRow">
       <w:rPr>
+        <w:rFonts w:eastAsia="黑体"/>
         <w:b/>
         <w:bCs/>
       </w:rPr>
@@ -13129,6 +13676,7 @@
     </w:tblStylePr>
     <w:tblStylePr w:type="lastRow">
       <w:rPr>
+        <w:rFonts w:eastAsia="黑体"/>
         <w:b/>
         <w:bCs/>
         <w:color w:themeColor="background1" w:val="FFFFFF"/>
@@ -13143,6 +13691,7 @@
     </w:tblStylePr>
     <w:tblStylePr w:type="firstCol">
       <w:rPr>
+        <w:rFonts w:eastAsia="黑体"/>
         <w:color w:themeColor="background1" w:val="FFFFFF"/>
       </w:rPr>
       <w:tblPr/>
@@ -13160,6 +13709,7 @@
     </w:tblStylePr>
     <w:tblStylePr w:type="lastCol">
       <w:rPr>
+        <w:rFonts w:eastAsia="黑体"/>
         <w:color w:themeColor="background1" w:val="FFFFFF"/>
       </w:rPr>
       <w:tblPr/>
@@ -13189,11 +13739,13 @@
     </w:tblStylePr>
     <w:tblStylePr w:type="neCell">
       <w:rPr>
+        <w:rFonts w:eastAsia="黑体"/>
         <w:color w:themeColor="text1" w:val="000000"/>
       </w:rPr>
     </w:tblStylePr>
     <w:tblStylePr w:type="nwCell">
       <w:rPr>
+        <w:rFonts w:eastAsia="黑体"/>
         <w:color w:themeColor="text1" w:val="000000"/>
       </w:rPr>
     </w:tblStylePr>
@@ -13207,6 +13759,7 @@
       <w:spacing w:after="0" w:line="240" w:lineRule="auto"/>
     </w:pPr>
     <w:rPr>
+      <w:rFonts w:eastAsia="黑体"/>
       <w:color w:themeColor="text1" w:val="000000"/>
     </w:rPr>
     <w:tblPr>
@@ -13233,6 +13786,7 @@
     </w:tcPr>
     <w:tblStylePr w:type="firstRow">
       <w:rPr>
+        <w:rFonts w:eastAsia="黑体"/>
         <w:b/>
         <w:bCs/>
       </w:rPr>
@@ -13251,6 +13805,7 @@
     </w:tblStylePr>
     <w:tblStylePr w:type="lastRow">
       <w:rPr>
+        <w:rFonts w:eastAsia="黑体"/>
         <w:b/>
         <w:bCs/>
         <w:color w:themeColor="background1" w:val="FFFFFF"/>
@@ -13265,6 +13820,7 @@
     </w:tblStylePr>
     <w:tblStylePr w:type="firstCol">
       <w:rPr>
+        <w:rFonts w:eastAsia="黑体"/>
         <w:color w:themeColor="background1" w:val="FFFFFF"/>
       </w:rPr>
       <w:tblPr/>
@@ -13282,6 +13838,7 @@
     </w:tblStylePr>
     <w:tblStylePr w:type="lastCol">
       <w:rPr>
+        <w:rFonts w:eastAsia="黑体"/>
         <w:color w:themeColor="background1" w:val="FFFFFF"/>
       </w:rPr>
       <w:tblPr/>
@@ -13311,11 +13868,13 @@
     </w:tblStylePr>
     <w:tblStylePr w:type="neCell">
       <w:rPr>
+        <w:rFonts w:eastAsia="黑体"/>
         <w:color w:themeColor="text1" w:val="000000"/>
       </w:rPr>
     </w:tblStylePr>
     <w:tblStylePr w:type="nwCell">
       <w:rPr>
+        <w:rFonts w:eastAsia="黑体"/>
         <w:color w:themeColor="text1" w:val="000000"/>
       </w:rPr>
     </w:tblStylePr>
@@ -13329,6 +13888,7 @@
       <w:spacing w:after="0" w:line="240" w:lineRule="auto"/>
     </w:pPr>
     <w:rPr>
+      <w:rFonts w:eastAsia="黑体"/>
       <w:color w:themeColor="text1" w:val="000000"/>
     </w:rPr>
     <w:tblPr>
@@ -13355,6 +13915,7 @@
     </w:tcPr>
     <w:tblStylePr w:type="firstRow">
       <w:rPr>
+        <w:rFonts w:eastAsia="黑体"/>
         <w:b/>
         <w:bCs/>
       </w:rPr>
@@ -13373,6 +13934,7 @@
     </w:tblStylePr>
     <w:tblStylePr w:type="lastRow">
       <w:rPr>
+        <w:rFonts w:eastAsia="黑体"/>
         <w:b/>
         <w:bCs/>
         <w:color w:themeColor="background1" w:val="FFFFFF"/>
@@ -13387,6 +13949,7 @@
     </w:tblStylePr>
     <w:tblStylePr w:type="firstCol">
       <w:rPr>
+        <w:rFonts w:eastAsia="黑体"/>
         <w:color w:themeColor="background1" w:val="FFFFFF"/>
       </w:rPr>
       <w:tblPr/>
@@ -13404,6 +13967,7 @@
     </w:tblStylePr>
     <w:tblStylePr w:type="lastCol">
       <w:rPr>
+        <w:rFonts w:eastAsia="黑体"/>
         <w:color w:themeColor="background1" w:val="FFFFFF"/>
       </w:rPr>
       <w:tblPr/>
@@ -13433,11 +13997,13 @@
     </w:tblStylePr>
     <w:tblStylePr w:type="neCell">
       <w:rPr>
+        <w:rFonts w:eastAsia="黑体"/>
         <w:color w:themeColor="text1" w:val="000000"/>
       </w:rPr>
     </w:tblStylePr>
     <w:tblStylePr w:type="nwCell">
       <w:rPr>
+        <w:rFonts w:eastAsia="黑体"/>
         <w:color w:themeColor="text1" w:val="000000"/>
       </w:rPr>
     </w:tblStylePr>
@@ -13451,6 +14017,7 @@
       <w:spacing w:after="0" w:line="240" w:lineRule="auto"/>
     </w:pPr>
     <w:rPr>
+      <w:rFonts w:eastAsia="黑体"/>
       <w:color w:themeColor="text1" w:val="000000"/>
     </w:rPr>
     <w:tblPr>
@@ -13469,6 +14036,7 @@
     </w:tcPr>
     <w:tblStylePr w:type="firstRow">
       <w:rPr>
+        <w:rFonts w:eastAsia="黑体"/>
         <w:b/>
         <w:bCs/>
         <w:color w:themeColor="background1" w:val="FFFFFF"/>
@@ -13483,6 +14051,7 @@
     </w:tblStylePr>
     <w:tblStylePr w:type="lastRow">
       <w:rPr>
+        <w:rFonts w:eastAsia="黑体"/>
         <w:b/>
         <w:bCs/>
         <w:color w:themeColor="accent2" w:themeShade="CC" w:val="9E3A38"/>
@@ -13497,12 +14066,14 @@
     </w:tblStylePr>
     <w:tblStylePr w:type="firstCol">
       <w:rPr>
+        <w:rFonts w:eastAsia="黑体"/>
         <w:b/>
         <w:bCs/>
       </w:rPr>
     </w:tblStylePr>
     <w:tblStylePr w:type="lastCol">
       <w:rPr>
+        <w:rFonts w:eastAsia="黑体"/>
         <w:b/>
         <w:bCs/>
       </w:rPr>
@@ -13537,6 +14108,7 @@
       <w:spacing w:after="0" w:line="240" w:lineRule="auto"/>
     </w:pPr>
     <w:rPr>
+      <w:rFonts w:eastAsia="黑体"/>
       <w:color w:themeColor="text1" w:val="000000"/>
     </w:rPr>
     <w:tblPr>
@@ -13555,6 +14127,7 @@
     </w:tcPr>
     <w:tblStylePr w:type="firstRow">
       <w:rPr>
+        <w:rFonts w:eastAsia="黑体"/>
         <w:b/>
         <w:bCs/>
         <w:color w:themeColor="background1" w:val="FFFFFF"/>
@@ -13569,6 +14142,7 @@
     </w:tblStylePr>
     <w:tblStylePr w:type="lastRow">
       <w:rPr>
+        <w:rFonts w:eastAsia="黑体"/>
         <w:b/>
         <w:bCs/>
         <w:color w:themeColor="accent2" w:themeShade="CC" w:val="9E3A38"/>
@@ -13583,12 +14157,14 @@
     </w:tblStylePr>
     <w:tblStylePr w:type="firstCol">
       <w:rPr>
+        <w:rFonts w:eastAsia="黑体"/>
         <w:b/>
         <w:bCs/>
       </w:rPr>
     </w:tblStylePr>
     <w:tblStylePr w:type="lastCol">
       <w:rPr>
+        <w:rFonts w:eastAsia="黑体"/>
         <w:b/>
         <w:bCs/>
       </w:rPr>
@@ -13623,6 +14199,7 @@
       <w:spacing w:after="0" w:line="240" w:lineRule="auto"/>
     </w:pPr>
     <w:rPr>
+      <w:rFonts w:eastAsia="黑体"/>
       <w:color w:themeColor="text1" w:val="000000"/>
     </w:rPr>
     <w:tblPr>
@@ -13641,6 +14218,7 @@
     </w:tcPr>
     <w:tblStylePr w:type="firstRow">
       <w:rPr>
+        <w:rFonts w:eastAsia="黑体"/>
         <w:b/>
         <w:bCs/>
         <w:color w:themeColor="background1" w:val="FFFFFF"/>
@@ -13655,6 +14233,7 @@
     </w:tblStylePr>
     <w:tblStylePr w:type="lastRow">
       <w:rPr>
+        <w:rFonts w:eastAsia="黑体"/>
         <w:b/>
         <w:bCs/>
         <w:color w:themeColor="accent2" w:themeShade="CC" w:val="9E3A38"/>
@@ -13669,12 +14248,14 @@
     </w:tblStylePr>
     <w:tblStylePr w:type="firstCol">
       <w:rPr>
+        <w:rFonts w:eastAsia="黑体"/>
         <w:b/>
         <w:bCs/>
       </w:rPr>
     </w:tblStylePr>
     <w:tblStylePr w:type="lastCol">
       <w:rPr>
+        <w:rFonts w:eastAsia="黑体"/>
         <w:b/>
         <w:bCs/>
       </w:rPr>
@@ -13709,6 +14290,7 @@
       <w:spacing w:after="0" w:line="240" w:lineRule="auto"/>
     </w:pPr>
     <w:rPr>
+      <w:rFonts w:eastAsia="黑体"/>
       <w:color w:themeColor="text1" w:val="000000"/>
     </w:rPr>
     <w:tblPr>
@@ -13727,6 +14309,7 @@
     </w:tcPr>
     <w:tblStylePr w:type="firstRow">
       <w:rPr>
+        <w:rFonts w:eastAsia="黑体"/>
         <w:b/>
         <w:bCs/>
         <w:color w:themeColor="background1" w:val="FFFFFF"/>
@@ -13741,6 +14324,7 @@
     </w:tblStylePr>
     <w:tblStylePr w:type="lastRow">
       <w:rPr>
+        <w:rFonts w:eastAsia="黑体"/>
         <w:b/>
         <w:bCs/>
         <w:color w:themeColor="accent4" w:themeShade="CC" w:val="664E82"/>
@@ -13755,12 +14339,14 @@
     </w:tblStylePr>
     <w:tblStylePr w:type="firstCol">
       <w:rPr>
+        <w:rFonts w:eastAsia="黑体"/>
         <w:b/>
         <w:bCs/>
       </w:rPr>
     </w:tblStylePr>
     <w:tblStylePr w:type="lastCol">
       <w:rPr>
+        <w:rFonts w:eastAsia="黑体"/>
         <w:b/>
         <w:bCs/>
       </w:rPr>
@@ -13795,6 +14381,7 @@
       <w:spacing w:after="0" w:line="240" w:lineRule="auto"/>
     </w:pPr>
     <w:rPr>
+      <w:rFonts w:eastAsia="黑体"/>
       <w:color w:themeColor="text1" w:val="000000"/>
     </w:rPr>
     <w:tblPr>
@@ -13813,6 +14400,7 @@
     </w:tcPr>
     <w:tblStylePr w:type="firstRow">
       <w:rPr>
+        <w:rFonts w:eastAsia="黑体"/>
         <w:b/>
         <w:bCs/>
         <w:color w:themeColor="background1" w:val="FFFFFF"/>
@@ -13827,6 +14415,7 @@
     </w:tblStylePr>
     <w:tblStylePr w:type="lastRow">
       <w:rPr>
+        <w:rFonts w:eastAsia="黑体"/>
         <w:b/>
         <w:bCs/>
         <w:color w:themeColor="accent3" w:themeShade="CC" w:val="7E9C40"/>
@@ -13841,12 +14430,14 @@
     </w:tblStylePr>
     <w:tblStylePr w:type="firstCol">
       <w:rPr>
+        <w:rFonts w:eastAsia="黑体"/>
         <w:b/>
         <w:bCs/>
       </w:rPr>
     </w:tblStylePr>
     <w:tblStylePr w:type="lastCol">
       <w:rPr>
+        <w:rFonts w:eastAsia="黑体"/>
         <w:b/>
         <w:bCs/>
       </w:rPr>
@@ -13881,6 +14472,7 @@
       <w:spacing w:after="0" w:line="240" w:lineRule="auto"/>
     </w:pPr>
     <w:rPr>
+      <w:rFonts w:eastAsia="黑体"/>
       <w:color w:themeColor="text1" w:val="000000"/>
     </w:rPr>
     <w:tblPr>
@@ -13899,6 +14491,7 @@
     </w:tcPr>
     <w:tblStylePr w:type="firstRow">
       <w:rPr>
+        <w:rFonts w:eastAsia="黑体"/>
         <w:b/>
         <w:bCs/>
         <w:color w:themeColor="background1" w:val="FFFFFF"/>
@@ -13913,6 +14506,7 @@
     </w:tblStylePr>
     <w:tblStylePr w:type="lastRow">
       <w:rPr>
+        <w:rFonts w:eastAsia="黑体"/>
         <w:b/>
         <w:bCs/>
         <w:color w:themeColor="accent6" w:themeShade="CC" w:val="F2730A"/>
@@ -13927,12 +14521,14 @@
     </w:tblStylePr>
     <w:tblStylePr w:type="firstCol">
       <w:rPr>
+        <w:rFonts w:eastAsia="黑体"/>
         <w:b/>
         <w:bCs/>
       </w:rPr>
     </w:tblStylePr>
     <w:tblStylePr w:type="lastCol">
       <w:rPr>
+        <w:rFonts w:eastAsia="黑体"/>
         <w:b/>
         <w:bCs/>
       </w:rPr>
@@ -13967,6 +14563,7 @@
       <w:spacing w:after="0" w:line="240" w:lineRule="auto"/>
     </w:pPr>
     <w:rPr>
+      <w:rFonts w:eastAsia="黑体"/>
       <w:color w:themeColor="text1" w:val="000000"/>
     </w:rPr>
     <w:tblPr>
@@ -13985,6 +14582,7 @@
     </w:tcPr>
     <w:tblStylePr w:type="firstRow">
       <w:rPr>
+        <w:rFonts w:eastAsia="黑体"/>
         <w:b/>
         <w:bCs/>
         <w:color w:themeColor="background1" w:val="FFFFFF"/>
@@ -13999,6 +14597,7 @@
     </w:tblStylePr>
     <w:tblStylePr w:type="lastRow">
       <w:rPr>
+        <w:rFonts w:eastAsia="黑体"/>
         <w:b/>
         <w:bCs/>
         <w:color w:themeColor="accent5" w:themeShade="CC" w:val="348DA5"/>
@@ -14013,12 +14612,14 @@
     </w:tblStylePr>
     <w:tblStylePr w:type="firstCol">
       <w:rPr>
+        <w:rFonts w:eastAsia="黑体"/>
         <w:b/>
         <w:bCs/>
       </w:rPr>
     </w:tblStylePr>
     <w:tblStylePr w:type="lastCol">
       <w:rPr>
+        <w:rFonts w:eastAsia="黑体"/>
         <w:b/>
         <w:bCs/>
       </w:rPr>
@@ -14053,6 +14654,7 @@
       <w:spacing w:after="0" w:line="240" w:lineRule="auto"/>
     </w:pPr>
     <w:rPr>
+      <w:rFonts w:eastAsia="黑体"/>
       <w:color w:themeColor="text1" w:val="000000"/>
     </w:rPr>
     <w:tblPr>
@@ -14074,6 +14676,7 @@
     </w:tcPr>
     <w:tblStylePr w:type="firstRow">
       <w:rPr>
+        <w:rFonts w:eastAsia="黑体"/>
         <w:b/>
         <w:bCs/>
       </w:rPr>
@@ -14084,6 +14687,7 @@
     </w:tblStylePr>
     <w:tblStylePr w:type="lastRow">
       <w:rPr>
+        <w:rFonts w:eastAsia="黑体"/>
         <w:b/>
         <w:bCs/>
         <w:color w:themeColor="text1" w:val="000000"/>
@@ -14095,6 +14699,7 @@
     </w:tblStylePr>
     <w:tblStylePr w:type="firstCol">
       <w:rPr>
+        <w:rFonts w:eastAsia="黑体"/>
         <w:color w:themeColor="background1" w:val="FFFFFF"/>
       </w:rPr>
       <w:tblPr/>
@@ -14104,6 +14709,7 @@
     </w:tblStylePr>
     <w:tblStylePr w:type="lastCol">
       <w:rPr>
+        <w:rFonts w:eastAsia="黑体"/>
         <w:color w:themeColor="background1" w:val="FFFFFF"/>
       </w:rPr>
       <w:tblPr/>
@@ -14133,6 +14739,7 @@
       <w:spacing w:after="0" w:line="240" w:lineRule="auto"/>
     </w:pPr>
     <w:rPr>
+      <w:rFonts w:eastAsia="黑体"/>
       <w:color w:themeColor="text1" w:val="000000"/>
     </w:rPr>
     <w:tblPr>
@@ -14154,6 +14761,7 @@
     </w:tcPr>
     <w:tblStylePr w:type="firstRow">
       <w:rPr>
+        <w:rFonts w:eastAsia="黑体"/>
         <w:b/>
         <w:bCs/>
       </w:rPr>
@@ -14164,6 +14772,7 @@
     </w:tblStylePr>
     <w:tblStylePr w:type="lastRow">
       <w:rPr>
+        <w:rFonts w:eastAsia="黑体"/>
         <w:b/>
         <w:bCs/>
         <w:color w:themeColor="text1" w:val="000000"/>
@@ -14175,6 +14784,7 @@
     </w:tblStylePr>
     <w:tblStylePr w:type="firstCol">
       <w:rPr>
+        <w:rFonts w:eastAsia="黑体"/>
         <w:color w:themeColor="background1" w:val="FFFFFF"/>
       </w:rPr>
       <w:tblPr/>
@@ -14184,6 +14794,7 @@
     </w:tblStylePr>
     <w:tblStylePr w:type="lastCol">
       <w:rPr>
+        <w:rFonts w:eastAsia="黑体"/>
         <w:color w:themeColor="background1" w:val="FFFFFF"/>
       </w:rPr>
       <w:tblPr/>
@@ -14213,6 +14824,7 @@
       <w:spacing w:after="0" w:line="240" w:lineRule="auto"/>
     </w:pPr>
     <w:rPr>
+      <w:rFonts w:eastAsia="黑体"/>
       <w:color w:themeColor="text1" w:val="000000"/>
     </w:rPr>
     <w:tblPr>
@@ -14234,6 +14846,7 @@
     </w:tcPr>
     <w:tblStylePr w:type="firstRow">
       <w:rPr>
+        <w:rFonts w:eastAsia="黑体"/>
         <w:b/>
         <w:bCs/>
       </w:rPr>
@@ -14244,6 +14857,7 @@
     </w:tblStylePr>
     <w:tblStylePr w:type="lastRow">
       <w:rPr>
+        <w:rFonts w:eastAsia="黑体"/>
         <w:b/>
         <w:bCs/>
         <w:color w:themeColor="text1" w:val="000000"/>
@@ -14255,6 +14869,7 @@
     </w:tblStylePr>
     <w:tblStylePr w:type="firstCol">
       <w:rPr>
+        <w:rFonts w:eastAsia="黑体"/>
         <w:color w:themeColor="background1" w:val="FFFFFF"/>
       </w:rPr>
       <w:tblPr/>
@@ -14264,6 +14879,7 @@
     </w:tblStylePr>
     <w:tblStylePr w:type="lastCol">
       <w:rPr>
+        <w:rFonts w:eastAsia="黑体"/>
         <w:color w:themeColor="background1" w:val="FFFFFF"/>
       </w:rPr>
       <w:tblPr/>
@@ -14293,6 +14909,7 @@
       <w:spacing w:after="0" w:line="240" w:lineRule="auto"/>
     </w:pPr>
     <w:rPr>
+      <w:rFonts w:eastAsia="黑体"/>
       <w:color w:themeColor="text1" w:val="000000"/>
     </w:rPr>
     <w:tblPr>
@@ -14314,6 +14931,7 @@
     </w:tcPr>
     <w:tblStylePr w:type="firstRow">
       <w:rPr>
+        <w:rFonts w:eastAsia="黑体"/>
         <w:b/>
         <w:bCs/>
       </w:rPr>
@@ -14324,6 +14942,7 @@
     </w:tblStylePr>
     <w:tblStylePr w:type="lastRow">
       <w:rPr>
+        <w:rFonts w:eastAsia="黑体"/>
         <w:b/>
         <w:bCs/>
         <w:color w:themeColor="text1" w:val="000000"/>
@@ -14335,6 +14954,7 @@
     </w:tblStylePr>
     <w:tblStylePr w:type="firstCol">
       <w:rPr>
+        <w:rFonts w:eastAsia="黑体"/>
         <w:color w:themeColor="background1" w:val="FFFFFF"/>
       </w:rPr>
       <w:tblPr/>
@@ -14344,6 +14964,7 @@
     </w:tblStylePr>
     <w:tblStylePr w:type="lastCol">
       <w:rPr>
+        <w:rFonts w:eastAsia="黑体"/>
         <w:color w:themeColor="background1" w:val="FFFFFF"/>
       </w:rPr>
       <w:tblPr/>
@@ -14373,6 +14994,7 @@
       <w:spacing w:after="0" w:line="240" w:lineRule="auto"/>
     </w:pPr>
     <w:rPr>
+      <w:rFonts w:eastAsia="黑体"/>
       <w:color w:themeColor="text1" w:val="000000"/>
     </w:rPr>
     <w:tblPr>
@@ -14394,6 +15016,7 @@
     </w:tcPr>
     <w:tblStylePr w:type="firstRow">
       <w:rPr>
+        <w:rFonts w:eastAsia="黑体"/>
         <w:b/>
         <w:bCs/>
       </w:rPr>
@@ -14404,6 +15027,7 @@
     </w:tblStylePr>
     <w:tblStylePr w:type="lastRow">
       <w:rPr>
+        <w:rFonts w:eastAsia="黑体"/>
         <w:b/>
         <w:bCs/>
         <w:color w:themeColor="text1" w:val="000000"/>
@@ -14415,6 +15039,7 @@
     </w:tblStylePr>
     <w:tblStylePr w:type="firstCol">
       <w:rPr>
+        <w:rFonts w:eastAsia="黑体"/>
         <w:color w:themeColor="background1" w:val="FFFFFF"/>
       </w:rPr>
       <w:tblPr/>
@@ -14424,6 +15049,7 @@
     </w:tblStylePr>
     <w:tblStylePr w:type="lastCol">
       <w:rPr>
+        <w:rFonts w:eastAsia="黑体"/>
         <w:color w:themeColor="background1" w:val="FFFFFF"/>
       </w:rPr>
       <w:tblPr/>
@@ -14453,6 +15079,7 @@
       <w:spacing w:after="0" w:line="240" w:lineRule="auto"/>
     </w:pPr>
     <w:rPr>
+      <w:rFonts w:eastAsia="黑体"/>
       <w:color w:themeColor="text1" w:val="000000"/>
     </w:rPr>
     <w:tblPr>
@@ -14474,6 +15101,7 @@
     </w:tcPr>
     <w:tblStylePr w:type="firstRow">
       <w:rPr>
+        <w:rFonts w:eastAsia="黑体"/>
         <w:b/>
         <w:bCs/>
       </w:rPr>
@@ -14484,6 +15112,7 @@
     </w:tblStylePr>
     <w:tblStylePr w:type="lastRow">
       <w:rPr>
+        <w:rFonts w:eastAsia="黑体"/>
         <w:b/>
         <w:bCs/>
         <w:color w:themeColor="text1" w:val="000000"/>
@@ -14495,6 +15124,7 @@
     </w:tblStylePr>
     <w:tblStylePr w:type="firstCol">
       <w:rPr>
+        <w:rFonts w:eastAsia="黑体"/>
         <w:color w:themeColor="background1" w:val="FFFFFF"/>
       </w:rPr>
       <w:tblPr/>
@@ -14504,6 +15134,7 @@
     </w:tblStylePr>
     <w:tblStylePr w:type="lastCol">
       <w:rPr>
+        <w:rFonts w:eastAsia="黑体"/>
         <w:color w:themeColor="background1" w:val="FFFFFF"/>
       </w:rPr>
       <w:tblPr/>
@@ -14533,6 +15164,7 @@
       <w:spacing w:after="0" w:line="240" w:lineRule="auto"/>
     </w:pPr>
     <w:rPr>
+      <w:rFonts w:eastAsia="黑体"/>
       <w:color w:themeColor="text1" w:val="000000"/>
     </w:rPr>
     <w:tblPr>
@@ -14554,6 +15186,7 @@
     </w:tcPr>
     <w:tblStylePr w:type="firstRow">
       <w:rPr>
+        <w:rFonts w:eastAsia="黑体"/>
         <w:b/>
         <w:bCs/>
       </w:rPr>
@@ -14564,6 +15197,7 @@
     </w:tblStylePr>
     <w:tblStylePr w:type="lastRow">
       <w:rPr>
+        <w:rFonts w:eastAsia="黑体"/>
         <w:b/>
         <w:bCs/>
         <w:color w:themeColor="text1" w:val="000000"/>
@@ -14575,6 +15209,7 @@
     </w:tblStylePr>
     <w:tblStylePr w:type="firstCol">
       <w:rPr>
+        <w:rFonts w:eastAsia="黑体"/>
         <w:color w:themeColor="background1" w:val="FFFFFF"/>
       </w:rPr>
       <w:tblPr/>
@@ -14584,6 +15219,7 @@
     </w:tblStylePr>
     <w:tblStylePr w:type="lastCol">
       <w:rPr>
+        <w:rFonts w:eastAsia="黑体"/>
         <w:color w:themeColor="background1" w:val="FFFFFF"/>
       </w:rPr>
       <w:tblPr/>
@@ -14616,6 +15252,7 @@
     <w:name w:val="KeywordTok"/>
     <w:basedOn w:val="VerbatimChar"/>
     <w:rPr>
+      <w:rFonts w:eastAsia="黑体"/>
       <w:b/>
       <w:color w:val="007020"/>
     </w:rPr>
@@ -14624,6 +15261,7 @@
     <w:name w:val="DataTypeTok"/>
     <w:basedOn w:val="VerbatimChar"/>
     <w:rPr>
+      <w:rFonts w:eastAsia="黑体"/>
       <w:color w:val="902000"/>
     </w:rPr>
   </w:style>
@@ -14631,6 +15269,7 @@
     <w:name w:val="DecValTok"/>
     <w:basedOn w:val="VerbatimChar"/>
     <w:rPr>
+      <w:rFonts w:eastAsia="黑体"/>
       <w:color w:val="40a070"/>
     </w:rPr>
   </w:style>
@@ -14638,6 +15277,7 @@
     <w:name w:val="BaseNTok"/>
     <w:basedOn w:val="VerbatimChar"/>
     <w:rPr>
+      <w:rFonts w:eastAsia="黑体"/>
       <w:color w:val="40a070"/>
     </w:rPr>
   </w:style>
@@ -14645,6 +15285,7 @@
     <w:name w:val="FloatTok"/>
     <w:basedOn w:val="VerbatimChar"/>
     <w:rPr>
+      <w:rFonts w:eastAsia="黑体"/>
       <w:color w:val="40a070"/>
     </w:rPr>
   </w:style>
@@ -14652,6 +15293,7 @@
     <w:name w:val="ConstantTok"/>
     <w:basedOn w:val="VerbatimChar"/>
     <w:rPr>
+      <w:rFonts w:eastAsia="黑体"/>
       <w:color w:val="880000"/>
     </w:rPr>
   </w:style>
@@ -14659,6 +15301,7 @@
     <w:name w:val="CharTok"/>
     <w:basedOn w:val="VerbatimChar"/>
     <w:rPr>
+      <w:rFonts w:eastAsia="黑体"/>
       <w:color w:val="4070a0"/>
     </w:rPr>
   </w:style>
@@ -14666,6 +15309,7 @@
     <w:name w:val="SpecialCharTok"/>
     <w:basedOn w:val="VerbatimChar"/>
     <w:rPr>
+      <w:rFonts w:eastAsia="黑体"/>
       <w:color w:val="4070a0"/>
     </w:rPr>
   </w:style>
@@ -14673,6 +15317,7 @@
     <w:name w:val="StringTok"/>
     <w:basedOn w:val="VerbatimChar"/>
     <w:rPr>
+      <w:rFonts w:eastAsia="黑体"/>
       <w:color w:val="4070a0"/>
     </w:rPr>
   </w:style>
@@ -14680,6 +15325,7 @@
     <w:name w:val="VerbatimStringTok"/>
     <w:basedOn w:val="VerbatimChar"/>
     <w:rPr>
+      <w:rFonts w:eastAsia="黑体"/>
       <w:color w:val="4070a0"/>
     </w:rPr>
   </w:style>
@@ -14687,6 +15333,7 @@
     <w:name w:val="SpecialStringTok"/>
     <w:basedOn w:val="VerbatimChar"/>
     <w:rPr>
+      <w:rFonts w:eastAsia="黑体"/>
       <w:color w:val="bb6688"/>
     </w:rPr>
   </w:style>
@@ -14694,6 +15341,7 @@
     <w:name w:val="ImportTok"/>
     <w:basedOn w:val="VerbatimChar"/>
     <w:rPr>
+      <w:rFonts w:eastAsia="黑体"/>
       <w:b/>
       <w:color w:val="008000"/>
     </w:rPr>
@@ -14702,6 +15350,7 @@
     <w:name w:val="CommentTok"/>
     <w:basedOn w:val="VerbatimChar"/>
     <w:rPr>
+      <w:rFonts w:eastAsia="黑体"/>
       <w:i/>
       <w:color w:val="60a0b0"/>
     </w:rPr>
@@ -14710,6 +15359,7 @@
     <w:name w:val="DocumentationTok"/>
     <w:basedOn w:val="VerbatimChar"/>
     <w:rPr>
+      <w:rFonts w:eastAsia="黑体"/>
       <w:i/>
       <w:color w:val="ba2121"/>
     </w:rPr>
@@ -14718,6 +15368,7 @@
     <w:name w:val="AnnotationTok"/>
     <w:basedOn w:val="VerbatimChar"/>
     <w:rPr>
+      <w:rFonts w:eastAsia="黑体"/>
       <w:b/>
       <w:i/>
       <w:color w:val="60a0b0"/>
@@ -14727,6 +15378,7 @@
     <w:name w:val="CommentVarTok"/>
     <w:basedOn w:val="VerbatimChar"/>
     <w:rPr>
+      <w:rFonts w:eastAsia="黑体"/>
       <w:b/>
       <w:i/>
       <w:color w:val="60a0b0"/>
@@ -14736,6 +15388,7 @@
     <w:name w:val="OtherTok"/>
     <w:basedOn w:val="VerbatimChar"/>
     <w:rPr>
+      <w:rFonts w:eastAsia="黑体"/>
       <w:color w:val="007020"/>
     </w:rPr>
   </w:style>
@@ -14743,6 +15396,7 @@
     <w:name w:val="FunctionTok"/>
     <w:basedOn w:val="VerbatimChar"/>
     <w:rPr>
+      <w:rFonts w:eastAsia="黑体"/>
       <w:color w:val="06287e"/>
     </w:rPr>
   </w:style>
@@ -14750,6 +15404,7 @@
     <w:name w:val="VariableTok"/>
     <w:basedOn w:val="VerbatimChar"/>
     <w:rPr>
+      <w:rFonts w:eastAsia="黑体"/>
       <w:color w:val="19177c"/>
     </w:rPr>
   </w:style>
@@ -14757,6 +15412,7 @@
     <w:name w:val="ControlFlowTok"/>
     <w:basedOn w:val="VerbatimChar"/>
     <w:rPr>
+      <w:rFonts w:eastAsia="黑体"/>
       <w:b/>
       <w:color w:val="007020"/>
     </w:rPr>
@@ -14765,6 +15421,7 @@
     <w:name w:val="OperatorTok"/>
     <w:basedOn w:val="VerbatimChar"/>
     <w:rPr>
+      <w:rFonts w:eastAsia="黑体"/>
       <w:color w:val="666666"/>
     </w:rPr>
   </w:style>
@@ -14772,18 +15429,22 @@
     <w:name w:val="BuiltInTok"/>
     <w:basedOn w:val="VerbatimChar"/>
     <w:rPr>
+      <w:rFonts w:eastAsia="黑体"/>
       <w:color w:val="008000"/>
     </w:rPr>
   </w:style>
   <w:style w:type="character" w:customStyle="1" w:styleId="ExtensionTok">
     <w:name w:val="ExtensionTok"/>
     <w:basedOn w:val="VerbatimChar"/>
-    <w:rPr/>
+    <w:rPr>
+      <w:rFonts w:eastAsia="黑体"/>
+    </w:rPr>
   </w:style>
   <w:style w:type="character" w:customStyle="1" w:styleId="PreprocessorTok">
     <w:name w:val="PreprocessorTok"/>
     <w:basedOn w:val="VerbatimChar"/>
     <w:rPr>
+      <w:rFonts w:eastAsia="黑体"/>
       <w:color w:val="bc7a00"/>
     </w:rPr>
   </w:style>
@@ -14791,18 +15452,22 @@
     <w:name w:val="AttributeTok"/>
     <w:basedOn w:val="VerbatimChar"/>
     <w:rPr>
+      <w:rFonts w:eastAsia="黑体"/>
       <w:color w:val="7d9029"/>
     </w:rPr>
   </w:style>
   <w:style w:type="character" w:customStyle="1" w:styleId="RegionMarkerTok">
     <w:name w:val="RegionMarkerTok"/>
     <w:basedOn w:val="VerbatimChar"/>
-    <w:rPr/>
+    <w:rPr>
+      <w:rFonts w:eastAsia="黑体"/>
+    </w:rPr>
   </w:style>
   <w:style w:type="character" w:customStyle="1" w:styleId="InformationTok">
     <w:name w:val="InformationTok"/>
     <w:basedOn w:val="VerbatimChar"/>
     <w:rPr>
+      <w:rFonts w:eastAsia="黑体"/>
       <w:b/>
       <w:i/>
       <w:color w:val="60a0b0"/>
@@ -14812,6 +15477,7 @@
     <w:name w:val="WarningTok"/>
     <w:basedOn w:val="VerbatimChar"/>
     <w:rPr>
+      <w:rFonts w:eastAsia="黑体"/>
       <w:b/>
       <w:i/>
       <w:color w:val="60a0b0"/>
@@ -14821,6 +15487,7 @@
     <w:name w:val="AlertTok"/>
     <w:basedOn w:val="VerbatimChar"/>
     <w:rPr>
+      <w:rFonts w:eastAsia="黑体"/>
       <w:b/>
       <w:color w:val="ff0000"/>
     </w:rPr>
@@ -14829,6 +15496,7 @@
     <w:name w:val="ErrorTok"/>
     <w:basedOn w:val="VerbatimChar"/>
     <w:rPr>
+      <w:rFonts w:eastAsia="黑体"/>
       <w:b/>
       <w:color w:val="ff0000"/>
     </w:rPr>
@@ -14836,7 +15504,9 @@
   <w:style w:type="character" w:customStyle="1" w:styleId="NormalTok">
     <w:name w:val="NormalTok"/>
     <w:basedOn w:val="VerbatimChar"/>
-    <w:rPr/>
+    <w:rPr>
+      <w:rFonts w:eastAsia="黑体"/>
+    </w:rPr>
   </w:style>
 </w:styles>
 </file>
@@ -14885,12 +15555,12 @@
     <a:fontScheme name="Office">
       <a:majorFont>
         <a:latin typeface="Calibri"/>
-        <a:ea typeface=""/>
+        <a:ea typeface="黑体"/>
         <a:cs typeface=""/>
         <a:font script="Jpan" typeface="ＭＳ ゴシック"/>
         <a:font script="Hang" typeface="맑은 고딕"/>
-        <a:font script="Hans" typeface="宋体"/>
-        <a:font script="Hant" typeface="新細明體"/>
+        <a:font script="Hans" typeface="黑体"/>
+        <a:font script="Hant" typeface="黑体"/>
         <a:font script="Arab" typeface="Times New Roman"/>
         <a:font script="Hebr" typeface="Times New Roman"/>
         <a:font script="Thai" typeface="Angsana New"/>
@@ -14920,12 +15590,12 @@
       </a:majorFont>
       <a:minorFont>
         <a:latin typeface="Cambria"/>
-        <a:ea typeface=""/>
+        <a:ea typeface="黑体"/>
         <a:cs typeface=""/>
         <a:font script="Jpan" typeface="ＭＳ 明朝"/>
         <a:font script="Hang" typeface="맑은 고딕"/>
-        <a:font script="Hans" typeface="宋体"/>
-        <a:font script="Hant" typeface="新細明體"/>
+        <a:font script="Hans" typeface="黑体"/>
+        <a:font script="Hant" typeface="黑体"/>
         <a:font script="Arab" typeface="Arial"/>
         <a:font script="Hebr" typeface="Arial"/>
         <a:font script="Thai" typeface="Cordia New"/>

--- a/01-电源电路/02-开关电源/PFC功率因数校正/无桥PFC电路/无桥PFC电路.docx
+++ b/01-电源电路/02-开关电源/PFC功率因数校正/无桥PFC电路/无桥PFC电路.docx
@@ -2484,7 +2484,7 @@
           <w:color w:val="555555"/>
           <w:sz w:val="21"/>
         </w:rPr>
-        <w:t>材料收集者：杜文杰，WX手机：19519196569，QQ:3478827729</w:t>
+        <w:t>材料收集者：杜文杰，微信/手机：19519196569，QQ:3478827729</w:t>
       </w:r>
     </w:p>
     <w:sectPr>
